--- a/پروپوزال ارش شاکرمی.docx
+++ b/پروپوزال ارش شاکرمی.docx
@@ -338,9 +338,9 @@
         <mc:AlternateContent>
           <mc:Choice Requires="wps">
             <w:drawing>
-              <wp:inline distT="0" distB="0" distL="0" distR="0" wp14:anchorId="1BDF99AD" wp14:editId="423B7FAD">
-                <wp:extent cx="6119495" cy="3648710"/>
-                <wp:effectExtent l="19050" t="19050" r="14605" b="27940"/>
+              <wp:inline distT="0" distB="0" distL="0" distR="0" wp14:anchorId="1BDF99AD" wp14:editId="06EE728D">
+                <wp:extent cx="6119495" cy="3756314"/>
+                <wp:effectExtent l="19050" t="19050" r="14605" b="15875"/>
                 <wp:docPr id="11" name="Rounded Rectangle 11"/>
                 <wp:cNvGraphicFramePr/>
                 <a:graphic xmlns:a="http://schemas.openxmlformats.org/drawingml/2006/main">
@@ -350,7 +350,7 @@
                       <wps:spPr>
                         <a:xfrm>
                           <a:off x="0" y="0"/>
-                          <a:ext cx="6119495" cy="3648710"/>
+                          <a:ext cx="6119495" cy="3756314"/>
                         </a:xfrm>
                         <a:prstGeom prst="roundRect">
                           <a:avLst>
@@ -451,11 +451,22 @@
                                 <w:rtl/>
                                 <w:lang w:bidi="fa-IR"/>
                               </w:rPr>
-                              <w:t xml:space="preserve"> طراحی برنامه ی امادگی جسمانی در زبان برنامه نویسی </w:t>
-                            </w:r>
-                            <w:r>
-                              <w:rPr>
-                                <w:rFonts w:cs="B Mitra"/>
+                              <w:t xml:space="preserve"> </w:t>
+                            </w:r>
+                            <w:r>
+                              <w:rPr>
+                                <w:rFonts w:cs="B Nazanin" w:hint="cs"/>
+                                <w:color w:val="000000" w:themeColor="text1"/>
+                                <w:sz w:val="28"/>
+                                <w:szCs w:val="28"/>
+                                <w:rtl/>
+                                <w:lang w:bidi="fa-IR"/>
+                              </w:rPr>
+                              <w:t xml:space="preserve">طراحی برنامه ی امادگی جسمانی در زبان برنامه نویسی </w:t>
+                            </w:r>
+                            <w:r>
+                              <w:rPr>
+                                <w:rFonts w:cs="B Nazanin"/>
                                 <w:color w:val="000000" w:themeColor="text1"/>
                                 <w:sz w:val="28"/>
                                 <w:szCs w:val="28"/>
@@ -472,10 +483,10 @@
                               <w:tblLook w:val="04A0" w:firstRow="1" w:lastRow="0" w:firstColumn="1" w:lastColumn="0" w:noHBand="0" w:noVBand="1"/>
                             </w:tblPr>
                             <w:tblGrid>
-                              <w:gridCol w:w="2137"/>
+                              <w:gridCol w:w="2136"/>
                               <w:gridCol w:w="2332"/>
-                              <w:gridCol w:w="2334"/>
-                              <w:gridCol w:w="2484"/>
+                              <w:gridCol w:w="2331"/>
+                              <w:gridCol w:w="2482"/>
                             </w:tblGrid>
                             <w:tr>
                               <w:trPr>
@@ -558,24 +569,24 @@
                                     <w:bidi/>
                                     <w:jc w:val="center"/>
                                     <w:rPr>
-                                      <w:rFonts w:cs="B Mitra"/>
+                                      <w:rFonts w:cs="B Nazanin" w:hint="cs"/>
                                       <w:color w:val="000000" w:themeColor="text1"/>
-                                      <w:sz w:val="28"/>
-                                      <w:szCs w:val="28"/>
+                                      <w:sz w:val="24"/>
+                                      <w:szCs w:val="24"/>
                                       <w:rtl/>
                                       <w:lang w:bidi="fa-IR"/>
                                     </w:rPr>
                                   </w:pPr>
                                   <w:r>
                                     <w:rPr>
-                                      <w:rFonts w:cs="B Mitra" w:hint="cs"/>
+                                      <w:rFonts w:cs="B Nazanin" w:hint="cs"/>
                                       <w:color w:val="000000" w:themeColor="text1"/>
-                                      <w:sz w:val="28"/>
-                                      <w:szCs w:val="28"/>
+                                      <w:sz w:val="24"/>
+                                      <w:szCs w:val="24"/>
                                       <w:rtl/>
                                       <w:lang w:bidi="fa-IR"/>
                                     </w:rPr>
-                                    <w:t>محمد حسین حقیقی</w:t>
+                                    <w:t>سینا هاشمی</w:t>
                                   </w:r>
                                 </w:p>
                               </w:tc>
@@ -595,24 +606,24 @@
                                     <w:bidi/>
                                     <w:jc w:val="center"/>
                                     <w:rPr>
-                                      <w:rFonts w:cs="B Mitra"/>
+                                      <w:rFonts w:cs="B Nazanin"/>
                                       <w:color w:val="000000" w:themeColor="text1"/>
-                                      <w:sz w:val="28"/>
-                                      <w:szCs w:val="28"/>
+                                      <w:sz w:val="24"/>
+                                      <w:szCs w:val="24"/>
                                       <w:rtl/>
                                       <w:lang w:bidi="fa-IR"/>
                                     </w:rPr>
                                   </w:pPr>
                                   <w:r>
                                     <w:rPr>
-                                      <w:rFonts w:cs="B Mitra" w:hint="cs"/>
+                                      <w:rFonts w:cs="B Nazanin" w:hint="cs"/>
                                       <w:color w:val="000000" w:themeColor="text1"/>
-                                      <w:sz w:val="28"/>
-                                      <w:szCs w:val="28"/>
+                                      <w:sz w:val="24"/>
+                                      <w:szCs w:val="24"/>
                                       <w:rtl/>
                                       <w:lang w:bidi="fa-IR"/>
                                     </w:rPr>
-                                    <w:t>سینا هاشمی</w:t>
+                                    <w:t>محمد حسین حقیقی</w:t>
                                   </w:r>
                                 </w:p>
                               </w:tc>
@@ -629,24 +640,68 @@
                                     <w:bidi/>
                                     <w:jc w:val="center"/>
                                     <w:rPr>
-                                      <w:rFonts w:cs="B Mitra"/>
+                                      <w:rFonts w:cs="B Nazanin"/>
                                       <w:color w:val="000000" w:themeColor="text1"/>
-                                      <w:sz w:val="28"/>
-                                      <w:szCs w:val="28"/>
+                                      <w:sz w:val="24"/>
+                                      <w:szCs w:val="24"/>
                                       <w:rtl/>
                                       <w:lang w:bidi="fa-IR"/>
                                     </w:rPr>
                                   </w:pPr>
                                   <w:r>
                                     <w:rPr>
-                                      <w:rFonts w:cs="B Mitra" w:hint="cs"/>
+                                      <w:rFonts w:cs="B Nazanin" w:hint="cs"/>
                                       <w:color w:val="000000" w:themeColor="text1"/>
-                                      <w:sz w:val="28"/>
-                                      <w:szCs w:val="28"/>
+                                      <w:sz w:val="24"/>
+                                      <w:szCs w:val="24"/>
                                       <w:rtl/>
                                       <w:lang w:bidi="fa-IR"/>
                                     </w:rPr>
-                                    <w:t>محمد حاج ابراهیمی</w:t>
+                                    <w:t xml:space="preserve">محمد </w:t>
+                                  </w:r>
+                                  <w:r>
+                                    <w:rPr>
+                                      <w:rFonts w:cs="B Nazanin" w:hint="cs"/>
+                                      <w:color w:val="000000" w:themeColor="text1"/>
+                                      <w:sz w:val="24"/>
+                                      <w:szCs w:val="24"/>
+                                      <w:rtl/>
+                                      <w:lang w:bidi="fa-IR"/>
+                                    </w:rPr>
+                                    <w:t xml:space="preserve">حسین </w:t>
+                                  </w:r>
+                                  <w:r>
+                                    <w:rPr>
+                                      <w:rFonts w:cs="B Nazanin" w:hint="cs"/>
+                                      <w:color w:val="000000" w:themeColor="text1"/>
+                                      <w:sz w:val="24"/>
+                                      <w:szCs w:val="24"/>
+                                      <w:rtl/>
+                                      <w:lang w:bidi="fa-IR"/>
+                                    </w:rPr>
+                                    <w:t>حاج</w:t>
+                                  </w:r>
+                                  <w:r>
+                                    <w:rPr>
+                                      <w:rFonts w:cs="B Nazanin" w:hint="cs"/>
+                                      <w:color w:val="000000" w:themeColor="text1"/>
+                                      <w:sz w:val="24"/>
+                                      <w:szCs w:val="24"/>
+                                      <w:rtl/>
+                                      <w:lang w:bidi="fa-IR"/>
+                                    </w:rPr>
+                                    <w:t>ی</w:t>
+                                  </w:r>
+                                  <w:r>
+                                    <w:rPr>
+                                      <w:rFonts w:cs="B Nazanin" w:hint="cs"/>
+                                      <w:color w:val="000000" w:themeColor="text1"/>
+                                      <w:sz w:val="24"/>
+                                      <w:szCs w:val="24"/>
+                                      <w:rtl/>
+                                      <w:lang w:bidi="fa-IR"/>
+                                    </w:rPr>
+                                    <w:t xml:space="preserve"> ابراهیمی</w:t>
                                   </w:r>
                                 </w:p>
                               </w:tc>
@@ -834,7 +889,7 @@
                                     <w:bidi/>
                                     <w:jc w:val="center"/>
                                     <w:rPr>
-                                      <w:rFonts w:cs="B Mitra"/>
+                                      <w:rFonts w:cs="B Nazanin"/>
                                       <w:color w:val="000000" w:themeColor="text1"/>
                                       <w:sz w:val="28"/>
                                       <w:szCs w:val="28"/>
@@ -844,7 +899,7 @@
                                   </w:pPr>
                                   <w:r>
                                     <w:rPr>
-                                      <w:rFonts w:cs="B Mitra" w:hint="cs"/>
+                                      <w:rFonts w:cs="B Nazanin" w:hint="cs"/>
                                       <w:color w:val="000000" w:themeColor="text1"/>
                                       <w:sz w:val="28"/>
                                       <w:szCs w:val="28"/>
@@ -901,7 +956,7 @@
                                     <w:bidi/>
                                     <w:jc w:val="center"/>
                                     <w:rPr>
-                                      <w:rFonts w:cs="B Mitra"/>
+                                      <w:rFonts w:cs="B Nazanin"/>
                                       <w:color w:val="000000" w:themeColor="text1"/>
                                       <w:sz w:val="28"/>
                                       <w:szCs w:val="28"/>
@@ -911,7 +966,7 @@
                                   </w:pPr>
                                   <w:r>
                                     <w:rPr>
-                                      <w:rFonts w:cs="B Mitra" w:hint="cs"/>
+                                      <w:rFonts w:cs="B Nazanin" w:hint="cs"/>
                                       <w:color w:val="000000" w:themeColor="text1"/>
                                       <w:sz w:val="28"/>
                                       <w:szCs w:val="28"/>
@@ -968,7 +1023,7 @@
                                     <w:bidi/>
                                     <w:jc w:val="center"/>
                                     <w:rPr>
-                                      <w:rFonts w:cs="B Mitra"/>
+                                      <w:rFonts w:cs="B Nazanin"/>
                                       <w:color w:val="000000" w:themeColor="text1"/>
                                       <w:sz w:val="28"/>
                                       <w:szCs w:val="28"/>
@@ -978,7 +1033,7 @@
                                   </w:pPr>
                                   <w:r>
                                     <w:rPr>
-                                      <w:rFonts w:cs="B Mitra" w:hint="cs"/>
+                                      <w:rFonts w:cs="B Nazanin" w:hint="cs"/>
                                       <w:color w:val="000000" w:themeColor="text1"/>
                                       <w:sz w:val="28"/>
                                       <w:szCs w:val="28"/>
@@ -1035,7 +1090,7 @@
                                     <w:bidi/>
                                     <w:jc w:val="center"/>
                                     <w:rPr>
-                                      <w:rFonts w:ascii="Times New Roman" w:hAnsi="Times New Roman" w:cs="Times New Roman"/>
+                                      <w:rFonts w:ascii="Times New Roman" w:hAnsi="Times New Roman" w:cs="B Nazanin"/>
                                       <w:color w:val="000000" w:themeColor="text1"/>
                                       <w:sz w:val="26"/>
                                       <w:szCs w:val="26"/>
@@ -1044,7 +1099,7 @@
                                   </w:pPr>
                                   <w:r>
                                     <w:rPr>
-                                      <w:rFonts w:ascii="Times New Roman" w:hAnsi="Times New Roman" w:cs="Times New Roman"/>
+                                      <w:rFonts w:ascii="Times New Roman" w:hAnsi="Times New Roman" w:cs="B Nazanin"/>
                                       <w:color w:val="000000" w:themeColor="text1"/>
                                       <w:sz w:val="26"/>
                                       <w:szCs w:val="26"/>
@@ -1083,7 +1138,7 @@
           </mc:Choice>
           <mc:Fallback>
             <w:pict>
-              <v:roundrect w14:anchorId="1BDF99AD" id="Rounded Rectangle 11" o:spid="_x0000_s1026" style="width:481.85pt;height:287.3pt;visibility:visible;mso-wrap-style:square;mso-left-percent:-10001;mso-top-percent:-10001;mso-position-horizontal:absolute;mso-position-horizontal-relative:char;mso-position-vertical:absolute;mso-position-vertical-relative:line;mso-left-percent:-10001;mso-top-percent:-10001;v-text-anchor:top" arcsize="3641f" o:gfxdata="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" fillcolor="#f2f2f2 [3052]" strokecolor="#1f4d78 [1604]" strokeweight="3pt">
+              <v:roundrect w14:anchorId="1BDF99AD" id="Rounded Rectangle 11" o:spid="_x0000_s1026" style="width:481.85pt;height:295.75pt;visibility:visible;mso-wrap-style:square;mso-left-percent:-10001;mso-top-percent:-10001;mso-position-horizontal:absolute;mso-position-horizontal-relative:char;mso-position-vertical:absolute;mso-position-vertical-relative:line;mso-left-percent:-10001;mso-top-percent:-10001;v-text-anchor:top" arcsize="3641f" o:gfxdata="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" fillcolor="#f2f2f2 [3052]" strokecolor="#1f4d78 [1604]" strokeweight="3pt">
                 <v:stroke joinstyle="miter"/>
                 <v:textbox inset="1mm,1mm,1mm,1mm">
                   <w:txbxContent>
@@ -1156,11 +1211,22 @@
                           <w:rtl/>
                           <w:lang w:bidi="fa-IR"/>
                         </w:rPr>
-                        <w:t xml:space="preserve"> طراحی برنامه ی امادگی جسمانی در زبان برنامه نویسی </w:t>
-                      </w:r>
-                      <w:r>
-                        <w:rPr>
-                          <w:rFonts w:cs="B Mitra"/>
+                        <w:t xml:space="preserve"> </w:t>
+                      </w:r>
+                      <w:r>
+                        <w:rPr>
+                          <w:rFonts w:cs="B Nazanin" w:hint="cs"/>
+                          <w:color w:val="000000" w:themeColor="text1"/>
+                          <w:sz w:val="28"/>
+                          <w:szCs w:val="28"/>
+                          <w:rtl/>
+                          <w:lang w:bidi="fa-IR"/>
+                        </w:rPr>
+                        <w:t xml:space="preserve">طراحی برنامه ی امادگی جسمانی در زبان برنامه نویسی </w:t>
+                      </w:r>
+                      <w:r>
+                        <w:rPr>
+                          <w:rFonts w:cs="B Nazanin"/>
                           <w:color w:val="000000" w:themeColor="text1"/>
                           <w:sz w:val="28"/>
                           <w:szCs w:val="28"/>
@@ -1177,10 +1243,10 @@
                         <w:tblLook w:val="04A0" w:firstRow="1" w:lastRow="0" w:firstColumn="1" w:lastColumn="0" w:noHBand="0" w:noVBand="1"/>
                       </w:tblPr>
                       <w:tblGrid>
-                        <w:gridCol w:w="2137"/>
+                        <w:gridCol w:w="2136"/>
                         <w:gridCol w:w="2332"/>
-                        <w:gridCol w:w="2334"/>
-                        <w:gridCol w:w="2484"/>
+                        <w:gridCol w:w="2331"/>
+                        <w:gridCol w:w="2482"/>
                       </w:tblGrid>
                       <w:tr>
                         <w:trPr>
@@ -1263,24 +1329,24 @@
                               <w:bidi/>
                               <w:jc w:val="center"/>
                               <w:rPr>
-                                <w:rFonts w:cs="B Mitra"/>
-                                <w:color w:val="000000" w:themeColor="text1"/>
-                                <w:sz w:val="28"/>
-                                <w:szCs w:val="28"/>
+                                <w:rFonts w:cs="B Nazanin" w:hint="cs"/>
+                                <w:color w:val="000000" w:themeColor="text1"/>
+                                <w:sz w:val="24"/>
+                                <w:szCs w:val="24"/>
                                 <w:rtl/>
                                 <w:lang w:bidi="fa-IR"/>
                               </w:rPr>
                             </w:pPr>
                             <w:r>
                               <w:rPr>
-                                <w:rFonts w:cs="B Mitra" w:hint="cs"/>
-                                <w:color w:val="000000" w:themeColor="text1"/>
-                                <w:sz w:val="28"/>
-                                <w:szCs w:val="28"/>
-                                <w:rtl/>
-                                <w:lang w:bidi="fa-IR"/>
-                              </w:rPr>
-                              <w:t>محمد حسین حقیقی</w:t>
+                                <w:rFonts w:cs="B Nazanin" w:hint="cs"/>
+                                <w:color w:val="000000" w:themeColor="text1"/>
+                                <w:sz w:val="24"/>
+                                <w:szCs w:val="24"/>
+                                <w:rtl/>
+                                <w:lang w:bidi="fa-IR"/>
+                              </w:rPr>
+                              <w:t>سینا هاشمی</w:t>
                             </w:r>
                           </w:p>
                         </w:tc>
@@ -1300,24 +1366,24 @@
                               <w:bidi/>
                               <w:jc w:val="center"/>
                               <w:rPr>
-                                <w:rFonts w:cs="B Mitra"/>
-                                <w:color w:val="000000" w:themeColor="text1"/>
-                                <w:sz w:val="28"/>
-                                <w:szCs w:val="28"/>
+                                <w:rFonts w:cs="B Nazanin"/>
+                                <w:color w:val="000000" w:themeColor="text1"/>
+                                <w:sz w:val="24"/>
+                                <w:szCs w:val="24"/>
                                 <w:rtl/>
                                 <w:lang w:bidi="fa-IR"/>
                               </w:rPr>
                             </w:pPr>
                             <w:r>
                               <w:rPr>
-                                <w:rFonts w:cs="B Mitra" w:hint="cs"/>
-                                <w:color w:val="000000" w:themeColor="text1"/>
-                                <w:sz w:val="28"/>
-                                <w:szCs w:val="28"/>
-                                <w:rtl/>
-                                <w:lang w:bidi="fa-IR"/>
-                              </w:rPr>
-                              <w:t>سینا هاشمی</w:t>
+                                <w:rFonts w:cs="B Nazanin" w:hint="cs"/>
+                                <w:color w:val="000000" w:themeColor="text1"/>
+                                <w:sz w:val="24"/>
+                                <w:szCs w:val="24"/>
+                                <w:rtl/>
+                                <w:lang w:bidi="fa-IR"/>
+                              </w:rPr>
+                              <w:t>محمد حسین حقیقی</w:t>
                             </w:r>
                           </w:p>
                         </w:tc>
@@ -1334,24 +1400,68 @@
                               <w:bidi/>
                               <w:jc w:val="center"/>
                               <w:rPr>
-                                <w:rFonts w:cs="B Mitra"/>
-                                <w:color w:val="000000" w:themeColor="text1"/>
-                                <w:sz w:val="28"/>
-                                <w:szCs w:val="28"/>
+                                <w:rFonts w:cs="B Nazanin"/>
+                                <w:color w:val="000000" w:themeColor="text1"/>
+                                <w:sz w:val="24"/>
+                                <w:szCs w:val="24"/>
                                 <w:rtl/>
                                 <w:lang w:bidi="fa-IR"/>
                               </w:rPr>
                             </w:pPr>
                             <w:r>
                               <w:rPr>
-                                <w:rFonts w:cs="B Mitra" w:hint="cs"/>
-                                <w:color w:val="000000" w:themeColor="text1"/>
-                                <w:sz w:val="28"/>
-                                <w:szCs w:val="28"/>
-                                <w:rtl/>
-                                <w:lang w:bidi="fa-IR"/>
-                              </w:rPr>
-                              <w:t>محمد حاج ابراهیمی</w:t>
+                                <w:rFonts w:cs="B Nazanin" w:hint="cs"/>
+                                <w:color w:val="000000" w:themeColor="text1"/>
+                                <w:sz w:val="24"/>
+                                <w:szCs w:val="24"/>
+                                <w:rtl/>
+                                <w:lang w:bidi="fa-IR"/>
+                              </w:rPr>
+                              <w:t xml:space="preserve">محمد </w:t>
+                            </w:r>
+                            <w:r>
+                              <w:rPr>
+                                <w:rFonts w:cs="B Nazanin" w:hint="cs"/>
+                                <w:color w:val="000000" w:themeColor="text1"/>
+                                <w:sz w:val="24"/>
+                                <w:szCs w:val="24"/>
+                                <w:rtl/>
+                                <w:lang w:bidi="fa-IR"/>
+                              </w:rPr>
+                              <w:t xml:space="preserve">حسین </w:t>
+                            </w:r>
+                            <w:r>
+                              <w:rPr>
+                                <w:rFonts w:cs="B Nazanin" w:hint="cs"/>
+                                <w:color w:val="000000" w:themeColor="text1"/>
+                                <w:sz w:val="24"/>
+                                <w:szCs w:val="24"/>
+                                <w:rtl/>
+                                <w:lang w:bidi="fa-IR"/>
+                              </w:rPr>
+                              <w:t>حاج</w:t>
+                            </w:r>
+                            <w:r>
+                              <w:rPr>
+                                <w:rFonts w:cs="B Nazanin" w:hint="cs"/>
+                                <w:color w:val="000000" w:themeColor="text1"/>
+                                <w:sz w:val="24"/>
+                                <w:szCs w:val="24"/>
+                                <w:rtl/>
+                                <w:lang w:bidi="fa-IR"/>
+                              </w:rPr>
+                              <w:t>ی</w:t>
+                            </w:r>
+                            <w:r>
+                              <w:rPr>
+                                <w:rFonts w:cs="B Nazanin" w:hint="cs"/>
+                                <w:color w:val="000000" w:themeColor="text1"/>
+                                <w:sz w:val="24"/>
+                                <w:szCs w:val="24"/>
+                                <w:rtl/>
+                                <w:lang w:bidi="fa-IR"/>
+                              </w:rPr>
+                              <w:t xml:space="preserve"> ابراهیمی</w:t>
                             </w:r>
                           </w:p>
                         </w:tc>
@@ -1539,7 +1649,7 @@
                               <w:bidi/>
                               <w:jc w:val="center"/>
                               <w:rPr>
-                                <w:rFonts w:cs="B Mitra"/>
+                                <w:rFonts w:cs="B Nazanin"/>
                                 <w:color w:val="000000" w:themeColor="text1"/>
                                 <w:sz w:val="28"/>
                                 <w:szCs w:val="28"/>
@@ -1549,7 +1659,7 @@
                             </w:pPr>
                             <w:r>
                               <w:rPr>
-                                <w:rFonts w:cs="B Mitra" w:hint="cs"/>
+                                <w:rFonts w:cs="B Nazanin" w:hint="cs"/>
                                 <w:color w:val="000000" w:themeColor="text1"/>
                                 <w:sz w:val="28"/>
                                 <w:szCs w:val="28"/>
@@ -1606,7 +1716,7 @@
                               <w:bidi/>
                               <w:jc w:val="center"/>
                               <w:rPr>
-                                <w:rFonts w:cs="B Mitra"/>
+                                <w:rFonts w:cs="B Nazanin"/>
                                 <w:color w:val="000000" w:themeColor="text1"/>
                                 <w:sz w:val="28"/>
                                 <w:szCs w:val="28"/>
@@ -1616,7 +1726,7 @@
                             </w:pPr>
                             <w:r>
                               <w:rPr>
-                                <w:rFonts w:cs="B Mitra" w:hint="cs"/>
+                                <w:rFonts w:cs="B Nazanin" w:hint="cs"/>
                                 <w:color w:val="000000" w:themeColor="text1"/>
                                 <w:sz w:val="28"/>
                                 <w:szCs w:val="28"/>
@@ -1673,7 +1783,7 @@
                               <w:bidi/>
                               <w:jc w:val="center"/>
                               <w:rPr>
-                                <w:rFonts w:cs="B Mitra"/>
+                                <w:rFonts w:cs="B Nazanin"/>
                                 <w:color w:val="000000" w:themeColor="text1"/>
                                 <w:sz w:val="28"/>
                                 <w:szCs w:val="28"/>
@@ -1683,7 +1793,7 @@
                             </w:pPr>
                             <w:r>
                               <w:rPr>
-                                <w:rFonts w:cs="B Mitra" w:hint="cs"/>
+                                <w:rFonts w:cs="B Nazanin" w:hint="cs"/>
                                 <w:color w:val="000000" w:themeColor="text1"/>
                                 <w:sz w:val="28"/>
                                 <w:szCs w:val="28"/>
@@ -1740,7 +1850,7 @@
                               <w:bidi/>
                               <w:jc w:val="center"/>
                               <w:rPr>
-                                <w:rFonts w:ascii="Times New Roman" w:hAnsi="Times New Roman" w:cs="Times New Roman"/>
+                                <w:rFonts w:ascii="Times New Roman" w:hAnsi="Times New Roman" w:cs="B Nazanin"/>
                                 <w:color w:val="000000" w:themeColor="text1"/>
                                 <w:sz w:val="26"/>
                                 <w:szCs w:val="26"/>
@@ -1749,7 +1859,7 @@
                             </w:pPr>
                             <w:r>
                               <w:rPr>
-                                <w:rFonts w:ascii="Times New Roman" w:hAnsi="Times New Roman" w:cs="Times New Roman"/>
+                                <w:rFonts w:ascii="Times New Roman" w:hAnsi="Times New Roman" w:cs="B Nazanin"/>
                                 <w:color w:val="000000" w:themeColor="text1"/>
                                 <w:sz w:val="26"/>
                                 <w:szCs w:val="26"/>
@@ -1972,7 +2082,7 @@
                 <w:lang w:val="fa-IR" w:bidi="fa-IR"/>
               </w:rPr>
               <w:drawing>
-                <wp:inline distT="0" distB="0" distL="0" distR="0" wp14:anchorId="15B84B63" wp14:editId="56E13BBB">
+                <wp:inline distT="0" distB="0" distL="0" distR="0" wp14:anchorId="15B84B63" wp14:editId="3BE3C44C">
                   <wp:extent cx="160020" cy="160020"/>
                   <wp:effectExtent l="0" t="0" r="0" b="0"/>
                   <wp:docPr id="2" name="Graphic 2" descr="Checkmark"/>
@@ -2714,6 +2824,19 @@
           <w:lang w:bidi="fa-IR"/>
         </w:rPr>
       </w:pPr>
+    </w:p>
+    <w:p>
+      <w:pPr>
+        <w:bidi/>
+        <w:spacing w:before="240"/>
+        <w:rPr>
+          <w:rFonts w:cs="B Mitra"/>
+          <w:sz w:val="28"/>
+          <w:szCs w:val="28"/>
+          <w:rtl/>
+          <w:lang w:bidi="fa-IR"/>
+        </w:rPr>
+      </w:pPr>
       <w:r>
         <w:rPr>
           <w:rFonts w:ascii="Dubai" w:hAnsi="Dubai" w:cs="Dubai"/>
@@ -2728,9 +2851,9 @@
         <mc:AlternateContent>
           <mc:Choice Requires="wps">
             <w:drawing>
-              <wp:inline distT="0" distB="0" distL="0" distR="0" wp14:anchorId="2354DC8C" wp14:editId="7D1A328B">
-                <wp:extent cx="5926455" cy="4011084"/>
-                <wp:effectExtent l="19050" t="19050" r="17145" b="27940"/>
+              <wp:inline distT="0" distB="0" distL="0" distR="0" wp14:anchorId="3E8B9637" wp14:editId="1208376B">
+                <wp:extent cx="5926455" cy="4199659"/>
+                <wp:effectExtent l="19050" t="19050" r="17145" b="10795"/>
                 <wp:docPr id="13" name="Rounded Rectangle 13"/>
                 <wp:cNvGraphicFramePr/>
                 <a:graphic xmlns:a="http://schemas.openxmlformats.org/drawingml/2006/main">
@@ -2740,7 +2863,7 @@
                       <wps:spPr>
                         <a:xfrm>
                           <a:off x="0" y="0"/>
-                          <a:ext cx="5926455" cy="4011084"/>
+                          <a:ext cx="5926455" cy="4199659"/>
                         </a:xfrm>
                         <a:prstGeom prst="roundRect">
                           <a:avLst>
@@ -2781,9 +2904,11 @@
                               <w:jc w:val="both"/>
                               <w:rPr>
                                 <w:rFonts w:cs="B Mitra"/>
-                                <w:color w:val="000000" w:themeColor="text1"/>
-                                <w:sz w:val="28"/>
-                                <w:szCs w:val="28"/>
+                                <w:b/>
+                                <w:bCs/>
+                                <w:color w:val="000000" w:themeColor="text1"/>
+                                <w:sz w:val="26"/>
+                                <w:szCs w:val="26"/>
                                 <w:rtl/>
                                 <w:lang w:bidi="fa-IR"/>
                               </w:rPr>
@@ -2864,120 +2989,7 @@
                                 <w:rtl/>
                                 <w:lang w:bidi="fa-IR"/>
                               </w:rPr>
-                              <w:t xml:space="preserve">: </w:t>
-                            </w:r>
-                            <w:r>
-                              <w:rPr>
-                                <w:rFonts w:cs="B Mitra" w:hint="cs"/>
-                                <w:color w:val="000000" w:themeColor="text1"/>
-                                <w:sz w:val="26"/>
-                                <w:szCs w:val="26"/>
-                                <w:rtl/>
-                                <w:lang w:bidi="fa-IR"/>
-                              </w:rPr>
-                              <w:t xml:space="preserve">در این پروژه قرار است یک </w:t>
-                            </w:r>
-                            <w:r>
-                              <w:rPr>
-                                <w:rFonts w:cs="B Mitra"/>
-                                <w:b/>
-                                <w:bCs/>
-                                <w:color w:val="000000" w:themeColor="text1"/>
-                                <w:sz w:val="26"/>
-                                <w:szCs w:val="26"/>
-                                <w:lang w:bidi="fa-IR"/>
-                              </w:rPr>
-                              <w:t>app</w:t>
-                            </w:r>
-                            <w:r>
-                              <w:rPr>
-                                <w:rFonts w:cs="B Mitra" w:hint="cs"/>
-                                <w:color w:val="000000" w:themeColor="text1"/>
-                                <w:sz w:val="26"/>
-                                <w:szCs w:val="26"/>
-                                <w:rtl/>
-                                <w:lang w:bidi="fa-IR"/>
-                              </w:rPr>
-                              <w:t xml:space="preserve"> برای آمادگی جسمانی و تغذیه مناسب در زبان برنامه نویسی</w:t>
-                            </w:r>
-                            <w:r>
-                              <w:rPr>
-                                <w:rFonts w:cs="B Mitra" w:hint="cs"/>
-                                <w:b/>
-                                <w:bCs/>
-                                <w:color w:val="000000" w:themeColor="text1"/>
-                                <w:sz w:val="26"/>
-                                <w:szCs w:val="26"/>
-                                <w:rtl/>
-                                <w:lang w:bidi="fa-IR"/>
-                              </w:rPr>
-                              <w:t xml:space="preserve"> </w:t>
-                            </w:r>
-                            <w:r>
-                              <w:rPr>
-                                <w:rFonts w:cs="B Mitra"/>
-                                <w:b/>
-                                <w:bCs/>
-                                <w:color w:val="000000" w:themeColor="text1"/>
-                                <w:sz w:val="26"/>
-                                <w:szCs w:val="26"/>
-                                <w:lang w:bidi="fa-IR"/>
-                              </w:rPr>
-                              <w:t>python</w:t>
-                            </w:r>
-                            <w:r>
-                              <w:rPr>
-                                <w:rFonts w:cs="B Mitra"/>
-                                <w:color w:val="000000" w:themeColor="text1"/>
-                                <w:sz w:val="26"/>
-                                <w:szCs w:val="26"/>
-                                <w:lang w:bidi="fa-IR"/>
-                              </w:rPr>
-                              <w:t xml:space="preserve"> </w:t>
-                            </w:r>
-                            <w:r>
-                              <w:rPr>
-                                <w:rFonts w:cs="B Mitra" w:hint="cs"/>
-                                <w:color w:val="000000" w:themeColor="text1"/>
-                                <w:sz w:val="26"/>
-                                <w:szCs w:val="26"/>
-                                <w:rtl/>
-                                <w:lang w:bidi="fa-IR"/>
-                              </w:rPr>
-                              <w:t xml:space="preserve"> طراحی شود . در این برنامه </w:t>
-                            </w:r>
-                            <w:r>
-                              <w:rPr>
-                                <w:rFonts w:cs="B Mitra" w:hint="cs"/>
-                                <w:color w:val="000000" w:themeColor="text1"/>
-                                <w:sz w:val="26"/>
-                                <w:szCs w:val="26"/>
-                                <w:rtl/>
-                                <w:lang w:bidi="fa-IR"/>
-                              </w:rPr>
-                              <w:t xml:space="preserve">کاربر میتواند یک برنامه ورزشی و تغذیه ای </w:t>
-                            </w:r>
-                            <w:r>
-                              <w:rPr>
-                                <w:rFonts w:cs="B Mitra" w:hint="cs"/>
-                                <w:color w:val="000000" w:themeColor="text1"/>
-                                <w:sz w:val="26"/>
-                                <w:szCs w:val="26"/>
-                                <w:rtl/>
-                                <w:lang w:bidi="fa-IR"/>
-                              </w:rPr>
-                              <w:t>مناسب با قد و وزن خود تعیین کند</w:t>
-                            </w:r>
-                            <w:r>
-                              <w:rPr>
-                                <w:rFonts w:cs="B Mitra" w:hint="cs"/>
-                                <w:color w:val="000000" w:themeColor="text1"/>
-                                <w:sz w:val="26"/>
-                                <w:szCs w:val="26"/>
-                                <w:rtl/>
-                                <w:lang w:bidi="fa-IR"/>
-                              </w:rPr>
-                              <w:t xml:space="preserve"> و هر روز را طبق برنامه تعیین شده سپری کند .</w:t>
+                              <w:t>:</w:t>
                             </w:r>
                           </w:p>
                           <w:p>
@@ -2988,16 +3000,105 @@
                               <w:bidi/>
                               <w:jc w:val="both"/>
                               <w:rPr>
-                                <w:rFonts w:cs="B Mitra"/>
-                                <w:b/>
-                                <w:bCs/>
-                                <w:color w:val="000000" w:themeColor="text1"/>
-                                <w:sz w:val="26"/>
-                                <w:szCs w:val="26"/>
+                                <w:rFonts w:cs="B Nazanin"/>
+                                <w:color w:val="000000" w:themeColor="text1"/>
+                                <w:sz w:val="32"/>
+                                <w:szCs w:val="32"/>
                                 <w:rtl/>
                                 <w:lang w:bidi="fa-IR"/>
                               </w:rPr>
                             </w:pPr>
+                            <w:r>
+                              <w:rPr>
+                                <w:rFonts w:cs="B Nazanin" w:hint="cs"/>
+                                <w:color w:val="000000" w:themeColor="text1"/>
+                                <w:sz w:val="28"/>
+                                <w:szCs w:val="28"/>
+                                <w:rtl/>
+                                <w:lang w:bidi="fa-IR"/>
+                              </w:rPr>
+                              <w:t xml:space="preserve">در این پروژه قرار است یک </w:t>
+                            </w:r>
+                            <w:r>
+                              <w:rPr>
+                                <w:rFonts w:cs="B Nazanin"/>
+                                <w:b/>
+                                <w:bCs/>
+                                <w:color w:val="000000" w:themeColor="text1"/>
+                                <w:sz w:val="28"/>
+                                <w:szCs w:val="28"/>
+                                <w:lang w:bidi="fa-IR"/>
+                              </w:rPr>
+                              <w:t>app</w:t>
+                            </w:r>
+                            <w:r>
+                              <w:rPr>
+                                <w:rFonts w:cs="B Nazanin" w:hint="cs"/>
+                                <w:color w:val="000000" w:themeColor="text1"/>
+                                <w:sz w:val="28"/>
+                                <w:szCs w:val="28"/>
+                                <w:rtl/>
+                                <w:lang w:bidi="fa-IR"/>
+                              </w:rPr>
+                              <w:t xml:space="preserve"> برای آمادگی جسمانی و تغذیه مناسب در زبان برنامه نویسی</w:t>
+                            </w:r>
+                            <w:r>
+                              <w:rPr>
+                                <w:rFonts w:cs="B Nazanin" w:hint="cs"/>
+                                <w:b/>
+                                <w:bCs/>
+                                <w:color w:val="000000" w:themeColor="text1"/>
+                                <w:sz w:val="28"/>
+                                <w:szCs w:val="28"/>
+                                <w:rtl/>
+                                <w:lang w:bidi="fa-IR"/>
+                              </w:rPr>
+                              <w:t xml:space="preserve"> </w:t>
+                            </w:r>
+                            <w:r>
+                              <w:rPr>
+                                <w:rFonts w:cs="B Nazanin"/>
+                                <w:b/>
+                                <w:bCs/>
+                                <w:color w:val="000000" w:themeColor="text1"/>
+                                <w:sz w:val="28"/>
+                                <w:szCs w:val="28"/>
+                                <w:lang w:bidi="fa-IR"/>
+                              </w:rPr>
+                              <w:t>python</w:t>
+                            </w:r>
+                            <w:r>
+                              <w:rPr>
+                                <w:rFonts w:cs="B Nazanin"/>
+                                <w:color w:val="000000" w:themeColor="text1"/>
+                                <w:sz w:val="28"/>
+                                <w:szCs w:val="28"/>
+                                <w:lang w:bidi="fa-IR"/>
+                              </w:rPr>
+                              <w:t xml:space="preserve"> </w:t>
+                            </w:r>
+                            <w:r>
+                              <w:rPr>
+                                <w:rFonts w:cs="B Nazanin" w:hint="cs"/>
+                                <w:color w:val="000000" w:themeColor="text1"/>
+                                <w:sz w:val="28"/>
+                                <w:szCs w:val="28"/>
+                                <w:rtl/>
+                                <w:lang w:bidi="fa-IR"/>
+                              </w:rPr>
+                              <w:t xml:space="preserve"> طراحی شود . در این برنامه کاربر میتواند یک برنامه ورزشی و تغذیه ای مناسب با قد و وزن خود تعیین کند و هر روز را طبق برنامه تعیین شده سپری کند </w:t>
+                            </w:r>
+                            <w:r>
+                              <w:rPr>
+                                <w:rFonts w:cs="B Nazanin" w:hint="cs"/>
+                                <w:color w:val="000000" w:themeColor="text1"/>
+                                <w:sz w:val="28"/>
+                                <w:szCs w:val="28"/>
+                                <w:rtl/>
+                                <w:lang w:bidi="fa-IR"/>
+                              </w:rPr>
+                              <w:t xml:space="preserve">همچنین کاربر میتواند با سیستم نموداری این برنامه تغییرات و پیشرفت های خود را برسی کند. </w:t>
+                            </w:r>
                           </w:p>
                           <w:p>
                             <w:pPr>
@@ -3091,7 +3192,7 @@
                               <w:bidi/>
                               <w:jc w:val="both"/>
                               <w:rPr>
-                                <w:rFonts w:cs="B Mitra"/>
+                                <w:rFonts w:cs="B Nazanin"/>
                                 <w:color w:val="000000" w:themeColor="text1"/>
                                 <w:sz w:val="28"/>
                                 <w:szCs w:val="28"/>
@@ -3101,14 +3202,58 @@
                             </w:pPr>
                             <w:r>
                               <w:rPr>
-                                <w:rFonts w:cs="B Mitra" w:hint="cs"/>
-                                <w:color w:val="000000" w:themeColor="text1"/>
-                                <w:sz w:val="28"/>
-                                <w:szCs w:val="28"/>
-                                <w:rtl/>
-                                <w:lang w:bidi="fa-IR"/>
-                              </w:rPr>
-                              <w:t>من میخواستم یک برنامه برای افرادی که زمان باشگاه رفتن ندارند و یا در موقعیتی مانند شیوع یک بیماری قرار دارند اما به ورزش علاقه مند هستند طراحی کنم تا این افراد بتوانند به راحتی در خانه خود ورزش کنند و بدن رو فرمی داشته باشند</w:t>
+                                <w:rFonts w:cs="B Nazanin" w:hint="cs"/>
+                                <w:color w:val="000000" w:themeColor="text1"/>
+                                <w:sz w:val="28"/>
+                                <w:szCs w:val="28"/>
+                                <w:rtl/>
+                                <w:lang w:bidi="fa-IR"/>
+                              </w:rPr>
+                              <w:t>من میخواستم یک برنامه برای افرادی که زمان باشگاه رفتن ندارند و یا در موقعیتی مانند شیوع یک بیماری قرار دارند اما به ورزش علاقه مند هستند طراحی کنم تا این افراد بتوانند به راحتی در خانه خود ورزش کنند و بدن</w:t>
+                            </w:r>
+                            <w:r>
+                              <w:rPr>
+                                <w:rFonts w:cs="B Nazanin" w:hint="cs"/>
+                                <w:color w:val="000000" w:themeColor="text1"/>
+                                <w:sz w:val="28"/>
+                                <w:szCs w:val="28"/>
+                                <w:rtl/>
+                                <w:lang w:bidi="fa-IR"/>
+                              </w:rPr>
+                              <w:t>ی</w:t>
+                            </w:r>
+                            <w:r>
+                              <w:rPr>
+                                <w:rFonts w:cs="B Nazanin" w:hint="cs"/>
+                                <w:color w:val="000000" w:themeColor="text1"/>
+                                <w:sz w:val="28"/>
+                                <w:szCs w:val="28"/>
+                                <w:rtl/>
+                                <w:lang w:bidi="fa-IR"/>
+                              </w:rPr>
+                              <w:t xml:space="preserve"> سالم</w:t>
+                            </w:r>
+                            <w:r>
+                              <w:rPr>
+                                <w:rFonts w:cs="B Nazanin" w:hint="cs"/>
+                                <w:color w:val="000000" w:themeColor="text1"/>
+                                <w:sz w:val="28"/>
+                                <w:szCs w:val="28"/>
+                                <w:rtl/>
+                                <w:lang w:bidi="fa-IR"/>
+                              </w:rPr>
+                              <w:t xml:space="preserve"> داشته باشن</w:t>
+                            </w:r>
+                            <w:r>
+                              <w:rPr>
+                                <w:rFonts w:cs="B Nazanin" w:hint="cs"/>
+                                <w:color w:val="000000" w:themeColor="text1"/>
+                                <w:sz w:val="28"/>
+                                <w:szCs w:val="28"/>
+                                <w:rtl/>
+                                <w:lang w:bidi="fa-IR"/>
+                              </w:rPr>
+                              <w:t>د و بدون نیاز به مربی یک برنامه غذایی و ورزشی کامل به انها داده شود.</w:t>
                             </w:r>
                           </w:p>
                           <w:p>
@@ -3141,27 +3286,34 @@
                                 <w:rtl/>
                                 <w:lang w:bidi="fa-IR"/>
                               </w:rPr>
-                              <w:t>واژگان کلیدی</w:t>
-                            </w:r>
-                            <w:r>
-                              <w:rPr>
-                                <w:rFonts w:cs="B Mitra" w:hint="cs"/>
-                                <w:b/>
-                                <w:bCs/>
-                                <w:color w:val="000000" w:themeColor="text1"/>
-                                <w:sz w:val="26"/>
-                                <w:szCs w:val="26"/>
-                                <w:rtl/>
-                                <w:lang w:bidi="fa-IR"/>
-                              </w:rPr>
-                              <w:t xml:space="preserve">: </w:t>
-                            </w:r>
-                            <w:r>
-                              <w:rPr>
-                                <w:rFonts w:cs="B Mitra" w:hint="cs"/>
-                                <w:color w:val="000000" w:themeColor="text1"/>
-                                <w:sz w:val="28"/>
-                                <w:szCs w:val="28"/>
+                              <w:t>واژگان کلیدی:</w:t>
+                            </w:r>
+                          </w:p>
+                          <w:p>
+                            <w:pPr>
+                              <w:tabs>
+                                <w:tab w:val="right" w:leader="dot" w:pos="8810"/>
+                              </w:tabs>
+                              <w:spacing w:before="360"/>
+                              <w:jc w:val="both"/>
+                              <w:rPr>
+                                <w:rFonts w:cs="B Nazanin" w:hint="cs"/>
+                                <w:b/>
+                                <w:bCs/>
+                                <w:color w:val="000000" w:themeColor="text1"/>
+                                <w:sz w:val="26"/>
+                                <w:szCs w:val="26"/>
+                                <w:lang w:bidi="fa-IR"/>
+                              </w:rPr>
+                            </w:pPr>
+                            <w:r>
+                              <w:rPr>
+                                <w:rFonts w:cs="B Nazanin" w:hint="cs"/>
+                                <w:b/>
+                                <w:bCs/>
+                                <w:color w:val="000000" w:themeColor="text1"/>
+                                <w:sz w:val="26"/>
+                                <w:szCs w:val="26"/>
                                 <w:rtl/>
                                 <w:lang w:bidi="fa-IR"/>
                               </w:rPr>
@@ -3169,111 +3321,77 @@
                             </w:r>
                             <w:r>
                               <w:rPr>
-                                <w:rFonts w:cs="B Mitra"/>
-                                <w:color w:val="000000" w:themeColor="text1"/>
-                                <w:sz w:val="28"/>
-                                <w:szCs w:val="28"/>
-                                <w:lang w:bidi="fa-IR"/>
-                              </w:rPr>
-                              <w:t xml:space="preserve">app  </w:t>
-                            </w:r>
-                            <w:r>
-                              <w:rPr>
-                                <w:rFonts w:cs="Cambria" w:hint="cs"/>
-                                <w:color w:val="000000" w:themeColor="text1"/>
-                                <w:sz w:val="28"/>
-                                <w:szCs w:val="28"/>
-                                <w:rtl/>
-                                <w:lang w:bidi="fa-IR"/>
-                              </w:rPr>
-                              <w:t>#</w:t>
-                            </w:r>
-                            <w:r>
-                              <w:rPr>
-                                <w:rFonts w:cs="B Mitra" w:hint="cs"/>
-                                <w:color w:val="000000" w:themeColor="text1"/>
-                                <w:sz w:val="28"/>
-                                <w:szCs w:val="28"/>
-                                <w:rtl/>
-                                <w:lang w:bidi="fa-IR"/>
-                              </w:rPr>
-                              <w:t xml:space="preserve"> ,</w:t>
-                            </w:r>
-                            <w:r>
-                              <w:rPr>
-                                <w:rFonts w:cs="B Mitra"/>
-                                <w:color w:val="000000" w:themeColor="text1"/>
-                                <w:sz w:val="28"/>
-                                <w:szCs w:val="28"/>
-                                <w:lang w:bidi="fa-IR"/>
-                              </w:rPr>
-                              <w:t xml:space="preserve">python </w:t>
-                            </w:r>
-                            <w:r>
-                              <w:rPr>
-                                <w:rFonts w:cs="Cambria" w:hint="cs"/>
-                                <w:color w:val="000000" w:themeColor="text1"/>
-                                <w:sz w:val="28"/>
-                                <w:szCs w:val="28"/>
-                                <w:rtl/>
-                                <w:lang w:bidi="fa-IR"/>
-                              </w:rPr>
-                              <w:t>#</w:t>
-                            </w:r>
-                            <w:r>
-                              <w:rPr>
-                                <w:rFonts w:cs="B Mitra" w:hint="cs"/>
-                                <w:color w:val="000000" w:themeColor="text1"/>
-                                <w:sz w:val="28"/>
-                                <w:szCs w:val="28"/>
-                                <w:rtl/>
-                                <w:lang w:bidi="fa-IR"/>
-                              </w:rPr>
-                              <w:t xml:space="preserve"> , </w:t>
-                            </w:r>
-                            <w:r>
-                              <w:rPr>
-                                <w:rFonts w:cs="Cambria" w:hint="cs"/>
-                                <w:color w:val="000000" w:themeColor="text1"/>
-                                <w:sz w:val="28"/>
-                                <w:szCs w:val="28"/>
-                                <w:rtl/>
-                                <w:lang w:bidi="fa-IR"/>
-                              </w:rPr>
-                              <w:t>#</w:t>
-                            </w:r>
-                            <w:r>
-                              <w:rPr>
-                                <w:rFonts w:cs="B Mitra" w:hint="cs"/>
-                                <w:color w:val="000000" w:themeColor="text1"/>
-                                <w:sz w:val="28"/>
-                                <w:szCs w:val="28"/>
-                                <w:rtl/>
-                                <w:lang w:bidi="fa-IR"/>
-                              </w:rPr>
-                              <w:t xml:space="preserve"> امادگی جسمانی  , </w:t>
-                            </w:r>
-                            <w:r>
-                              <w:rPr>
-                                <w:rFonts w:cs="Cambria" w:hint="cs"/>
-                                <w:color w:val="000000" w:themeColor="text1"/>
-                                <w:sz w:val="28"/>
-                                <w:szCs w:val="28"/>
-                                <w:rtl/>
-                                <w:lang w:bidi="fa-IR"/>
-                              </w:rPr>
-                              <w:t>#</w:t>
-                            </w:r>
-                            <w:r>
-                              <w:rPr>
-                                <w:rFonts w:cs="B Mitra" w:hint="cs"/>
-                                <w:color w:val="000000" w:themeColor="text1"/>
-                                <w:sz w:val="28"/>
-                                <w:szCs w:val="28"/>
-                                <w:rtl/>
-                                <w:lang w:bidi="fa-IR"/>
-                              </w:rPr>
-                              <w:t xml:space="preserve">تغذیه مناسب </w:t>
+                                <w:rFonts w:cs="B Nazanin" w:hint="cs"/>
+                                <w:color w:val="000000" w:themeColor="text1"/>
+                                <w:sz w:val="28"/>
+                                <w:szCs w:val="28"/>
+                                <w:rtl/>
+                                <w:lang w:bidi="fa-IR"/>
+                              </w:rPr>
+                              <w:t xml:space="preserve"> </w:t>
+                            </w:r>
+                            <w:r>
+                              <w:rPr>
+                                <w:rFonts w:cs="B Nazanin"/>
+                                <w:color w:val="000000" w:themeColor="text1"/>
+                                <w:sz w:val="28"/>
+                                <w:szCs w:val="28"/>
+                                <w:lang w:bidi="fa-IR"/>
+                              </w:rPr>
+                              <w:t>#app_#python_#</w:t>
+                            </w:r>
+                            <w:r>
+                              <w:rPr>
+                                <w:rFonts w:cs="B Nazanin" w:hint="cs"/>
+                                <w:color w:val="000000" w:themeColor="text1"/>
+                                <w:sz w:val="28"/>
+                                <w:szCs w:val="28"/>
+                                <w:rtl/>
+                                <w:lang w:bidi="fa-IR"/>
+                              </w:rPr>
+                              <w:t>آمادگی جسمانی</w:t>
+                            </w:r>
+                            <w:r>
+                              <w:rPr>
+                                <w:rFonts w:cs="B Nazanin"/>
+                                <w:color w:val="000000" w:themeColor="text1"/>
+                                <w:sz w:val="28"/>
+                                <w:szCs w:val="28"/>
+                                <w:lang w:bidi="fa-IR"/>
+                              </w:rPr>
+                              <w:t>_#</w:t>
+                            </w:r>
+                            <w:r>
+                              <w:rPr>
+                                <w:rFonts w:cs="B Nazanin" w:hint="cs"/>
+                                <w:color w:val="000000" w:themeColor="text1"/>
+                                <w:sz w:val="28"/>
+                                <w:szCs w:val="28"/>
+                                <w:rtl/>
+                                <w:lang w:bidi="fa-IR"/>
+                              </w:rPr>
+                              <w:t>تغذیه</w:t>
+                            </w:r>
+                            <w:r>
+                              <w:rPr>
+                                <w:rFonts w:cs="B Nazanin"/>
+                                <w:color w:val="000000" w:themeColor="text1"/>
+                                <w:sz w:val="28"/>
+                                <w:szCs w:val="28"/>
+                                <w:lang w:bidi="fa-IR"/>
+                              </w:rPr>
+                              <w:t>_#</w:t>
+                            </w:r>
+                            <w:r>
+                              <w:rPr>
+                                <w:rFonts w:cs="B Nazanin" w:hint="cs"/>
+                                <w:color w:val="000000" w:themeColor="text1"/>
+                                <w:sz w:val="28"/>
+                                <w:szCs w:val="28"/>
+                                <w:rtl/>
+                                <w:lang w:bidi="fa-IR"/>
+                              </w:rPr>
+                              <w:t>ورزش</w:t>
                             </w:r>
                           </w:p>
                           <w:p>
@@ -3300,7 +3418,7 @@
           </mc:Choice>
           <mc:Fallback>
             <w:pict>
-              <v:roundrect w14:anchorId="2354DC8C" id="Rounded Rectangle 13" o:spid="_x0000_s1027" style="width:466.65pt;height:315.85pt;visibility:visible;mso-wrap-style:square;mso-left-percent:-10001;mso-top-percent:-10001;mso-position-horizontal:absolute;mso-position-horizontal-relative:char;mso-position-vertical:absolute;mso-position-vertical-relative:line;mso-left-percent:-10001;mso-top-percent:-10001;v-text-anchor:top" arcsize="3489f" o:gfxdata="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" fillcolor="#f2f2f2 [3052]" strokecolor="#1f4d78 [1604]" strokeweight="3pt">
+              <v:roundrect w14:anchorId="3E8B9637" id="Rounded Rectangle 13" o:spid="_x0000_s1027" style="width:466.65pt;height:330.7pt;visibility:visible;mso-wrap-style:square;mso-left-percent:-10001;mso-top-percent:-10001;mso-position-horizontal:absolute;mso-position-horizontal-relative:char;mso-position-vertical:absolute;mso-position-vertical-relative:line;mso-left-percent:-10001;mso-top-percent:-10001;v-text-anchor:top" arcsize="3489f" o:gfxdata="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" fillcolor="#f2f2f2 [3052]" strokecolor="#1f4d78 [1604]" strokeweight="3pt">
                 <v:stroke joinstyle="miter"/>
                 <v:textbox inset="1mm,1mm,1mm,1mm">
                   <w:txbxContent>
@@ -3313,9 +3431,11 @@
                         <w:jc w:val="both"/>
                         <w:rPr>
                           <w:rFonts w:cs="B Mitra"/>
-                          <w:color w:val="000000" w:themeColor="text1"/>
-                          <w:sz w:val="28"/>
-                          <w:szCs w:val="28"/>
+                          <w:b/>
+                          <w:bCs/>
+                          <w:color w:val="000000" w:themeColor="text1"/>
+                          <w:sz w:val="26"/>
+                          <w:szCs w:val="26"/>
                           <w:rtl/>
                           <w:lang w:bidi="fa-IR"/>
                         </w:rPr>
@@ -3396,120 +3516,7 @@
                           <w:rtl/>
                           <w:lang w:bidi="fa-IR"/>
                         </w:rPr>
-                        <w:t xml:space="preserve">: </w:t>
-                      </w:r>
-                      <w:r>
-                        <w:rPr>
-                          <w:rFonts w:cs="B Mitra" w:hint="cs"/>
-                          <w:color w:val="000000" w:themeColor="text1"/>
-                          <w:sz w:val="26"/>
-                          <w:szCs w:val="26"/>
-                          <w:rtl/>
-                          <w:lang w:bidi="fa-IR"/>
-                        </w:rPr>
-                        <w:t xml:space="preserve">در این پروژه قرار است یک </w:t>
-                      </w:r>
-                      <w:r>
-                        <w:rPr>
-                          <w:rFonts w:cs="B Mitra"/>
-                          <w:b/>
-                          <w:bCs/>
-                          <w:color w:val="000000" w:themeColor="text1"/>
-                          <w:sz w:val="26"/>
-                          <w:szCs w:val="26"/>
-                          <w:lang w:bidi="fa-IR"/>
-                        </w:rPr>
-                        <w:t>app</w:t>
-                      </w:r>
-                      <w:r>
-                        <w:rPr>
-                          <w:rFonts w:cs="B Mitra" w:hint="cs"/>
-                          <w:color w:val="000000" w:themeColor="text1"/>
-                          <w:sz w:val="26"/>
-                          <w:szCs w:val="26"/>
-                          <w:rtl/>
-                          <w:lang w:bidi="fa-IR"/>
-                        </w:rPr>
-                        <w:t xml:space="preserve"> برای آمادگی جسمانی و تغذیه مناسب در زبان برنامه نویسی</w:t>
-                      </w:r>
-                      <w:r>
-                        <w:rPr>
-                          <w:rFonts w:cs="B Mitra" w:hint="cs"/>
-                          <w:b/>
-                          <w:bCs/>
-                          <w:color w:val="000000" w:themeColor="text1"/>
-                          <w:sz w:val="26"/>
-                          <w:szCs w:val="26"/>
-                          <w:rtl/>
-                          <w:lang w:bidi="fa-IR"/>
-                        </w:rPr>
-                        <w:t xml:space="preserve"> </w:t>
-                      </w:r>
-                      <w:r>
-                        <w:rPr>
-                          <w:rFonts w:cs="B Mitra"/>
-                          <w:b/>
-                          <w:bCs/>
-                          <w:color w:val="000000" w:themeColor="text1"/>
-                          <w:sz w:val="26"/>
-                          <w:szCs w:val="26"/>
-                          <w:lang w:bidi="fa-IR"/>
-                        </w:rPr>
-                        <w:t>python</w:t>
-                      </w:r>
-                      <w:r>
-                        <w:rPr>
-                          <w:rFonts w:cs="B Mitra"/>
-                          <w:color w:val="000000" w:themeColor="text1"/>
-                          <w:sz w:val="26"/>
-                          <w:szCs w:val="26"/>
-                          <w:lang w:bidi="fa-IR"/>
-                        </w:rPr>
-                        <w:t xml:space="preserve"> </w:t>
-                      </w:r>
-                      <w:r>
-                        <w:rPr>
-                          <w:rFonts w:cs="B Mitra" w:hint="cs"/>
-                          <w:color w:val="000000" w:themeColor="text1"/>
-                          <w:sz w:val="26"/>
-                          <w:szCs w:val="26"/>
-                          <w:rtl/>
-                          <w:lang w:bidi="fa-IR"/>
-                        </w:rPr>
-                        <w:t xml:space="preserve"> طراحی شود . در این برنامه </w:t>
-                      </w:r>
-                      <w:r>
-                        <w:rPr>
-                          <w:rFonts w:cs="B Mitra" w:hint="cs"/>
-                          <w:color w:val="000000" w:themeColor="text1"/>
-                          <w:sz w:val="26"/>
-                          <w:szCs w:val="26"/>
-                          <w:rtl/>
-                          <w:lang w:bidi="fa-IR"/>
-                        </w:rPr>
-                        <w:t xml:space="preserve">کاربر میتواند یک برنامه ورزشی و تغذیه ای </w:t>
-                      </w:r>
-                      <w:r>
-                        <w:rPr>
-                          <w:rFonts w:cs="B Mitra" w:hint="cs"/>
-                          <w:color w:val="000000" w:themeColor="text1"/>
-                          <w:sz w:val="26"/>
-                          <w:szCs w:val="26"/>
-                          <w:rtl/>
-                          <w:lang w:bidi="fa-IR"/>
-                        </w:rPr>
-                        <w:t>مناسب با قد و وزن خود تعیین کند</w:t>
-                      </w:r>
-                      <w:r>
-                        <w:rPr>
-                          <w:rFonts w:cs="B Mitra" w:hint="cs"/>
-                          <w:color w:val="000000" w:themeColor="text1"/>
-                          <w:sz w:val="26"/>
-                          <w:szCs w:val="26"/>
-                          <w:rtl/>
-                          <w:lang w:bidi="fa-IR"/>
-                        </w:rPr>
-                        <w:t xml:space="preserve"> و هر روز را طبق برنامه تعیین شده سپری کند .</w:t>
+                        <w:t>:</w:t>
                       </w:r>
                     </w:p>
                     <w:p>
@@ -3520,16 +3527,105 @@
                         <w:bidi/>
                         <w:jc w:val="both"/>
                         <w:rPr>
-                          <w:rFonts w:cs="B Mitra"/>
+                          <w:rFonts w:cs="B Nazanin"/>
+                          <w:color w:val="000000" w:themeColor="text1"/>
+                          <w:sz w:val="32"/>
+                          <w:szCs w:val="32"/>
+                          <w:rtl/>
+                          <w:lang w:bidi="fa-IR"/>
+                        </w:rPr>
+                      </w:pPr>
+                      <w:r>
+                        <w:rPr>
+                          <w:rFonts w:cs="B Nazanin" w:hint="cs"/>
+                          <w:color w:val="000000" w:themeColor="text1"/>
+                          <w:sz w:val="28"/>
+                          <w:szCs w:val="28"/>
+                          <w:rtl/>
+                          <w:lang w:bidi="fa-IR"/>
+                        </w:rPr>
+                        <w:t xml:space="preserve">در این پروژه قرار است یک </w:t>
+                      </w:r>
+                      <w:r>
+                        <w:rPr>
+                          <w:rFonts w:cs="B Nazanin"/>
                           <w:b/>
                           <w:bCs/>
                           <w:color w:val="000000" w:themeColor="text1"/>
-                          <w:sz w:val="26"/>
-                          <w:szCs w:val="26"/>
-                          <w:rtl/>
-                          <w:lang w:bidi="fa-IR"/>
-                        </w:rPr>
-                      </w:pPr>
+                          <w:sz w:val="28"/>
+                          <w:szCs w:val="28"/>
+                          <w:lang w:bidi="fa-IR"/>
+                        </w:rPr>
+                        <w:t>app</w:t>
+                      </w:r>
+                      <w:r>
+                        <w:rPr>
+                          <w:rFonts w:cs="B Nazanin" w:hint="cs"/>
+                          <w:color w:val="000000" w:themeColor="text1"/>
+                          <w:sz w:val="28"/>
+                          <w:szCs w:val="28"/>
+                          <w:rtl/>
+                          <w:lang w:bidi="fa-IR"/>
+                        </w:rPr>
+                        <w:t xml:space="preserve"> برای آمادگی جسمانی و تغذیه مناسب در زبان برنامه نویسی</w:t>
+                      </w:r>
+                      <w:r>
+                        <w:rPr>
+                          <w:rFonts w:cs="B Nazanin" w:hint="cs"/>
+                          <w:b/>
+                          <w:bCs/>
+                          <w:color w:val="000000" w:themeColor="text1"/>
+                          <w:sz w:val="28"/>
+                          <w:szCs w:val="28"/>
+                          <w:rtl/>
+                          <w:lang w:bidi="fa-IR"/>
+                        </w:rPr>
+                        <w:t xml:space="preserve"> </w:t>
+                      </w:r>
+                      <w:r>
+                        <w:rPr>
+                          <w:rFonts w:cs="B Nazanin"/>
+                          <w:b/>
+                          <w:bCs/>
+                          <w:color w:val="000000" w:themeColor="text1"/>
+                          <w:sz w:val="28"/>
+                          <w:szCs w:val="28"/>
+                          <w:lang w:bidi="fa-IR"/>
+                        </w:rPr>
+                        <w:t>python</w:t>
+                      </w:r>
+                      <w:r>
+                        <w:rPr>
+                          <w:rFonts w:cs="B Nazanin"/>
+                          <w:color w:val="000000" w:themeColor="text1"/>
+                          <w:sz w:val="28"/>
+                          <w:szCs w:val="28"/>
+                          <w:lang w:bidi="fa-IR"/>
+                        </w:rPr>
+                        <w:t xml:space="preserve"> </w:t>
+                      </w:r>
+                      <w:r>
+                        <w:rPr>
+                          <w:rFonts w:cs="B Nazanin" w:hint="cs"/>
+                          <w:color w:val="000000" w:themeColor="text1"/>
+                          <w:sz w:val="28"/>
+                          <w:szCs w:val="28"/>
+                          <w:rtl/>
+                          <w:lang w:bidi="fa-IR"/>
+                        </w:rPr>
+                        <w:t xml:space="preserve"> طراحی شود . در این برنامه کاربر میتواند یک برنامه ورزشی و تغذیه ای مناسب با قد و وزن خود تعیین کند و هر روز را طبق برنامه تعیین شده سپری کند </w:t>
+                      </w:r>
+                      <w:r>
+                        <w:rPr>
+                          <w:rFonts w:cs="B Nazanin" w:hint="cs"/>
+                          <w:color w:val="000000" w:themeColor="text1"/>
+                          <w:sz w:val="28"/>
+                          <w:szCs w:val="28"/>
+                          <w:rtl/>
+                          <w:lang w:bidi="fa-IR"/>
+                        </w:rPr>
+                        <w:t xml:space="preserve">همچنین کاربر میتواند با سیستم نموداری این برنامه تغییرات و پیشرفت های خود را برسی کند. </w:t>
+                      </w:r>
                     </w:p>
                     <w:p>
                       <w:pPr>
@@ -3623,7 +3719,7 @@
                         <w:bidi/>
                         <w:jc w:val="both"/>
                         <w:rPr>
-                          <w:rFonts w:cs="B Mitra"/>
+                          <w:rFonts w:cs="B Nazanin"/>
                           <w:color w:val="000000" w:themeColor="text1"/>
                           <w:sz w:val="28"/>
                           <w:szCs w:val="28"/>
@@ -3633,14 +3729,58 @@
                       </w:pPr>
                       <w:r>
                         <w:rPr>
-                          <w:rFonts w:cs="B Mitra" w:hint="cs"/>
+                          <w:rFonts w:cs="B Nazanin" w:hint="cs"/>
                           <w:color w:val="000000" w:themeColor="text1"/>
                           <w:sz w:val="28"/>
                           <w:szCs w:val="28"/>
                           <w:rtl/>
                           <w:lang w:bidi="fa-IR"/>
                         </w:rPr>
-                        <w:t>من میخواستم یک برنامه برای افرادی که زمان باشگاه رفتن ندارند و یا در موقعیتی مانند شیوع یک بیماری قرار دارند اما به ورزش علاقه مند هستند طراحی کنم تا این افراد بتوانند به راحتی در خانه خود ورزش کنند و بدن رو فرمی داشته باشند</w:t>
+                        <w:t>من میخواستم یک برنامه برای افرادی که زمان باشگاه رفتن ندارند و یا در موقعیتی مانند شیوع یک بیماری قرار دارند اما به ورزش علاقه مند هستند طراحی کنم تا این افراد بتوانند به راحتی در خانه خود ورزش کنند و بدن</w:t>
+                      </w:r>
+                      <w:r>
+                        <w:rPr>
+                          <w:rFonts w:cs="B Nazanin" w:hint="cs"/>
+                          <w:color w:val="000000" w:themeColor="text1"/>
+                          <w:sz w:val="28"/>
+                          <w:szCs w:val="28"/>
+                          <w:rtl/>
+                          <w:lang w:bidi="fa-IR"/>
+                        </w:rPr>
+                        <w:t>ی</w:t>
+                      </w:r>
+                      <w:r>
+                        <w:rPr>
+                          <w:rFonts w:cs="B Nazanin" w:hint="cs"/>
+                          <w:color w:val="000000" w:themeColor="text1"/>
+                          <w:sz w:val="28"/>
+                          <w:szCs w:val="28"/>
+                          <w:rtl/>
+                          <w:lang w:bidi="fa-IR"/>
+                        </w:rPr>
+                        <w:t xml:space="preserve"> سالم</w:t>
+                      </w:r>
+                      <w:r>
+                        <w:rPr>
+                          <w:rFonts w:cs="B Nazanin" w:hint="cs"/>
+                          <w:color w:val="000000" w:themeColor="text1"/>
+                          <w:sz w:val="28"/>
+                          <w:szCs w:val="28"/>
+                          <w:rtl/>
+                          <w:lang w:bidi="fa-IR"/>
+                        </w:rPr>
+                        <w:t xml:space="preserve"> داشته باشن</w:t>
+                      </w:r>
+                      <w:r>
+                        <w:rPr>
+                          <w:rFonts w:cs="B Nazanin" w:hint="cs"/>
+                          <w:color w:val="000000" w:themeColor="text1"/>
+                          <w:sz w:val="28"/>
+                          <w:szCs w:val="28"/>
+                          <w:rtl/>
+                          <w:lang w:bidi="fa-IR"/>
+                        </w:rPr>
+                        <w:t>د و بدون نیاز به مربی یک برنامه غذایی و ورزشی کامل به انها داده شود.</w:t>
                       </w:r>
                     </w:p>
                     <w:p>
@@ -3673,24 +3813,42 @@
                           <w:rtl/>
                           <w:lang w:bidi="fa-IR"/>
                         </w:rPr>
-                        <w:t>واژگان کلیدی</w:t>
-                      </w:r>
-                      <w:r>
-                        <w:rPr>
-                          <w:rFonts w:cs="B Mitra" w:hint="cs"/>
+                        <w:t>واژگان کلیدی:</w:t>
+                      </w:r>
+                    </w:p>
+                    <w:p>
+                      <w:pPr>
+                        <w:tabs>
+                          <w:tab w:val="right" w:leader="dot" w:pos="8810"/>
+                        </w:tabs>
+                        <w:spacing w:before="360"/>
+                        <w:jc w:val="both"/>
+                        <w:rPr>
+                          <w:rFonts w:cs="B Nazanin" w:hint="cs"/>
                           <w:b/>
                           <w:bCs/>
                           <w:color w:val="000000" w:themeColor="text1"/>
                           <w:sz w:val="26"/>
                           <w:szCs w:val="26"/>
-                          <w:rtl/>
-                          <w:lang w:bidi="fa-IR"/>
-                        </w:rPr>
-                        <w:t xml:space="preserve">: </w:t>
-                      </w:r>
-                      <w:r>
-                        <w:rPr>
-                          <w:rFonts w:cs="B Mitra" w:hint="cs"/>
+                          <w:lang w:bidi="fa-IR"/>
+                        </w:rPr>
+                      </w:pPr>
+                      <w:r>
+                        <w:rPr>
+                          <w:rFonts w:cs="B Nazanin" w:hint="cs"/>
+                          <w:b/>
+                          <w:bCs/>
+                          <w:color w:val="000000" w:themeColor="text1"/>
+                          <w:sz w:val="26"/>
+                          <w:szCs w:val="26"/>
+                          <w:rtl/>
+                          <w:lang w:bidi="fa-IR"/>
+                        </w:rPr>
+                        <w:t xml:space="preserve"> </w:t>
+                      </w:r>
+                      <w:r>
+                        <w:rPr>
+                          <w:rFonts w:cs="B Nazanin" w:hint="cs"/>
                           <w:color w:val="000000" w:themeColor="text1"/>
                           <w:sz w:val="28"/>
                           <w:szCs w:val="28"/>
@@ -3701,111 +3859,66 @@
                       </w:r>
                       <w:r>
                         <w:rPr>
-                          <w:rFonts w:cs="B Mitra"/>
+                          <w:rFonts w:cs="B Nazanin"/>
                           <w:color w:val="000000" w:themeColor="text1"/>
                           <w:sz w:val="28"/>
                           <w:szCs w:val="28"/>
                           <w:lang w:bidi="fa-IR"/>
                         </w:rPr>
-                        <w:t xml:space="preserve">app  </w:t>
-                      </w:r>
-                      <w:r>
-                        <w:rPr>
-                          <w:rFonts w:cs="Cambria" w:hint="cs"/>
+                        <w:t>#app_#python_#</w:t>
+                      </w:r>
+                      <w:r>
+                        <w:rPr>
+                          <w:rFonts w:cs="B Nazanin" w:hint="cs"/>
                           <w:color w:val="000000" w:themeColor="text1"/>
                           <w:sz w:val="28"/>
                           <w:szCs w:val="28"/>
                           <w:rtl/>
                           <w:lang w:bidi="fa-IR"/>
                         </w:rPr>
-                        <w:t>#</w:t>
-                      </w:r>
-                      <w:r>
-                        <w:rPr>
-                          <w:rFonts w:cs="B Mitra" w:hint="cs"/>
+                        <w:t>آمادگی جسمانی</w:t>
+                      </w:r>
+                      <w:r>
+                        <w:rPr>
+                          <w:rFonts w:cs="B Nazanin"/>
                           <w:color w:val="000000" w:themeColor="text1"/>
                           <w:sz w:val="28"/>
                           <w:szCs w:val="28"/>
-                          <w:rtl/>
-                          <w:lang w:bidi="fa-IR"/>
-                        </w:rPr>
-                        <w:t xml:space="preserve"> ,</w:t>
-                      </w:r>
-                      <w:r>
-                        <w:rPr>
-                          <w:rFonts w:cs="B Mitra"/>
+                          <w:lang w:bidi="fa-IR"/>
+                        </w:rPr>
+                        <w:t>_#</w:t>
+                      </w:r>
+                      <w:r>
+                        <w:rPr>
+                          <w:rFonts w:cs="B Nazanin" w:hint="cs"/>
                           <w:color w:val="000000" w:themeColor="text1"/>
                           <w:sz w:val="28"/>
                           <w:szCs w:val="28"/>
-                          <w:lang w:bidi="fa-IR"/>
-                        </w:rPr>
-                        <w:t xml:space="preserve">python </w:t>
-                      </w:r>
-                      <w:r>
-                        <w:rPr>
-                          <w:rFonts w:cs="Cambria" w:hint="cs"/>
+                          <w:rtl/>
+                          <w:lang w:bidi="fa-IR"/>
+                        </w:rPr>
+                        <w:t>تغذیه</w:t>
+                      </w:r>
+                      <w:r>
+                        <w:rPr>
+                          <w:rFonts w:cs="B Nazanin"/>
                           <w:color w:val="000000" w:themeColor="text1"/>
                           <w:sz w:val="28"/>
                           <w:szCs w:val="28"/>
-                          <w:rtl/>
-                          <w:lang w:bidi="fa-IR"/>
-                        </w:rPr>
-                        <w:t>#</w:t>
-                      </w:r>
-                      <w:r>
-                        <w:rPr>
-                          <w:rFonts w:cs="B Mitra" w:hint="cs"/>
+                          <w:lang w:bidi="fa-IR"/>
+                        </w:rPr>
+                        <w:t>_#</w:t>
+                      </w:r>
+                      <w:r>
+                        <w:rPr>
+                          <w:rFonts w:cs="B Nazanin" w:hint="cs"/>
                           <w:color w:val="000000" w:themeColor="text1"/>
                           <w:sz w:val="28"/>
                           <w:szCs w:val="28"/>
                           <w:rtl/>
                           <w:lang w:bidi="fa-IR"/>
                         </w:rPr>
-                        <w:t xml:space="preserve"> , </w:t>
-                      </w:r>
-                      <w:r>
-                        <w:rPr>
-                          <w:rFonts w:cs="Cambria" w:hint="cs"/>
-                          <w:color w:val="000000" w:themeColor="text1"/>
-                          <w:sz w:val="28"/>
-                          <w:szCs w:val="28"/>
-                          <w:rtl/>
-                          <w:lang w:bidi="fa-IR"/>
-                        </w:rPr>
-                        <w:t>#</w:t>
-                      </w:r>
-                      <w:r>
-                        <w:rPr>
-                          <w:rFonts w:cs="B Mitra" w:hint="cs"/>
-                          <w:color w:val="000000" w:themeColor="text1"/>
-                          <w:sz w:val="28"/>
-                          <w:szCs w:val="28"/>
-                          <w:rtl/>
-                          <w:lang w:bidi="fa-IR"/>
-                        </w:rPr>
-                        <w:t xml:space="preserve"> امادگی جسمانی  , </w:t>
-                      </w:r>
-                      <w:r>
-                        <w:rPr>
-                          <w:rFonts w:cs="Cambria" w:hint="cs"/>
-                          <w:color w:val="000000" w:themeColor="text1"/>
-                          <w:sz w:val="28"/>
-                          <w:szCs w:val="28"/>
-                          <w:rtl/>
-                          <w:lang w:bidi="fa-IR"/>
-                        </w:rPr>
-                        <w:t>#</w:t>
-                      </w:r>
-                      <w:r>
-                        <w:rPr>
-                          <w:rFonts w:cs="B Mitra" w:hint="cs"/>
-                          <w:color w:val="000000" w:themeColor="text1"/>
-                          <w:sz w:val="28"/>
-                          <w:szCs w:val="28"/>
-                          <w:rtl/>
-                          <w:lang w:bidi="fa-IR"/>
-                        </w:rPr>
-                        <w:t xml:space="preserve">تغذیه مناسب </w:t>
+                        <w:t>ورزش</w:t>
                       </w:r>
                     </w:p>
                     <w:p>
@@ -3828,7 +3941,8 @@
     <w:p>
       <w:pPr>
         <w:bidi/>
-        <w:spacing w:before="240"/>
+        <w:spacing w:before="240" w:after="0"/>
+        <w:jc w:val="center"/>
         <w:rPr>
           <w:rFonts w:cs="B Mitra"/>
           <w:sz w:val="28"/>
@@ -3841,8 +3955,6 @@
     <w:p>
       <w:pPr>
         <w:bidi/>
-        <w:spacing w:before="240" w:after="0"/>
-        <w:jc w:val="center"/>
         <w:rPr>
           <w:rFonts w:cs="B Mitra"/>
           <w:sz w:val="28"/>
@@ -3864,9 +3976,9 @@
         <mc:AlternateContent>
           <mc:Choice Requires="wps">
             <w:drawing>
-              <wp:inline distT="0" distB="0" distL="0" distR="0" wp14:anchorId="5D01D70D" wp14:editId="54268E8A">
-                <wp:extent cx="6120000" cy="2258484"/>
-                <wp:effectExtent l="19050" t="19050" r="14605" b="27940"/>
+              <wp:inline distT="0" distB="0" distL="0" distR="0" wp14:anchorId="5F319877" wp14:editId="48A63C76">
+                <wp:extent cx="5930726" cy="3486150"/>
+                <wp:effectExtent l="19050" t="19050" r="13335" b="19050"/>
                 <wp:docPr id="14" name="Rounded Rectangle 14"/>
                 <wp:cNvGraphicFramePr/>
                 <a:graphic xmlns:a="http://schemas.openxmlformats.org/drawingml/2006/main">
@@ -3876,7 +3988,7 @@
                       <wps:spPr>
                         <a:xfrm>
                           <a:off x="0" y="0"/>
-                          <a:ext cx="6120000" cy="2258484"/>
+                          <a:ext cx="5930726" cy="3486150"/>
                         </a:xfrm>
                         <a:prstGeom prst="roundRect">
                           <a:avLst>
@@ -4004,31 +4116,37 @@
                               </w:rPr>
                               <w:t xml:space="preserve">: </w:t>
                             </w:r>
-                            <w:r>
-                              <w:rPr>
-                                <w:rFonts w:cs="B Mitra" w:hint="cs"/>
-                                <w:color w:val="000000" w:themeColor="text1"/>
-                                <w:sz w:val="26"/>
-                                <w:szCs w:val="26"/>
-                                <w:rtl/>
-                                <w:lang w:bidi="fa-IR"/>
-                              </w:rPr>
-                              <w:t>در گذشته هم چنین ب</w:t>
-                            </w:r>
-                            <w:r>
-                              <w:rPr>
-                                <w:rFonts w:cs="B Mitra" w:hint="cs"/>
-                                <w:color w:val="000000" w:themeColor="text1"/>
-                                <w:sz w:val="26"/>
-                                <w:szCs w:val="26"/>
-                                <w:rtl/>
-                                <w:lang w:bidi="fa-IR"/>
-                              </w:rPr>
-                              <w:t xml:space="preserve">رنامه ها و سایت هایی توسط افراد مختلف طراحی شده اند برای مثال میتوان به برنامه </w:t>
-                            </w:r>
-                            <w:r>
-                              <w:rPr>
-                                <w:rFonts w:cs="B Mitra"/>
+                          </w:p>
+                          <w:p>
+                            <w:pPr>
+                              <w:tabs>
+                                <w:tab w:val="right" w:leader="dot" w:pos="8933"/>
+                              </w:tabs>
+                              <w:bidi/>
+                              <w:jc w:val="both"/>
+                              <w:rPr>
+                                <w:rFonts w:cs="B Nazanin"/>
+                                <w:color w:val="000000" w:themeColor="text1"/>
+                                <w:sz w:val="26"/>
+                                <w:szCs w:val="26"/>
+                                <w:rtl/>
+                                <w:lang w:bidi="fa-IR"/>
+                              </w:rPr>
+                            </w:pPr>
+                            <w:r>
+                              <w:rPr>
+                                <w:rFonts w:cs="B Nazanin" w:hint="cs"/>
+                                <w:color w:val="000000" w:themeColor="text1"/>
+                                <w:sz w:val="26"/>
+                                <w:szCs w:val="26"/>
+                                <w:rtl/>
+                                <w:lang w:bidi="fa-IR"/>
+                              </w:rPr>
+                              <w:t xml:space="preserve">در گذشته هم چنین برنامه ها و سایت هایی توسط افراد مختلف طراحی شده اند برای مثال میتوان به برنامه </w:t>
+                            </w:r>
+                            <w:r>
+                              <w:rPr>
+                                <w:rFonts w:cs="B Nazanin"/>
                                 <w:b/>
                                 <w:bCs/>
                                 <w:color w:val="000000" w:themeColor="text1"/>
@@ -4040,7 +4158,7 @@
                             </w:r>
                             <w:r>
                               <w:rPr>
-                                <w:rFonts w:cs="B Mitra"/>
+                                <w:rFonts w:cs="B Nazanin"/>
                                 <w:color w:val="000000" w:themeColor="text1"/>
                                 <w:sz w:val="26"/>
                                 <w:szCs w:val="26"/>
@@ -4050,7 +4168,7 @@
                             </w:r>
                             <w:r>
                               <w:rPr>
-                                <w:rFonts w:cs="B Mitra" w:hint="cs"/>
+                                <w:rFonts w:cs="B Nazanin" w:hint="cs"/>
                                 <w:color w:val="000000" w:themeColor="text1"/>
                                 <w:sz w:val="26"/>
                                 <w:szCs w:val="26"/>
@@ -4061,7 +4179,7 @@
                             </w:r>
                             <w:r>
                               <w:rPr>
-                                <w:rFonts w:cs="B Mitra" w:hint="cs"/>
+                                <w:rFonts w:cs="B Nazanin" w:hint="cs"/>
                                 <w:b/>
                                 <w:bCs/>
                                 <w:color w:val="000000" w:themeColor="text1"/>
@@ -4074,7 +4192,7 @@
                             </w:r>
                             <w:r>
                               <w:rPr>
-                                <w:rFonts w:cs="B Mitra" w:hint="cs"/>
+                                <w:rFonts w:cs="B Nazanin" w:hint="cs"/>
                                 <w:color w:val="000000" w:themeColor="text1"/>
                                 <w:sz w:val="26"/>
                                 <w:szCs w:val="26"/>
@@ -4085,7 +4203,7 @@
                             </w:r>
                             <w:r>
                               <w:rPr>
-                                <w:rFonts w:cs="B Mitra" w:hint="cs"/>
+                                <w:rFonts w:cs="B Nazanin" w:hint="cs"/>
                                 <w:b/>
                                 <w:bCs/>
                                 <w:color w:val="000000" w:themeColor="text1"/>
@@ -4098,7 +4216,7 @@
                             </w:r>
                             <w:r>
                               <w:rPr>
-                                <w:rFonts w:cs="B Mitra" w:hint="cs"/>
+                                <w:rFonts w:cs="B Nazanin" w:hint="cs"/>
                                 <w:color w:val="000000" w:themeColor="text1"/>
                                 <w:sz w:val="26"/>
                                 <w:szCs w:val="26"/>
@@ -4109,9 +4227,90 @@
                             </w:r>
                             <w:r>
                               <w:rPr>
-                                <w:rFonts w:cs="B Mitra" w:hint="cs"/>
-                                <w:b/>
-                                <w:bCs/>
+                                <w:rFonts w:cs="B Nazanin" w:hint="cs"/>
+                                <w:b/>
+                                <w:bCs/>
+                                <w:color w:val="000000" w:themeColor="text1"/>
+                                <w:sz w:val="26"/>
+                                <w:szCs w:val="26"/>
+                                <w:rtl/>
+                                <w:lang w:bidi="fa-IR"/>
+                              </w:rPr>
+                              <w:t xml:space="preserve"> </w:t>
+                            </w:r>
+                            <w:r>
+                              <w:rPr>
+                                <w:rFonts w:cs="B Nazanin" w:hint="cs"/>
+                                <w:b/>
+                                <w:bCs/>
+                                <w:color w:val="000000" w:themeColor="text1"/>
+                                <w:sz w:val="26"/>
+                                <w:szCs w:val="26"/>
+                                <w:rtl/>
+                                <w:lang w:bidi="fa-IR"/>
+                              </w:rPr>
+                              <w:t>.</w:t>
+                            </w:r>
+                            <w:r>
+                              <w:rPr>
+                                <w:rFonts w:cs="B Nazanin" w:hint="cs"/>
+                                <w:b/>
+                                <w:bCs/>
+                                <w:color w:val="000000" w:themeColor="text1"/>
+                                <w:sz w:val="26"/>
+                                <w:szCs w:val="26"/>
+                                <w:rtl/>
+                                <w:lang w:bidi="fa-IR"/>
+                              </w:rPr>
+                              <w:t xml:space="preserve"> </w:t>
+                            </w:r>
+                            <w:r>
+                              <w:rPr>
+                                <w:rFonts w:cs="B Nazanin" w:hint="cs"/>
+                                <w:color w:val="000000" w:themeColor="text1"/>
+                                <w:sz w:val="26"/>
+                                <w:szCs w:val="26"/>
+                                <w:rtl/>
+                                <w:lang w:bidi="fa-IR"/>
+                              </w:rPr>
+                              <w:t>هر یک از این برنامه ها با توجه به مقادیر وارد شده توسط</w:t>
+                            </w:r>
+                            <w:r>
+                              <w:rPr>
+                                <w:rFonts w:cs="B Nazanin" w:hint="cs"/>
+                                <w:color w:val="000000" w:themeColor="text1"/>
+                                <w:sz w:val="26"/>
+                                <w:szCs w:val="26"/>
+                                <w:rtl/>
+                                <w:lang w:bidi="fa-IR"/>
+                              </w:rPr>
+                              <w:t xml:space="preserve"> کاربر</w:t>
+                            </w:r>
+                            <w:r>
+                              <w:rPr>
+                                <w:rFonts w:cs="B Nazanin" w:hint="cs"/>
+                                <w:color w:val="000000" w:themeColor="text1"/>
+                                <w:sz w:val="26"/>
+                                <w:szCs w:val="26"/>
+                                <w:rtl/>
+                                <w:lang w:bidi="fa-IR"/>
+                              </w:rPr>
+                              <w:t xml:space="preserve"> به کاربر یک برنامه ورزشی اراِئه می دهند</w:t>
+                            </w:r>
+                            <w:r>
+                              <w:rPr>
+                                <w:rFonts w:cs="B Nazanin" w:hint="cs"/>
+                                <w:color w:val="000000" w:themeColor="text1"/>
+                                <w:sz w:val="26"/>
+                                <w:szCs w:val="26"/>
+                                <w:rtl/>
+                                <w:lang w:bidi="fa-IR"/>
+                              </w:rPr>
+                              <w:t xml:space="preserve"> تا کاربر به حالت ایده ال بدن خود برسد .</w:t>
+                            </w:r>
+                            <w:r>
+                              <w:rPr>
+                                <w:rFonts w:cs="B Nazanin" w:hint="cs"/>
                                 <w:color w:val="000000" w:themeColor="text1"/>
                                 <w:sz w:val="26"/>
                                 <w:szCs w:val="26"/>
@@ -4131,9 +4330,11 @@
                               <w:jc w:val="both"/>
                               <w:rPr>
                                 <w:rFonts w:cs="B Mitra"/>
-                                <w:color w:val="000000" w:themeColor="text1"/>
-                                <w:sz w:val="28"/>
-                                <w:szCs w:val="28"/>
+                                <w:b/>
+                                <w:bCs/>
+                                <w:color w:val="000000" w:themeColor="text1"/>
+                                <w:sz w:val="26"/>
+                                <w:szCs w:val="26"/>
                                 <w:rtl/>
                                 <w:lang w:bidi="fa-IR"/>
                               </w:rPr>
@@ -4214,86 +4415,102 @@
                                 <w:rtl/>
                                 <w:lang w:bidi="fa-IR"/>
                               </w:rPr>
-                              <w:t xml:space="preserve">: </w:t>
-                            </w:r>
-                            <w:r>
-                              <w:rPr>
-                                <w:rFonts w:cs="B Mitra" w:hint="cs"/>
-                                <w:b/>
-                                <w:bCs/>
-                                <w:color w:val="000000" w:themeColor="text1"/>
-                                <w:sz w:val="26"/>
-                                <w:szCs w:val="26"/>
-                                <w:rtl/>
-                                <w:lang w:bidi="fa-IR"/>
-                              </w:rPr>
-                              <w:t xml:space="preserve"> </w:t>
-                            </w:r>
-                            <w:r>
-                              <w:rPr>
-                                <w:rFonts w:cs="B Mitra" w:hint="cs"/>
-                                <w:color w:val="000000" w:themeColor="text1"/>
-                                <w:sz w:val="26"/>
-                                <w:szCs w:val="26"/>
-                                <w:rtl/>
-                                <w:lang w:bidi="fa-IR"/>
-                              </w:rPr>
-                              <w:t>یکپارچه بودن تمام قابلیت های برنامه : در گذشته</w:t>
-                            </w:r>
-                            <w:r>
-                              <w:rPr>
-                                <w:rFonts w:cs="B Mitra" w:hint="cs"/>
-                                <w:color w:val="000000" w:themeColor="text1"/>
-                                <w:sz w:val="26"/>
-                                <w:szCs w:val="26"/>
-                                <w:rtl/>
-                                <w:lang w:bidi="fa-IR"/>
-                              </w:rPr>
-                              <w:t xml:space="preserve"> </w:t>
-                            </w:r>
-                            <w:r>
-                              <w:rPr>
-                                <w:rFonts w:cs="B Mitra" w:hint="cs"/>
-                                <w:color w:val="000000" w:themeColor="text1"/>
-                                <w:sz w:val="26"/>
-                                <w:szCs w:val="26"/>
-                                <w:rtl/>
-                                <w:lang w:bidi="fa-IR"/>
-                              </w:rPr>
-                              <w:t xml:space="preserve">همچین برنامه هایی داشتیم اما هیچکدام انها یکپارچه نبودند و برای تغذیه و برنامه ورزشی باید از چند برنامه مختلف استفاده </w:t>
-                            </w:r>
-                            <w:r>
-                              <w:rPr>
-                                <w:rFonts w:cs="B Mitra" w:hint="cs"/>
-                                <w:color w:val="000000" w:themeColor="text1"/>
-                                <w:sz w:val="26"/>
-                                <w:szCs w:val="26"/>
-                                <w:rtl/>
-                                <w:lang w:bidi="fa-IR"/>
-                              </w:rPr>
-                              <w:t xml:space="preserve"> میشد اما درون این برنامه همه کار ها را میتوان انجام داد</w:t>
-                            </w:r>
-                            <w:r>
-                              <w:rPr>
-                                <w:rFonts w:cs="B Mitra" w:hint="cs"/>
-                                <w:color w:val="000000" w:themeColor="text1"/>
-                                <w:sz w:val="26"/>
-                                <w:szCs w:val="26"/>
-                                <w:rtl/>
-                                <w:lang w:bidi="fa-IR"/>
-                              </w:rPr>
-                              <w:t xml:space="preserve"> . یک فرق اساسی دیگر برنامه </w:t>
-                            </w:r>
-                            <w:r>
-                              <w:rPr>
-                                <w:rFonts w:cs="B Mitra" w:hint="cs"/>
-                                <w:color w:val="000000" w:themeColor="text1"/>
-                                <w:sz w:val="28"/>
-                                <w:szCs w:val="28"/>
-                                <w:rtl/>
-                                <w:lang w:bidi="fa-IR"/>
-                              </w:rPr>
-                              <w:t>ای که قرار است طراحی کنم , سیستم نموداری برسی تغییرات و اعداد است.</w:t>
+                              <w:t>:</w:t>
+                            </w:r>
+                          </w:p>
+                          <w:p>
+                            <w:pPr>
+                              <w:tabs>
+                                <w:tab w:val="right" w:leader="dot" w:pos="8933"/>
+                              </w:tabs>
+                              <w:bidi/>
+                              <w:spacing w:before="360"/>
+                              <w:jc w:val="both"/>
+                              <w:rPr>
+                                <w:rFonts w:cs="B Nazanin"/>
+                                <w:color w:val="000000" w:themeColor="text1"/>
+                                <w:sz w:val="26"/>
+                                <w:szCs w:val="26"/>
+                                <w:rtl/>
+                                <w:lang w:bidi="fa-IR"/>
+                              </w:rPr>
+                            </w:pPr>
+                            <w:r>
+                              <w:rPr>
+                                <w:rFonts w:cs="B Nazanin" w:hint="cs"/>
+                                <w:color w:val="000000" w:themeColor="text1"/>
+                                <w:sz w:val="26"/>
+                                <w:szCs w:val="26"/>
+                                <w:rtl/>
+                                <w:lang w:bidi="fa-IR"/>
+                              </w:rPr>
+                              <w:t xml:space="preserve">در گذشته همچین برنامه هایی داشتیم اما </w:t>
+                            </w:r>
+                            <w:r>
+                              <w:rPr>
+                                <w:rFonts w:cs="B Nazanin" w:hint="cs"/>
+                                <w:color w:val="000000" w:themeColor="text1"/>
+                                <w:sz w:val="26"/>
+                                <w:szCs w:val="26"/>
+                                <w:rtl/>
+                                <w:lang w:bidi="fa-IR"/>
+                              </w:rPr>
+                              <w:t>تعداد کمی از انها یکپارچه بودند</w:t>
+                            </w:r>
+                            <w:r>
+                              <w:rPr>
+                                <w:rFonts w:cs="B Nazanin" w:hint="cs"/>
+                                <w:color w:val="000000" w:themeColor="text1"/>
+                                <w:sz w:val="26"/>
+                                <w:szCs w:val="26"/>
+                                <w:rtl/>
+                                <w:lang w:bidi="fa-IR"/>
+                              </w:rPr>
+                              <w:t xml:space="preserve"> و</w:t>
+                            </w:r>
+                            <w:r>
+                              <w:rPr>
+                                <w:rFonts w:cs="B Nazanin" w:hint="cs"/>
+                                <w:color w:val="000000" w:themeColor="text1"/>
+                                <w:sz w:val="26"/>
+                                <w:szCs w:val="26"/>
+                                <w:rtl/>
+                                <w:lang w:bidi="fa-IR"/>
+                              </w:rPr>
+                              <w:t xml:space="preserve"> در اکثر برنامه ها</w:t>
+                            </w:r>
+                            <w:r>
+                              <w:rPr>
+                                <w:rFonts w:cs="B Nazanin" w:hint="cs"/>
+                                <w:color w:val="000000" w:themeColor="text1"/>
+                                <w:sz w:val="26"/>
+                                <w:szCs w:val="26"/>
+                                <w:rtl/>
+                                <w:lang w:bidi="fa-IR"/>
+                              </w:rPr>
+                              <w:t xml:space="preserve"> برای تغذیه و برنامه ورزشی باید از چند برنامه مختلف استفاده  میشد اما درون این برنامه همه کار ها را میتوان انجام داد</w:t>
+                            </w:r>
+                            <w:r>
+                              <w:rPr>
+                                <w:rFonts w:cs="B Nazanin" w:hint="cs"/>
+                                <w:color w:val="000000" w:themeColor="text1"/>
+                                <w:sz w:val="26"/>
+                                <w:szCs w:val="26"/>
+                                <w:rtl/>
+                                <w:lang w:bidi="fa-IR"/>
+                              </w:rPr>
+                              <w:t xml:space="preserve"> و نیازی به استفاده همزمان از برنامه های دیگر و یا سایت های دیگر نیست</w:t>
+                            </w:r>
+                            <w:r>
+                              <w:rPr>
+                                <w:rFonts w:cs="B Nazanin" w:hint="cs"/>
+                                <w:color w:val="000000" w:themeColor="text1"/>
+                                <w:sz w:val="26"/>
+                                <w:szCs w:val="26"/>
+                                <w:rtl/>
+                                <w:lang w:bidi="fa-IR"/>
+                              </w:rPr>
+                              <w:t xml:space="preserve"> . یک فرق اساسی دیگر این برنامه , سیستم نموداری برسی تغییرات و اعداد است که طبق آن کاربران قادر به دیدن پیشرفت خود در طول استفاده از این برنامه هستند .</w:t>
                             </w:r>
                           </w:p>
                         </w:txbxContent>
@@ -4312,7 +4529,7 @@
           </mc:Choice>
           <mc:Fallback>
             <w:pict>
-              <v:roundrect w14:anchorId="5D01D70D" id="Rounded Rectangle 14" o:spid="_x0000_s1028" style="width:481.9pt;height:177.85pt;visibility:visible;mso-wrap-style:square;mso-left-percent:-10001;mso-top-percent:-10001;mso-position-horizontal:absolute;mso-position-horizontal-relative:char;mso-position-vertical:absolute;mso-position-vertical-relative:line;mso-left-percent:-10001;mso-top-percent:-10001;v-text-anchor:top" arcsize="4882f" o:gfxdata="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" fillcolor="#f2f2f2 [3052]" strokecolor="#1f4d78 [1604]" strokeweight="3pt">
+              <v:roundrect w14:anchorId="5F319877" id="Rounded Rectangle 14" o:spid="_x0000_s1028" style="width:467pt;height:274.5pt;visibility:visible;mso-wrap-style:square;mso-left-percent:-10001;mso-top-percent:-10001;mso-position-horizontal:absolute;mso-position-horizontal-relative:char;mso-position-vertical:absolute;mso-position-vertical-relative:line;mso-left-percent:-10001;mso-top-percent:-10001;v-text-anchor:top" arcsize="4882f" o:gfxdata="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" fillcolor="#f2f2f2 [3052]" strokecolor="#1f4d78 [1604]" strokeweight="3pt">
                 <v:stroke joinstyle="miter"/>
                 <v:textbox inset="1mm,1mm,1mm,1mm">
                   <w:txbxContent>
@@ -4412,31 +4629,37 @@
                         </w:rPr>
                         <w:t xml:space="preserve">: </w:t>
                       </w:r>
-                      <w:r>
-                        <w:rPr>
-                          <w:rFonts w:cs="B Mitra" w:hint="cs"/>
-                          <w:color w:val="000000" w:themeColor="text1"/>
-                          <w:sz w:val="26"/>
-                          <w:szCs w:val="26"/>
-                          <w:rtl/>
-                          <w:lang w:bidi="fa-IR"/>
-                        </w:rPr>
-                        <w:t>در گذشته هم چنین ب</w:t>
-                      </w:r>
-                      <w:r>
-                        <w:rPr>
-                          <w:rFonts w:cs="B Mitra" w:hint="cs"/>
-                          <w:color w:val="000000" w:themeColor="text1"/>
-                          <w:sz w:val="26"/>
-                          <w:szCs w:val="26"/>
-                          <w:rtl/>
-                          <w:lang w:bidi="fa-IR"/>
-                        </w:rPr>
-                        <w:t xml:space="preserve">رنامه ها و سایت هایی توسط افراد مختلف طراحی شده اند برای مثال میتوان به برنامه </w:t>
-                      </w:r>
-                      <w:r>
-                        <w:rPr>
-                          <w:rFonts w:cs="B Mitra"/>
+                    </w:p>
+                    <w:p>
+                      <w:pPr>
+                        <w:tabs>
+                          <w:tab w:val="right" w:leader="dot" w:pos="8933"/>
+                        </w:tabs>
+                        <w:bidi/>
+                        <w:jc w:val="both"/>
+                        <w:rPr>
+                          <w:rFonts w:cs="B Nazanin"/>
+                          <w:color w:val="000000" w:themeColor="text1"/>
+                          <w:sz w:val="26"/>
+                          <w:szCs w:val="26"/>
+                          <w:rtl/>
+                          <w:lang w:bidi="fa-IR"/>
+                        </w:rPr>
+                      </w:pPr>
+                      <w:r>
+                        <w:rPr>
+                          <w:rFonts w:cs="B Nazanin" w:hint="cs"/>
+                          <w:color w:val="000000" w:themeColor="text1"/>
+                          <w:sz w:val="26"/>
+                          <w:szCs w:val="26"/>
+                          <w:rtl/>
+                          <w:lang w:bidi="fa-IR"/>
+                        </w:rPr>
+                        <w:t xml:space="preserve">در گذشته هم چنین برنامه ها و سایت هایی توسط افراد مختلف طراحی شده اند برای مثال میتوان به برنامه </w:t>
+                      </w:r>
+                      <w:r>
+                        <w:rPr>
+                          <w:rFonts w:cs="B Nazanin"/>
                           <w:b/>
                           <w:bCs/>
                           <w:color w:val="000000" w:themeColor="text1"/>
@@ -4448,7 +4671,7 @@
                       </w:r>
                       <w:r>
                         <w:rPr>
-                          <w:rFonts w:cs="B Mitra"/>
+                          <w:rFonts w:cs="B Nazanin"/>
                           <w:color w:val="000000" w:themeColor="text1"/>
                           <w:sz w:val="26"/>
                           <w:szCs w:val="26"/>
@@ -4458,7 +4681,7 @@
                       </w:r>
                       <w:r>
                         <w:rPr>
-                          <w:rFonts w:cs="B Mitra" w:hint="cs"/>
+                          <w:rFonts w:cs="B Nazanin" w:hint="cs"/>
                           <w:color w:val="000000" w:themeColor="text1"/>
                           <w:sz w:val="26"/>
                           <w:szCs w:val="26"/>
@@ -4469,7 +4692,7 @@
                       </w:r>
                       <w:r>
                         <w:rPr>
-                          <w:rFonts w:cs="B Mitra" w:hint="cs"/>
+                          <w:rFonts w:cs="B Nazanin" w:hint="cs"/>
                           <w:b/>
                           <w:bCs/>
                           <w:color w:val="000000" w:themeColor="text1"/>
@@ -4482,7 +4705,7 @@
                       </w:r>
                       <w:r>
                         <w:rPr>
-                          <w:rFonts w:cs="B Mitra" w:hint="cs"/>
+                          <w:rFonts w:cs="B Nazanin" w:hint="cs"/>
                           <w:color w:val="000000" w:themeColor="text1"/>
                           <w:sz w:val="26"/>
                           <w:szCs w:val="26"/>
@@ -4493,7 +4716,7 @@
                       </w:r>
                       <w:r>
                         <w:rPr>
-                          <w:rFonts w:cs="B Mitra" w:hint="cs"/>
+                          <w:rFonts w:cs="B Nazanin" w:hint="cs"/>
                           <w:b/>
                           <w:bCs/>
                           <w:color w:val="000000" w:themeColor="text1"/>
@@ -4506,7 +4729,7 @@
                       </w:r>
                       <w:r>
                         <w:rPr>
-                          <w:rFonts w:cs="B Mitra" w:hint="cs"/>
+                          <w:rFonts w:cs="B Nazanin" w:hint="cs"/>
                           <w:color w:val="000000" w:themeColor="text1"/>
                           <w:sz w:val="26"/>
                           <w:szCs w:val="26"/>
@@ -4517,9 +4740,90 @@
                       </w:r>
                       <w:r>
                         <w:rPr>
-                          <w:rFonts w:cs="B Mitra" w:hint="cs"/>
+                          <w:rFonts w:cs="B Nazanin" w:hint="cs"/>
                           <w:b/>
                           <w:bCs/>
+                          <w:color w:val="000000" w:themeColor="text1"/>
+                          <w:sz w:val="26"/>
+                          <w:szCs w:val="26"/>
+                          <w:rtl/>
+                          <w:lang w:bidi="fa-IR"/>
+                        </w:rPr>
+                        <w:t xml:space="preserve"> </w:t>
+                      </w:r>
+                      <w:r>
+                        <w:rPr>
+                          <w:rFonts w:cs="B Nazanin" w:hint="cs"/>
+                          <w:b/>
+                          <w:bCs/>
+                          <w:color w:val="000000" w:themeColor="text1"/>
+                          <w:sz w:val="26"/>
+                          <w:szCs w:val="26"/>
+                          <w:rtl/>
+                          <w:lang w:bidi="fa-IR"/>
+                        </w:rPr>
+                        <w:t>.</w:t>
+                      </w:r>
+                      <w:r>
+                        <w:rPr>
+                          <w:rFonts w:cs="B Nazanin" w:hint="cs"/>
+                          <w:b/>
+                          <w:bCs/>
+                          <w:color w:val="000000" w:themeColor="text1"/>
+                          <w:sz w:val="26"/>
+                          <w:szCs w:val="26"/>
+                          <w:rtl/>
+                          <w:lang w:bidi="fa-IR"/>
+                        </w:rPr>
+                        <w:t xml:space="preserve"> </w:t>
+                      </w:r>
+                      <w:r>
+                        <w:rPr>
+                          <w:rFonts w:cs="B Nazanin" w:hint="cs"/>
+                          <w:color w:val="000000" w:themeColor="text1"/>
+                          <w:sz w:val="26"/>
+                          <w:szCs w:val="26"/>
+                          <w:rtl/>
+                          <w:lang w:bidi="fa-IR"/>
+                        </w:rPr>
+                        <w:t>هر یک از این برنامه ها با توجه به مقادیر وارد شده توسط</w:t>
+                      </w:r>
+                      <w:r>
+                        <w:rPr>
+                          <w:rFonts w:cs="B Nazanin" w:hint="cs"/>
+                          <w:color w:val="000000" w:themeColor="text1"/>
+                          <w:sz w:val="26"/>
+                          <w:szCs w:val="26"/>
+                          <w:rtl/>
+                          <w:lang w:bidi="fa-IR"/>
+                        </w:rPr>
+                        <w:t xml:space="preserve"> کاربر</w:t>
+                      </w:r>
+                      <w:r>
+                        <w:rPr>
+                          <w:rFonts w:cs="B Nazanin" w:hint="cs"/>
+                          <w:color w:val="000000" w:themeColor="text1"/>
+                          <w:sz w:val="26"/>
+                          <w:szCs w:val="26"/>
+                          <w:rtl/>
+                          <w:lang w:bidi="fa-IR"/>
+                        </w:rPr>
+                        <w:t xml:space="preserve"> به کاربر یک برنامه ورزشی اراِئه می دهند</w:t>
+                      </w:r>
+                      <w:r>
+                        <w:rPr>
+                          <w:rFonts w:cs="B Nazanin" w:hint="cs"/>
+                          <w:color w:val="000000" w:themeColor="text1"/>
+                          <w:sz w:val="26"/>
+                          <w:szCs w:val="26"/>
+                          <w:rtl/>
+                          <w:lang w:bidi="fa-IR"/>
+                        </w:rPr>
+                        <w:t xml:space="preserve"> تا کاربر به حالت ایده ال بدن خود برسد .</w:t>
+                      </w:r>
+                      <w:r>
+                        <w:rPr>
+                          <w:rFonts w:cs="B Nazanin" w:hint="cs"/>
                           <w:color w:val="000000" w:themeColor="text1"/>
                           <w:sz w:val="26"/>
                           <w:szCs w:val="26"/>
@@ -4539,9 +4843,11 @@
                         <w:jc w:val="both"/>
                         <w:rPr>
                           <w:rFonts w:cs="B Mitra"/>
-                          <w:color w:val="000000" w:themeColor="text1"/>
-                          <w:sz w:val="28"/>
-                          <w:szCs w:val="28"/>
+                          <w:b/>
+                          <w:bCs/>
+                          <w:color w:val="000000" w:themeColor="text1"/>
+                          <w:sz w:val="26"/>
+                          <w:szCs w:val="26"/>
                           <w:rtl/>
                           <w:lang w:bidi="fa-IR"/>
                         </w:rPr>
@@ -4622,86 +4928,102 @@
                           <w:rtl/>
                           <w:lang w:bidi="fa-IR"/>
                         </w:rPr>
-                        <w:t xml:space="preserve">: </w:t>
-                      </w:r>
-                      <w:r>
-                        <w:rPr>
-                          <w:rFonts w:cs="B Mitra" w:hint="cs"/>
-                          <w:b/>
-                          <w:bCs/>
-                          <w:color w:val="000000" w:themeColor="text1"/>
-                          <w:sz w:val="26"/>
-                          <w:szCs w:val="26"/>
-                          <w:rtl/>
-                          <w:lang w:bidi="fa-IR"/>
-                        </w:rPr>
-                        <w:t xml:space="preserve"> </w:t>
-                      </w:r>
-                      <w:r>
-                        <w:rPr>
-                          <w:rFonts w:cs="B Mitra" w:hint="cs"/>
-                          <w:color w:val="000000" w:themeColor="text1"/>
-                          <w:sz w:val="26"/>
-                          <w:szCs w:val="26"/>
-                          <w:rtl/>
-                          <w:lang w:bidi="fa-IR"/>
-                        </w:rPr>
-                        <w:t>یکپارچه بودن تمام قابلیت های برنامه : در گذشته</w:t>
-                      </w:r>
-                      <w:r>
-                        <w:rPr>
-                          <w:rFonts w:cs="B Mitra" w:hint="cs"/>
-                          <w:color w:val="000000" w:themeColor="text1"/>
-                          <w:sz w:val="26"/>
-                          <w:szCs w:val="26"/>
-                          <w:rtl/>
-                          <w:lang w:bidi="fa-IR"/>
-                        </w:rPr>
-                        <w:t xml:space="preserve"> </w:t>
-                      </w:r>
-                      <w:r>
-                        <w:rPr>
-                          <w:rFonts w:cs="B Mitra" w:hint="cs"/>
-                          <w:color w:val="000000" w:themeColor="text1"/>
-                          <w:sz w:val="26"/>
-                          <w:szCs w:val="26"/>
-                          <w:rtl/>
-                          <w:lang w:bidi="fa-IR"/>
-                        </w:rPr>
-                        <w:t xml:space="preserve">همچین برنامه هایی داشتیم اما هیچکدام انها یکپارچه نبودند و برای تغذیه و برنامه ورزشی باید از چند برنامه مختلف استفاده </w:t>
-                      </w:r>
-                      <w:r>
-                        <w:rPr>
-                          <w:rFonts w:cs="B Mitra" w:hint="cs"/>
-                          <w:color w:val="000000" w:themeColor="text1"/>
-                          <w:sz w:val="26"/>
-                          <w:szCs w:val="26"/>
-                          <w:rtl/>
-                          <w:lang w:bidi="fa-IR"/>
-                        </w:rPr>
-                        <w:t xml:space="preserve"> میشد اما درون این برنامه همه کار ها را میتوان انجام داد</w:t>
-                      </w:r>
-                      <w:r>
-                        <w:rPr>
-                          <w:rFonts w:cs="B Mitra" w:hint="cs"/>
-                          <w:color w:val="000000" w:themeColor="text1"/>
-                          <w:sz w:val="26"/>
-                          <w:szCs w:val="26"/>
-                          <w:rtl/>
-                          <w:lang w:bidi="fa-IR"/>
-                        </w:rPr>
-                        <w:t xml:space="preserve"> . یک فرق اساسی دیگر برنامه </w:t>
-                      </w:r>
-                      <w:r>
-                        <w:rPr>
-                          <w:rFonts w:cs="B Mitra" w:hint="cs"/>
-                          <w:color w:val="000000" w:themeColor="text1"/>
-                          <w:sz w:val="28"/>
-                          <w:szCs w:val="28"/>
-                          <w:rtl/>
-                          <w:lang w:bidi="fa-IR"/>
-                        </w:rPr>
-                        <w:t>ای که قرار است طراحی کنم , سیستم نموداری برسی تغییرات و اعداد است.</w:t>
+                        <w:t>:</w:t>
+                      </w:r>
+                    </w:p>
+                    <w:p>
+                      <w:pPr>
+                        <w:tabs>
+                          <w:tab w:val="right" w:leader="dot" w:pos="8933"/>
+                        </w:tabs>
+                        <w:bidi/>
+                        <w:spacing w:before="360"/>
+                        <w:jc w:val="both"/>
+                        <w:rPr>
+                          <w:rFonts w:cs="B Nazanin"/>
+                          <w:color w:val="000000" w:themeColor="text1"/>
+                          <w:sz w:val="26"/>
+                          <w:szCs w:val="26"/>
+                          <w:rtl/>
+                          <w:lang w:bidi="fa-IR"/>
+                        </w:rPr>
+                      </w:pPr>
+                      <w:r>
+                        <w:rPr>
+                          <w:rFonts w:cs="B Nazanin" w:hint="cs"/>
+                          <w:color w:val="000000" w:themeColor="text1"/>
+                          <w:sz w:val="26"/>
+                          <w:szCs w:val="26"/>
+                          <w:rtl/>
+                          <w:lang w:bidi="fa-IR"/>
+                        </w:rPr>
+                        <w:t xml:space="preserve">در گذشته همچین برنامه هایی داشتیم اما </w:t>
+                      </w:r>
+                      <w:r>
+                        <w:rPr>
+                          <w:rFonts w:cs="B Nazanin" w:hint="cs"/>
+                          <w:color w:val="000000" w:themeColor="text1"/>
+                          <w:sz w:val="26"/>
+                          <w:szCs w:val="26"/>
+                          <w:rtl/>
+                          <w:lang w:bidi="fa-IR"/>
+                        </w:rPr>
+                        <w:t>تعداد کمی از انها یکپارچه بودند</w:t>
+                      </w:r>
+                      <w:r>
+                        <w:rPr>
+                          <w:rFonts w:cs="B Nazanin" w:hint="cs"/>
+                          <w:color w:val="000000" w:themeColor="text1"/>
+                          <w:sz w:val="26"/>
+                          <w:szCs w:val="26"/>
+                          <w:rtl/>
+                          <w:lang w:bidi="fa-IR"/>
+                        </w:rPr>
+                        <w:t xml:space="preserve"> و</w:t>
+                      </w:r>
+                      <w:r>
+                        <w:rPr>
+                          <w:rFonts w:cs="B Nazanin" w:hint="cs"/>
+                          <w:color w:val="000000" w:themeColor="text1"/>
+                          <w:sz w:val="26"/>
+                          <w:szCs w:val="26"/>
+                          <w:rtl/>
+                          <w:lang w:bidi="fa-IR"/>
+                        </w:rPr>
+                        <w:t xml:space="preserve"> در اکثر برنامه ها</w:t>
+                      </w:r>
+                      <w:r>
+                        <w:rPr>
+                          <w:rFonts w:cs="B Nazanin" w:hint="cs"/>
+                          <w:color w:val="000000" w:themeColor="text1"/>
+                          <w:sz w:val="26"/>
+                          <w:szCs w:val="26"/>
+                          <w:rtl/>
+                          <w:lang w:bidi="fa-IR"/>
+                        </w:rPr>
+                        <w:t xml:space="preserve"> برای تغذیه و برنامه ورزشی باید از چند برنامه مختلف استفاده  میشد اما درون این برنامه همه کار ها را میتوان انجام داد</w:t>
+                      </w:r>
+                      <w:r>
+                        <w:rPr>
+                          <w:rFonts w:cs="B Nazanin" w:hint="cs"/>
+                          <w:color w:val="000000" w:themeColor="text1"/>
+                          <w:sz w:val="26"/>
+                          <w:szCs w:val="26"/>
+                          <w:rtl/>
+                          <w:lang w:bidi="fa-IR"/>
+                        </w:rPr>
+                        <w:t xml:space="preserve"> و نیازی به استفاده همزمان از برنامه های دیگر و یا سایت های دیگر نیست</w:t>
+                      </w:r>
+                      <w:r>
+                        <w:rPr>
+                          <w:rFonts w:cs="B Nazanin" w:hint="cs"/>
+                          <w:color w:val="000000" w:themeColor="text1"/>
+                          <w:sz w:val="26"/>
+                          <w:szCs w:val="26"/>
+                          <w:rtl/>
+                          <w:lang w:bidi="fa-IR"/>
+                        </w:rPr>
+                        <w:t xml:space="preserve"> . یک فرق اساسی دیگر این برنامه , سیستم نموداری برسی تغییرات و اعداد است که طبق آن کاربران قادر به دیدن پیشرفت خود در طول استفاده از این برنامه هستند .</w:t>
                       </w:r>
                     </w:p>
                   </w:txbxContent>
@@ -4712,18 +5034,6 @@
           </mc:Fallback>
         </mc:AlternateContent>
       </w:r>
-    </w:p>
-    <w:p>
-      <w:pPr>
-        <w:bidi/>
-        <w:rPr>
-          <w:rFonts w:cs="B Mitra"/>
-          <w:sz w:val="28"/>
-          <w:szCs w:val="28"/>
-          <w:rtl/>
-          <w:lang w:bidi="fa-IR"/>
-        </w:rPr>
-      </w:pPr>
     </w:p>
     <w:p>
       <w:pPr>
@@ -5119,7 +5429,7 @@
                               <w:bidi/>
                               <w:jc w:val="both"/>
                               <w:rPr>
-                                <w:rFonts w:cs="B Mitra"/>
+                                <w:rFonts w:cs="B Nazanin"/>
                                 <w:color w:val="000000" w:themeColor="text1"/>
                                 <w:sz w:val="28"/>
                                 <w:szCs w:val="28"/>
@@ -5128,7 +5438,7 @@
                             </w:pPr>
                             <w:r>
                               <w:rPr>
-                                <w:rFonts w:cs="B Mitra" w:hint="cs"/>
+                                <w:rFonts w:cs="B Nazanin" w:hint="cs"/>
                                 <w:color w:val="000000" w:themeColor="text1"/>
                                 <w:sz w:val="28"/>
                                 <w:szCs w:val="28"/>
@@ -5139,7 +5449,9 @@
                             </w:r>
                             <w:r>
                               <w:rPr>
-                                <w:rFonts w:cs="B Mitra"/>
+                                <w:rFonts w:cs="B Nazanin"/>
+                                <w:b/>
+                                <w:bCs/>
                                 <w:color w:val="000000" w:themeColor="text1"/>
                                 <w:sz w:val="28"/>
                                 <w:szCs w:val="28"/>
@@ -5149,7 +5461,7 @@
                             </w:r>
                             <w:r>
                               <w:rPr>
-                                <w:rFonts w:cs="B Mitra" w:hint="cs"/>
+                                <w:rFonts w:cs="B Nazanin" w:hint="cs"/>
                                 <w:color w:val="000000" w:themeColor="text1"/>
                                 <w:sz w:val="28"/>
                                 <w:szCs w:val="28"/>
@@ -5160,7 +5472,7 @@
                             </w:r>
                             <w:r>
                               <w:rPr>
-                                <w:rFonts w:cs="B Mitra"/>
+                                <w:rFonts w:cs="B Nazanin"/>
                                 <w:color w:val="000000" w:themeColor="text1"/>
                                 <w:sz w:val="28"/>
                                 <w:szCs w:val="28"/>
@@ -5170,7 +5482,7 @@
                             </w:r>
                             <w:r>
                               <w:rPr>
-                                <w:rFonts w:cs="B Mitra" w:hint="cs"/>
+                                <w:rFonts w:cs="B Nazanin" w:hint="cs"/>
                                 <w:color w:val="000000" w:themeColor="text1"/>
                                 <w:sz w:val="28"/>
                                 <w:szCs w:val="28"/>
@@ -5181,7 +5493,7 @@
                             </w:r>
                             <w:r>
                               <w:rPr>
-                                <w:rFonts w:cs="B Mitra" w:hint="cs"/>
+                                <w:rFonts w:cs="B Nazanin" w:hint="cs"/>
                                 <w:color w:val="000000" w:themeColor="text1"/>
                                 <w:sz w:val="28"/>
                                 <w:szCs w:val="28"/>
@@ -5192,7 +5504,7 @@
                             </w:r>
                             <w:r>
                               <w:rPr>
-                                <w:rFonts w:cs="B Mitra" w:hint="cs"/>
+                                <w:rFonts w:cs="B Nazanin" w:hint="cs"/>
                                 <w:color w:val="000000" w:themeColor="text1"/>
                                 <w:sz w:val="28"/>
                                 <w:szCs w:val="28"/>
@@ -5203,7 +5515,7 @@
                             </w:r>
                             <w:r>
                               <w:rPr>
-                                <w:rFonts w:cs="B Mitra" w:hint="cs"/>
+                                <w:rFonts w:cs="B Nazanin" w:hint="cs"/>
                                 <w:color w:val="000000" w:themeColor="text1"/>
                                 <w:sz w:val="28"/>
                                 <w:szCs w:val="28"/>
@@ -5214,49 +5526,89 @@
                             </w:r>
                             <w:r>
                               <w:rPr>
-                                <w:rFonts w:cs="B Mitra"/>
-                                <w:color w:val="000000" w:themeColor="text1"/>
-                                <w:sz w:val="28"/>
-                                <w:szCs w:val="28"/>
-                                <w:lang w:bidi="fa-IR"/>
-                              </w:rPr>
-                              <w:t xml:space="preserve">bubble sort </w:t>
-                            </w:r>
-                            <w:r>
-                              <w:rPr>
-                                <w:rFonts w:cs="B Mitra" w:hint="cs"/>
-                                <w:color w:val="000000" w:themeColor="text1"/>
-                                <w:sz w:val="28"/>
-                                <w:szCs w:val="28"/>
-                                <w:rtl/>
-                                <w:lang w:bidi="fa-IR"/>
-                              </w:rPr>
-                              <w:t xml:space="preserve"> و یا </w:t>
-                            </w:r>
-                            <w:r>
-                              <w:rPr>
-                                <w:rFonts w:cs="B Mitra"/>
-                                <w:color w:val="000000" w:themeColor="text1"/>
-                                <w:sz w:val="28"/>
-                                <w:szCs w:val="28"/>
-                                <w:lang w:bidi="fa-IR"/>
-                              </w:rPr>
-                              <w:t>insertion sort</w:t>
-                            </w:r>
-                            <w:r>
-                              <w:rPr>
-                                <w:rFonts w:cs="B Mitra" w:hint="cs"/>
-                                <w:color w:val="000000" w:themeColor="text1"/>
-                                <w:sz w:val="28"/>
-                                <w:szCs w:val="28"/>
-                                <w:rtl/>
-                                <w:lang w:bidi="fa-IR"/>
-                              </w:rPr>
-                              <w:t xml:space="preserve"> استفاده شو</w:t>
-                            </w:r>
-                            <w:r>
-                              <w:rPr>
-                                <w:rFonts w:cs="B Mitra" w:hint="cs"/>
+                                <w:rFonts w:cs="B Nazanin"/>
+                                <w:b/>
+                                <w:bCs/>
+                                <w:color w:val="000000" w:themeColor="text1"/>
+                                <w:sz w:val="28"/>
+                                <w:szCs w:val="28"/>
+                                <w:lang w:bidi="fa-IR"/>
+                              </w:rPr>
+                              <w:t>bubble sort</w:t>
+                            </w:r>
+                            <w:r>
+                              <w:rPr>
+                                <w:rFonts w:cs="B Nazanin"/>
+                                <w:color w:val="000000" w:themeColor="text1"/>
+                                <w:sz w:val="28"/>
+                                <w:szCs w:val="28"/>
+                                <w:lang w:bidi="fa-IR"/>
+                              </w:rPr>
+                              <w:t xml:space="preserve"> </w:t>
+                            </w:r>
+                            <w:r>
+                              <w:rPr>
+                                <w:rFonts w:cs="B Nazanin" w:hint="cs"/>
+                                <w:color w:val="000000" w:themeColor="text1"/>
+                                <w:sz w:val="28"/>
+                                <w:szCs w:val="28"/>
+                                <w:rtl/>
+                                <w:lang w:bidi="fa-IR"/>
+                              </w:rPr>
+                              <w:t xml:space="preserve"> و یا</w:t>
+                            </w:r>
+                            <w:r>
+                              <w:rPr>
+                                <w:rFonts w:cs="B Nazanin" w:hint="cs"/>
+                                <w:b/>
+                                <w:bCs/>
+                                <w:color w:val="000000" w:themeColor="text1"/>
+                                <w:sz w:val="28"/>
+                                <w:szCs w:val="28"/>
+                                <w:rtl/>
+                                <w:lang w:bidi="fa-IR"/>
+                              </w:rPr>
+                              <w:t xml:space="preserve"> </w:t>
+                            </w:r>
+                            <w:r>
+                              <w:rPr>
+                                <w:rFonts w:cs="B Nazanin"/>
+                                <w:b/>
+                                <w:bCs/>
+                                <w:color w:val="000000" w:themeColor="text1"/>
+                                <w:sz w:val="28"/>
+                                <w:szCs w:val="28"/>
+                                <w:lang w:bidi="fa-IR"/>
+                              </w:rPr>
+                              <w:t>merge sort</w:t>
+                            </w:r>
+                            <w:r>
+                              <w:rPr>
+                                <w:rFonts w:cs="B Nazanin" w:hint="cs"/>
+                                <w:b/>
+                                <w:bCs/>
+                                <w:color w:val="000000" w:themeColor="text1"/>
+                                <w:sz w:val="28"/>
+                                <w:szCs w:val="28"/>
+                                <w:rtl/>
+                                <w:lang w:bidi="fa-IR"/>
+                              </w:rPr>
+                              <w:t xml:space="preserve"> </w:t>
+                            </w:r>
+                            <w:r>
+                              <w:rPr>
+                                <w:rFonts w:cs="B Nazanin" w:hint="cs"/>
+                                <w:color w:val="000000" w:themeColor="text1"/>
+                                <w:sz w:val="28"/>
+                                <w:szCs w:val="28"/>
+                                <w:rtl/>
+                                <w:lang w:bidi="fa-IR"/>
+                              </w:rPr>
+                              <w:t>استفاده شو</w:t>
+                            </w:r>
+                            <w:r>
+                              <w:rPr>
+                                <w:rFonts w:cs="B Nazanin" w:hint="cs"/>
                                 <w:color w:val="000000" w:themeColor="text1"/>
                                 <w:sz w:val="28"/>
                                 <w:szCs w:val="28"/>
@@ -5267,7 +5619,18 @@
                             </w:r>
                             <w:r>
                               <w:rPr>
-                                <w:rFonts w:cs="B Mitra"/>
+                                <w:rFonts w:cs="B Nazanin" w:hint="cs"/>
+                                <w:color w:val="000000" w:themeColor="text1"/>
+                                <w:sz w:val="28"/>
+                                <w:szCs w:val="28"/>
+                                <w:rtl/>
+                                <w:lang w:bidi="fa-IR"/>
+                              </w:rPr>
+                              <w:t xml:space="preserve"> ,</w:t>
+                            </w:r>
+                            <w:r>
+                              <w:rPr>
+                                <w:rFonts w:cs="B Nazanin"/>
                                 <w:color w:val="000000" w:themeColor="text1"/>
                                 <w:sz w:val="28"/>
                                 <w:szCs w:val="28"/>
@@ -5277,18 +5640,18 @@
                             </w:r>
                             <w:r>
                               <w:rPr>
-                                <w:rFonts w:cs="B Mitra" w:hint="cs"/>
-                                <w:color w:val="000000" w:themeColor="text1"/>
-                                <w:sz w:val="28"/>
-                                <w:szCs w:val="28"/>
-                                <w:rtl/>
-                                <w:lang w:bidi="fa-IR"/>
-                              </w:rPr>
-                              <w:t xml:space="preserve"> قرار است از الگوریتم هایی هم برای محاسبه </w:t>
-                            </w:r>
-                            <w:r>
-                              <w:rPr>
-                                <w:rFonts w:cs="B Mitra"/>
+                                <w:rFonts w:cs="B Nazanin" w:hint="cs"/>
+                                <w:color w:val="000000" w:themeColor="text1"/>
+                                <w:sz w:val="28"/>
+                                <w:szCs w:val="28"/>
+                                <w:rtl/>
+                                <w:lang w:bidi="fa-IR"/>
+                              </w:rPr>
+                              <w:t xml:space="preserve"> قرار است الگوریتم هایی هم برای محاسبه </w:t>
+                            </w:r>
+                            <w:r>
+                              <w:rPr>
+                                <w:rFonts w:cs="B Nazanin"/>
                                 <w:color w:val="000000" w:themeColor="text1"/>
                                 <w:sz w:val="28"/>
                                 <w:szCs w:val="28"/>
@@ -5298,47 +5661,14 @@
                             </w:r>
                             <w:r>
                               <w:rPr>
-                                <w:rFonts w:cs="B Mitra" w:hint="cs"/>
-                                <w:color w:val="000000" w:themeColor="text1"/>
-                                <w:sz w:val="28"/>
-                                <w:szCs w:val="28"/>
-                                <w:rtl/>
-                                <w:lang w:bidi="fa-IR"/>
-                              </w:rPr>
-                              <w:t xml:space="preserve"> و کالری مورد نیاز و</w:t>
-                            </w:r>
-                            <w:r>
-                              <w:rPr>
-                                <w:rFonts w:cs="Cambria" w:hint="cs"/>
-                                <w:color w:val="000000" w:themeColor="text1"/>
-                                <w:sz w:val="28"/>
-                                <w:szCs w:val="28"/>
-                                <w:rtl/>
-                                <w:lang w:bidi="fa-IR"/>
-                              </w:rPr>
-                              <w:t xml:space="preserve">... </w:t>
-                            </w:r>
-                            <w:r>
-                              <w:rPr>
-                                <w:rFonts w:cs="Arial" w:hint="cs"/>
-                                <w:color w:val="000000" w:themeColor="text1"/>
-                                <w:sz w:val="28"/>
-                                <w:szCs w:val="28"/>
-                                <w:rtl/>
-                                <w:lang w:bidi="fa-IR"/>
-                              </w:rPr>
-                              <w:t>هم نوشته شود</w:t>
-                            </w:r>
-                            <w:r>
-                              <w:rPr>
-                                <w:rFonts w:cs="B Mitra" w:hint="cs"/>
-                                <w:color w:val="000000" w:themeColor="text1"/>
-                                <w:sz w:val="28"/>
-                                <w:szCs w:val="28"/>
-                                <w:rtl/>
-                                <w:lang w:bidi="fa-IR"/>
-                              </w:rPr>
-                              <w:t xml:space="preserve"> </w:t>
+                                <w:rFonts w:cs="B Nazanin" w:hint="cs"/>
+                                <w:color w:val="000000" w:themeColor="text1"/>
+                                <w:sz w:val="28"/>
+                                <w:szCs w:val="28"/>
+                                <w:rtl/>
+                                <w:lang w:bidi="fa-IR"/>
+                              </w:rPr>
+                              <w:t xml:space="preserve"> و کالری مورد نیاز و... نوشته شود </w:t>
                             </w:r>
                           </w:p>
                           <w:p>
@@ -5691,9 +6021,7 @@
                               <w:bidi/>
                               <w:jc w:val="both"/>
                               <w:rPr>
-                                <w:rFonts w:cs="B Mitra"/>
-                                <w:b/>
-                                <w:bCs/>
+                                <w:rFonts w:cs="B Nazanin"/>
                                 <w:color w:val="000000" w:themeColor="text1"/>
                                 <w:sz w:val="28"/>
                                 <w:szCs w:val="28"/>
@@ -5703,22 +6031,31 @@
                             </w:pPr>
                             <w:r>
                               <w:rPr>
-                                <w:rFonts w:cs="B Mitra" w:hint="cs"/>
-                                <w:b/>
-                                <w:bCs/>
-                                <w:color w:val="000000" w:themeColor="text1"/>
-                                <w:sz w:val="26"/>
-                                <w:szCs w:val="26"/>
-                                <w:rtl/>
-                                <w:lang w:bidi="fa-IR"/>
-                              </w:rPr>
-                              <w:t>1.</w:t>
-                            </w:r>
-                            <w:r>
-                              <w:rPr>
-                                <w:rFonts w:cs="B Mitra"/>
-                                <w:b/>
-                                <w:bCs/>
+                                <w:rFonts w:cs="B Nazanin" w:hint="cs"/>
+                                <w:color w:val="000000" w:themeColor="text1"/>
+                                <w:sz w:val="26"/>
+                                <w:szCs w:val="26"/>
+                                <w:rtl/>
+                                <w:lang w:bidi="fa-IR"/>
+                              </w:rPr>
+                              <w:t>1</w:t>
+                            </w:r>
+                            <w:r>
+                              <w:rPr>
+                                <w:rFonts w:cs="B Nazanin" w:hint="cs"/>
+                                <w:b/>
+                                <w:bCs/>
+                                <w:color w:val="000000" w:themeColor="text1"/>
+                                <w:sz w:val="26"/>
+                                <w:szCs w:val="26"/>
+                                <w:rtl/>
+                                <w:lang w:bidi="fa-IR"/>
+                              </w:rPr>
+                              <w:t>.</w:t>
+                            </w:r>
+                            <w:r>
+                              <w:rPr>
+                                <w:rFonts w:cs="B Nazanin"/>
                                 <w:color w:val="000000" w:themeColor="text1"/>
                                 <w:sz w:val="26"/>
                                 <w:szCs w:val="26"/>
@@ -5728,41 +6065,59 @@
                             </w:r>
                             <w:r>
                               <w:rPr>
-                                <w:rFonts w:cs="B Mitra" w:hint="cs"/>
-                                <w:b/>
-                                <w:bCs/>
-                                <w:color w:val="000000" w:themeColor="text1"/>
-                                <w:sz w:val="26"/>
-                                <w:szCs w:val="26"/>
-                                <w:rtl/>
-                                <w:lang w:bidi="fa-IR"/>
-                              </w:rPr>
-                              <w:t xml:space="preserve"> : برای طراحی رابط کاربری (</w:t>
-                            </w:r>
-                            <w:r>
-                              <w:rPr>
-                                <w:rFonts w:cs="B Mitra"/>
-                                <w:b/>
-                                <w:bCs/>
-                                <w:color w:val="000000" w:themeColor="text1"/>
-                                <w:sz w:val="26"/>
-                                <w:szCs w:val="26"/>
-                                <w:lang w:bidi="fa-IR"/>
-                              </w:rPr>
-                              <w:t>(gui</w:t>
-                            </w:r>
-                            <w:r>
-                              <w:rPr>
-                                <w:rFonts w:cs="B Mitra" w:hint="cs"/>
-                                <w:b/>
-                                <w:bCs/>
-                                <w:color w:val="000000" w:themeColor="text1"/>
-                                <w:sz w:val="26"/>
-                                <w:szCs w:val="26"/>
-                                <w:rtl/>
-                                <w:lang w:bidi="fa-IR"/>
-                              </w:rPr>
-                              <w:t xml:space="preserve"> برنامه </w:t>
+                                <w:rFonts w:cs="B Nazanin" w:hint="cs"/>
+                                <w:color w:val="000000" w:themeColor="text1"/>
+                                <w:sz w:val="26"/>
+                                <w:szCs w:val="26"/>
+                                <w:rtl/>
+                                <w:lang w:bidi="fa-IR"/>
+                              </w:rPr>
+                              <w:t xml:space="preserve"> : برای طراحی رابط کاربری </w:t>
+                            </w:r>
+                            <w:r>
+                              <w:rPr>
+                                <w:rFonts w:cs="B Nazanin" w:hint="cs"/>
+                                <w:color w:val="000000" w:themeColor="text1"/>
+                                <w:sz w:val="26"/>
+                                <w:szCs w:val="26"/>
+                                <w:rtl/>
+                                <w:lang w:bidi="fa-IR"/>
+                              </w:rPr>
+                              <w:t>(</w:t>
+                            </w:r>
+                            <w:r>
+                              <w:rPr>
+                                <w:rFonts w:cs="B Nazanin"/>
+                                <w:color w:val="000000" w:themeColor="text1"/>
+                                <w:sz w:val="26"/>
+                                <w:szCs w:val="26"/>
+                                <w:lang w:bidi="fa-IR"/>
+                              </w:rPr>
+                              <w:t>gui</w:t>
+                            </w:r>
+                            <w:bookmarkStart w:id="0" w:name="_GoBack"/>
+                            <w:bookmarkEnd w:id="0"/>
+                            <w:r>
+                              <w:rPr>
+                                <w:rFonts w:cs="B Nazanin" w:hint="cs"/>
+                                <w:color w:val="000000" w:themeColor="text1"/>
+                                <w:sz w:val="26"/>
+                                <w:szCs w:val="26"/>
+                                <w:rtl/>
+                                <w:lang w:bidi="fa-IR"/>
+                              </w:rPr>
+                              <w:t xml:space="preserve">) </w:t>
+                            </w:r>
+                            <w:r>
+                              <w:rPr>
+                                <w:rFonts w:cs="B Nazanin" w:hint="cs"/>
+                                <w:color w:val="000000" w:themeColor="text1"/>
+                                <w:sz w:val="26"/>
+                                <w:szCs w:val="26"/>
+                                <w:rtl/>
+                                <w:lang w:bidi="fa-IR"/>
+                              </w:rPr>
+                              <w:t xml:space="preserve">برنامه </w:t>
                             </w:r>
                           </w:p>
                           <w:p>
@@ -5773,9 +6128,7 @@
                               <w:bidi/>
                               <w:jc w:val="both"/>
                               <w:rPr>
-                                <w:rFonts w:cs="B Mitra"/>
-                                <w:b/>
-                                <w:bCs/>
+                                <w:rFonts w:cs="B Nazanin"/>
                                 <w:color w:val="000000" w:themeColor="text1"/>
                                 <w:sz w:val="28"/>
                                 <w:szCs w:val="28"/>
@@ -5785,9 +6138,7 @@
                             </w:pPr>
                             <w:r>
                               <w:rPr>
-                                <w:rFonts w:cs="B Mitra"/>
-                                <w:b/>
-                                <w:bCs/>
+                                <w:rFonts w:cs="B Nazanin"/>
                                 <w:color w:val="000000" w:themeColor="text1"/>
                                 <w:sz w:val="26"/>
                                 <w:szCs w:val="26"/>
@@ -5797,9 +6148,7 @@
                             </w:r>
                             <w:r>
                               <w:rPr>
-                                <w:rFonts w:cs="B Mitra" w:hint="cs"/>
-                                <w:b/>
-                                <w:bCs/>
+                                <w:rFonts w:cs="B Nazanin" w:hint="cs"/>
                                 <w:color w:val="000000" w:themeColor="text1"/>
                                 <w:sz w:val="26"/>
                                 <w:szCs w:val="26"/>
@@ -5810,9 +6159,7 @@
                             </w:r>
                             <w:r>
                               <w:rPr>
-                                <w:rFonts w:cs="B Mitra"/>
-                                <w:b/>
-                                <w:bCs/>
+                                <w:rFonts w:cs="B Nazanin"/>
                                 <w:color w:val="000000" w:themeColor="text1"/>
                                 <w:sz w:val="26"/>
                                 <w:szCs w:val="26"/>
@@ -5822,9 +6169,7 @@
                             </w:r>
                             <w:r>
                               <w:rPr>
-                                <w:rFonts w:cs="B Mitra" w:hint="cs"/>
-                                <w:b/>
-                                <w:bCs/>
+                                <w:rFonts w:cs="B Nazanin" w:hint="cs"/>
                                 <w:color w:val="000000" w:themeColor="text1"/>
                                 <w:sz w:val="26"/>
                                 <w:szCs w:val="26"/>
@@ -5842,9 +6187,7 @@
                               <w:bidi/>
                               <w:jc w:val="both"/>
                               <w:rPr>
-                                <w:rFonts w:cs="B Mitra"/>
-                                <w:b/>
-                                <w:bCs/>
+                                <w:rFonts w:cs="B Nazanin"/>
                                 <w:color w:val="000000" w:themeColor="text1"/>
                                 <w:sz w:val="28"/>
                                 <w:szCs w:val="28"/>
@@ -5854,9 +6197,7 @@
                             </w:pPr>
                             <w:r>
                               <w:rPr>
-                                <w:rFonts w:cs="B Mitra"/>
-                                <w:b/>
-                                <w:bCs/>
+                                <w:rFonts w:cs="B Nazanin"/>
                                 <w:color w:val="000000" w:themeColor="text1"/>
                                 <w:sz w:val="26"/>
                                 <w:szCs w:val="26"/>
@@ -5866,9 +6207,7 @@
                             </w:r>
                             <w:r>
                               <w:rPr>
-                                <w:rFonts w:cs="B Mitra" w:hint="cs"/>
-                                <w:b/>
-                                <w:bCs/>
+                                <w:rFonts w:cs="B Nazanin" w:hint="cs"/>
                                 <w:color w:val="000000" w:themeColor="text1"/>
                                 <w:sz w:val="26"/>
                                 <w:szCs w:val="26"/>
@@ -5879,9 +6218,7 @@
                             </w:r>
                             <w:r>
                               <w:rPr>
-                                <w:rFonts w:cs="B Mitra"/>
-                                <w:b/>
-                                <w:bCs/>
+                                <w:rFonts w:cs="B Nazanin"/>
                                 <w:color w:val="000000" w:themeColor="text1"/>
                                 <w:sz w:val="26"/>
                                 <w:szCs w:val="26"/>
@@ -5891,9 +6228,7 @@
                             </w:r>
                             <w:r>
                               <w:rPr>
-                                <w:rFonts w:cs="B Mitra" w:hint="cs"/>
-                                <w:b/>
-                                <w:bCs/>
+                                <w:rFonts w:cs="B Nazanin" w:hint="cs"/>
                                 <w:color w:val="000000" w:themeColor="text1"/>
                                 <w:sz w:val="26"/>
                                 <w:szCs w:val="26"/>
@@ -5904,9 +6239,7 @@
                             </w:r>
                             <w:r>
                               <w:rPr>
-                                <w:rFonts w:cs="B Mitra" w:hint="cs"/>
-                                <w:b/>
-                                <w:bCs/>
+                                <w:rFonts w:cs="B Nazanin" w:hint="cs"/>
                                 <w:color w:val="000000" w:themeColor="text1"/>
                                 <w:sz w:val="26"/>
                                 <w:szCs w:val="26"/>
@@ -5924,9 +6257,7 @@
                               <w:bidi/>
                               <w:jc w:val="both"/>
                               <w:rPr>
-                                <w:rFonts w:cs="B Mitra"/>
-                                <w:b/>
-                                <w:bCs/>
+                                <w:rFonts w:cs="B Nazanin"/>
                                 <w:color w:val="000000" w:themeColor="text1"/>
                                 <w:sz w:val="26"/>
                                 <w:szCs w:val="26"/>
@@ -5936,9 +6267,7 @@
                             </w:pPr>
                             <w:r>
                               <w:rPr>
-                                <w:rFonts w:cs="B Mitra"/>
-                                <w:b/>
-                                <w:bCs/>
+                                <w:rFonts w:cs="B Nazanin"/>
                                 <w:color w:val="000000" w:themeColor="text1"/>
                                 <w:sz w:val="26"/>
                                 <w:szCs w:val="26"/>
@@ -5948,9 +6277,7 @@
                             </w:r>
                             <w:r>
                               <w:rPr>
-                                <w:rFonts w:cs="B Mitra" w:hint="cs"/>
-                                <w:b/>
-                                <w:bCs/>
+                                <w:rFonts w:cs="B Nazanin" w:hint="cs"/>
                                 <w:color w:val="000000" w:themeColor="text1"/>
                                 <w:sz w:val="26"/>
                                 <w:szCs w:val="26"/>
@@ -5961,9 +6288,7 @@
                             </w:r>
                             <w:r>
                               <w:rPr>
-                                <w:rFonts w:cs="B Mitra"/>
-                                <w:b/>
-                                <w:bCs/>
+                                <w:rFonts w:cs="B Nazanin"/>
                                 <w:color w:val="000000" w:themeColor="text1"/>
                                 <w:sz w:val="26"/>
                                 <w:szCs w:val="26"/>
@@ -5973,29 +6298,14 @@
                             </w:r>
                             <w:r>
                               <w:rPr>
-                                <w:rFonts w:cs="B Mitra" w:hint="cs"/>
-                                <w:b/>
-                                <w:bCs/>
-                                <w:color w:val="000000" w:themeColor="text1"/>
-                                <w:sz w:val="26"/>
-                                <w:szCs w:val="26"/>
-                                <w:rtl/>
-                                <w:lang w:bidi="fa-IR"/>
-                              </w:rPr>
-                              <w:t xml:space="preserve"> : برای درست کردن صفحه اصلی برنامه</w:t>
-                            </w:r>
-                            <w:r>
-                              <w:rPr>
-                                <w:rFonts w:cs="B Mitra" w:hint="cs"/>
-                                <w:b/>
-                                <w:bCs/>
-                                <w:color w:val="000000" w:themeColor="text1"/>
-                                <w:sz w:val="26"/>
-                                <w:szCs w:val="26"/>
-                                <w:rtl/>
-                                <w:lang w:bidi="fa-IR"/>
-                              </w:rPr>
-                              <w:t xml:space="preserve"> </w:t>
+                                <w:rFonts w:cs="B Nazanin" w:hint="cs"/>
+                                <w:color w:val="000000" w:themeColor="text1"/>
+                                <w:sz w:val="26"/>
+                                <w:szCs w:val="26"/>
+                                <w:rtl/>
+                                <w:lang w:bidi="fa-IR"/>
+                              </w:rPr>
+                              <w:t xml:space="preserve"> : برای درست کردن صفحه اصلی برنامه </w:t>
                             </w:r>
                           </w:p>
                           <w:p>
@@ -6006,9 +6316,7 @@
                               <w:bidi/>
                               <w:jc w:val="both"/>
                               <w:rPr>
-                                <w:rFonts w:cs="B Mitra"/>
-                                <w:b/>
-                                <w:bCs/>
+                                <w:rFonts w:cs="B Nazanin"/>
                                 <w:color w:val="000000" w:themeColor="text1"/>
                                 <w:sz w:val="26"/>
                                 <w:szCs w:val="26"/>
@@ -6017,9 +6325,7 @@
                             </w:pPr>
                             <w:r>
                               <w:rPr>
-                                <w:rFonts w:cs="B Mitra" w:hint="cs"/>
-                                <w:b/>
-                                <w:bCs/>
+                                <w:rFonts w:cs="B Nazanin" w:hint="cs"/>
                                 <w:color w:val="000000" w:themeColor="text1"/>
                                 <w:sz w:val="26"/>
                                 <w:szCs w:val="26"/>
@@ -6030,9 +6336,7 @@
                             </w:r>
                             <w:r>
                               <w:rPr>
-                                <w:rFonts w:cs="B Mitra"/>
-                                <w:b/>
-                                <w:bCs/>
+                                <w:rFonts w:cs="B Nazanin"/>
                                 <w:color w:val="000000" w:themeColor="text1"/>
                                 <w:sz w:val="26"/>
                                 <w:szCs w:val="26"/>
@@ -6042,9 +6346,7 @@
                             </w:r>
                             <w:r>
                               <w:rPr>
-                                <w:rFonts w:cs="B Mitra" w:hint="cs"/>
-                                <w:b/>
-                                <w:bCs/>
+                                <w:rFonts w:cs="B Nazanin" w:hint="cs"/>
                                 <w:color w:val="000000" w:themeColor="text1"/>
                                 <w:sz w:val="26"/>
                                 <w:szCs w:val="26"/>
@@ -6055,9 +6357,7 @@
                             </w:r>
                             <w:r>
                               <w:rPr>
-                                <w:rFonts w:cs="B Mitra"/>
-                                <w:b/>
-                                <w:bCs/>
+                                <w:rFonts w:cs="B Nazanin"/>
                                 <w:color w:val="000000" w:themeColor="text1"/>
                                 <w:sz w:val="26"/>
                                 <w:szCs w:val="26"/>
@@ -6067,9 +6367,7 @@
                             </w:r>
                             <w:r>
                               <w:rPr>
-                                <w:rFonts w:cs="B Mitra" w:hint="cs"/>
-                                <w:b/>
-                                <w:bCs/>
+                                <w:rFonts w:cs="B Nazanin" w:hint="cs"/>
                                 <w:color w:val="000000" w:themeColor="text1"/>
                                 <w:sz w:val="26"/>
                                 <w:szCs w:val="26"/>
@@ -6087,9 +6385,7 @@
                               <w:bidi/>
                               <w:jc w:val="both"/>
                               <w:rPr>
-                                <w:rFonts w:cs="B Mitra" w:hint="cs"/>
-                                <w:b/>
-                                <w:bCs/>
+                                <w:rFonts w:cs="B Nazanin"/>
                                 <w:color w:val="000000" w:themeColor="text1"/>
                                 <w:sz w:val="26"/>
                                 <w:szCs w:val="26"/>
@@ -6099,9 +6395,7 @@
                             </w:pPr>
                             <w:r>
                               <w:rPr>
-                                <w:rFonts w:cs="B Mitra"/>
-                                <w:b/>
-                                <w:bCs/>
+                                <w:rFonts w:cs="B Nazanin"/>
                                 <w:color w:val="000000" w:themeColor="text1"/>
                                 <w:sz w:val="26"/>
                                 <w:szCs w:val="26"/>
@@ -6111,9 +6405,7 @@
                             </w:r>
                             <w:r>
                               <w:rPr>
-                                <w:rFonts w:cs="B Mitra" w:hint="cs"/>
-                                <w:b/>
-                                <w:bCs/>
+                                <w:rFonts w:cs="B Nazanin" w:hint="cs"/>
                                 <w:color w:val="000000" w:themeColor="text1"/>
                                 <w:sz w:val="26"/>
                                 <w:szCs w:val="26"/>
@@ -6124,9 +6416,7 @@
                             </w:r>
                             <w:r>
                               <w:rPr>
-                                <w:rFonts w:cs="B Mitra"/>
-                                <w:b/>
-                                <w:bCs/>
+                                <w:rFonts w:cs="B Nazanin"/>
                                 <w:color w:val="000000" w:themeColor="text1"/>
                                 <w:sz w:val="26"/>
                                 <w:szCs w:val="26"/>
@@ -6136,9 +6426,7 @@
                             </w:r>
                             <w:r>
                               <w:rPr>
-                                <w:rFonts w:cs="B Mitra" w:hint="cs"/>
-                                <w:b/>
-                                <w:bCs/>
+                                <w:rFonts w:cs="B Nazanin" w:hint="cs"/>
                                 <w:color w:val="000000" w:themeColor="text1"/>
                                 <w:sz w:val="26"/>
                                 <w:szCs w:val="26"/>
@@ -6149,9 +6437,7 @@
                             </w:r>
                             <w:r>
                               <w:rPr>
-                                <w:rFonts w:cs="B Mitra"/>
-                                <w:b/>
-                                <w:bCs/>
+                                <w:rFonts w:cs="B Nazanin"/>
                                 <w:color w:val="000000" w:themeColor="text1"/>
                                 <w:sz w:val="26"/>
                                 <w:szCs w:val="26"/>
@@ -6161,32 +6447,15 @@
                             </w:r>
                             <w:r>
                               <w:rPr>
-                                <w:rFonts w:cs="B Mitra" w:hint="cs"/>
-                                <w:b/>
-                                <w:bCs/>
-                                <w:color w:val="000000" w:themeColor="text1"/>
-                                <w:sz w:val="26"/>
-                                <w:szCs w:val="26"/>
-                                <w:rtl/>
-                                <w:lang w:bidi="fa-IR"/>
-                              </w:rPr>
-                              <w:t xml:space="preserve">برای </w:t>
-                            </w:r>
-                            <w:r>
-                              <w:rPr>
-                                <w:rFonts w:cs="B Mitra" w:hint="cs"/>
-                                <w:b/>
-                                <w:bCs/>
-                                <w:color w:val="000000" w:themeColor="text1"/>
-                                <w:sz w:val="26"/>
-                                <w:szCs w:val="26"/>
-                                <w:rtl/>
-                                <w:lang w:bidi="fa-IR"/>
-                              </w:rPr>
-                              <w:t>تبدیل داده ها و پیشرفت های کاربر به جدول</w:t>
-                            </w:r>
-                            <w:bookmarkStart w:id="0" w:name="_GoBack"/>
-                            <w:bookmarkEnd w:id="0"/>
+                                <w:rFonts w:cs="B Nazanin" w:hint="cs"/>
+                                <w:color w:val="000000" w:themeColor="text1"/>
+                                <w:sz w:val="26"/>
+                                <w:szCs w:val="26"/>
+                                <w:rtl/>
+                                <w:lang w:bidi="fa-IR"/>
+                              </w:rPr>
+                              <w:t>برای تبدیل داده ها و پیشرفت های کاربر به جدول</w:t>
+                            </w:r>
                           </w:p>
                           <w:p>
                             <w:pPr>
@@ -6197,8 +6466,6 @@
                               <w:jc w:val="both"/>
                               <w:rPr>
                                 <w:rFonts w:cs="B Mitra"/>
-                                <w:b/>
-                                <w:bCs/>
                                 <w:color w:val="000000" w:themeColor="text1"/>
                                 <w:sz w:val="26"/>
                                 <w:szCs w:val="26"/>
@@ -6215,7 +6482,7 @@
                               <w:bidi/>
                               <w:jc w:val="both"/>
                               <w:rPr>
-                                <w:rFonts w:cs="B Mitra" w:hint="cs"/>
+                                <w:rFonts w:cs="B Mitra"/>
                                 <w:b/>
                                 <w:bCs/>
                                 <w:color w:val="000000" w:themeColor="text1"/>
@@ -6587,7 +6854,7 @@
                         <w:bidi/>
                         <w:jc w:val="both"/>
                         <w:rPr>
-                          <w:rFonts w:cs="B Mitra"/>
+                          <w:rFonts w:cs="B Nazanin"/>
                           <w:color w:val="000000" w:themeColor="text1"/>
                           <w:sz w:val="28"/>
                           <w:szCs w:val="28"/>
@@ -6596,7 +6863,7 @@
                       </w:pPr>
                       <w:r>
                         <w:rPr>
-                          <w:rFonts w:cs="B Mitra" w:hint="cs"/>
+                          <w:rFonts w:cs="B Nazanin" w:hint="cs"/>
                           <w:color w:val="000000" w:themeColor="text1"/>
                           <w:sz w:val="28"/>
                           <w:szCs w:val="28"/>
@@ -6607,7 +6874,9 @@
                       </w:r>
                       <w:r>
                         <w:rPr>
-                          <w:rFonts w:cs="B Mitra"/>
+                          <w:rFonts w:cs="B Nazanin"/>
+                          <w:b/>
+                          <w:bCs/>
                           <w:color w:val="000000" w:themeColor="text1"/>
                           <w:sz w:val="28"/>
                           <w:szCs w:val="28"/>
@@ -6617,7 +6886,7 @@
                       </w:r>
                       <w:r>
                         <w:rPr>
-                          <w:rFonts w:cs="B Mitra" w:hint="cs"/>
+                          <w:rFonts w:cs="B Nazanin" w:hint="cs"/>
                           <w:color w:val="000000" w:themeColor="text1"/>
                           <w:sz w:val="28"/>
                           <w:szCs w:val="28"/>
@@ -6628,7 +6897,7 @@
                       </w:r>
                       <w:r>
                         <w:rPr>
-                          <w:rFonts w:cs="B Mitra"/>
+                          <w:rFonts w:cs="B Nazanin"/>
                           <w:color w:val="000000" w:themeColor="text1"/>
                           <w:sz w:val="28"/>
                           <w:szCs w:val="28"/>
@@ -6638,7 +6907,7 @@
                       </w:r>
                       <w:r>
                         <w:rPr>
-                          <w:rFonts w:cs="B Mitra" w:hint="cs"/>
+                          <w:rFonts w:cs="B Nazanin" w:hint="cs"/>
                           <w:color w:val="000000" w:themeColor="text1"/>
                           <w:sz w:val="28"/>
                           <w:szCs w:val="28"/>
@@ -6649,7 +6918,7 @@
                       </w:r>
                       <w:r>
                         <w:rPr>
-                          <w:rFonts w:cs="B Mitra" w:hint="cs"/>
+                          <w:rFonts w:cs="B Nazanin" w:hint="cs"/>
                           <w:color w:val="000000" w:themeColor="text1"/>
                           <w:sz w:val="28"/>
                           <w:szCs w:val="28"/>
@@ -6660,7 +6929,7 @@
                       </w:r>
                       <w:r>
                         <w:rPr>
-                          <w:rFonts w:cs="B Mitra" w:hint="cs"/>
+                          <w:rFonts w:cs="B Nazanin" w:hint="cs"/>
                           <w:color w:val="000000" w:themeColor="text1"/>
                           <w:sz w:val="28"/>
                           <w:szCs w:val="28"/>
@@ -6671,7 +6940,7 @@
                       </w:r>
                       <w:r>
                         <w:rPr>
-                          <w:rFonts w:cs="B Mitra" w:hint="cs"/>
+                          <w:rFonts w:cs="B Nazanin" w:hint="cs"/>
                           <w:color w:val="000000" w:themeColor="text1"/>
                           <w:sz w:val="28"/>
                           <w:szCs w:val="28"/>
@@ -6682,131 +6951,149 @@
                       </w:r>
                       <w:r>
                         <w:rPr>
-                          <w:rFonts w:cs="B Mitra"/>
+                          <w:rFonts w:cs="B Nazanin"/>
+                          <w:b/>
+                          <w:bCs/>
                           <w:color w:val="000000" w:themeColor="text1"/>
                           <w:sz w:val="28"/>
                           <w:szCs w:val="28"/>
                           <w:lang w:bidi="fa-IR"/>
                         </w:rPr>
-                        <w:t xml:space="preserve">bubble sort </w:t>
-                      </w:r>
-                      <w:r>
-                        <w:rPr>
-                          <w:rFonts w:cs="B Mitra" w:hint="cs"/>
+                        <w:t>bubble sort</w:t>
+                      </w:r>
+                      <w:r>
+                        <w:rPr>
+                          <w:rFonts w:cs="B Nazanin"/>
                           <w:color w:val="000000" w:themeColor="text1"/>
                           <w:sz w:val="28"/>
                           <w:szCs w:val="28"/>
-                          <w:rtl/>
-                          <w:lang w:bidi="fa-IR"/>
-                        </w:rPr>
-                        <w:t xml:space="preserve"> و یا </w:t>
-                      </w:r>
-                      <w:r>
-                        <w:rPr>
-                          <w:rFonts w:cs="B Mitra"/>
+                          <w:lang w:bidi="fa-IR"/>
+                        </w:rPr>
+                        <w:t xml:space="preserve"> </w:t>
+                      </w:r>
+                      <w:r>
+                        <w:rPr>
+                          <w:rFonts w:cs="B Nazanin" w:hint="cs"/>
                           <w:color w:val="000000" w:themeColor="text1"/>
                           <w:sz w:val="28"/>
                           <w:szCs w:val="28"/>
-                          <w:lang w:bidi="fa-IR"/>
-                        </w:rPr>
-                        <w:t>insertion sort</w:t>
-                      </w:r>
-                      <w:r>
-                        <w:rPr>
-                          <w:rFonts w:cs="B Mitra" w:hint="cs"/>
+                          <w:rtl/>
+                          <w:lang w:bidi="fa-IR"/>
+                        </w:rPr>
+                        <w:t xml:space="preserve"> و یا</w:t>
+                      </w:r>
+                      <w:r>
+                        <w:rPr>
+                          <w:rFonts w:cs="B Nazanin" w:hint="cs"/>
+                          <w:b/>
+                          <w:bCs/>
                           <w:color w:val="000000" w:themeColor="text1"/>
                           <w:sz w:val="28"/>
                           <w:szCs w:val="28"/>
                           <w:rtl/>
                           <w:lang w:bidi="fa-IR"/>
                         </w:rPr>
-                        <w:t xml:space="preserve"> استفاده شو</w:t>
-                      </w:r>
-                      <w:r>
-                        <w:rPr>
-                          <w:rFonts w:cs="B Mitra" w:hint="cs"/>
+                        <w:t xml:space="preserve"> </w:t>
+                      </w:r>
+                      <w:r>
+                        <w:rPr>
+                          <w:rFonts w:cs="B Nazanin"/>
+                          <w:b/>
+                          <w:bCs/>
                           <w:color w:val="000000" w:themeColor="text1"/>
                           <w:sz w:val="28"/>
                           <w:szCs w:val="28"/>
-                          <w:rtl/>
-                          <w:lang w:bidi="fa-IR"/>
-                        </w:rPr>
-                        <w:t>د</w:t>
-                      </w:r>
-                      <w:r>
-                        <w:rPr>
-                          <w:rFonts w:cs="B Mitra"/>
+                          <w:lang w:bidi="fa-IR"/>
+                        </w:rPr>
+                        <w:t>merge sort</w:t>
+                      </w:r>
+                      <w:r>
+                        <w:rPr>
+                          <w:rFonts w:cs="B Nazanin" w:hint="cs"/>
+                          <w:b/>
+                          <w:bCs/>
                           <w:color w:val="000000" w:themeColor="text1"/>
                           <w:sz w:val="28"/>
                           <w:szCs w:val="28"/>
+                          <w:rtl/>
                           <w:lang w:bidi="fa-IR"/>
                         </w:rPr>
                         <w:t xml:space="preserve"> </w:t>
                       </w:r>
                       <w:r>
                         <w:rPr>
-                          <w:rFonts w:cs="B Mitra" w:hint="cs"/>
+                          <w:rFonts w:cs="B Nazanin" w:hint="cs"/>
                           <w:color w:val="000000" w:themeColor="text1"/>
                           <w:sz w:val="28"/>
                           <w:szCs w:val="28"/>
                           <w:rtl/>
                           <w:lang w:bidi="fa-IR"/>
                         </w:rPr>
-                        <w:t xml:space="preserve"> قرار است از الگوریتم هایی هم برای محاسبه </w:t>
-                      </w:r>
-                      <w:r>
-                        <w:rPr>
-                          <w:rFonts w:cs="B Mitra"/>
+                        <w:t>استفاده شو</w:t>
+                      </w:r>
+                      <w:r>
+                        <w:rPr>
+                          <w:rFonts w:cs="B Nazanin" w:hint="cs"/>
                           <w:color w:val="000000" w:themeColor="text1"/>
                           <w:sz w:val="28"/>
                           <w:szCs w:val="28"/>
-                          <w:lang w:bidi="fa-IR"/>
-                        </w:rPr>
-                        <w:t>Bmi</w:t>
-                      </w:r>
-                      <w:r>
-                        <w:rPr>
-                          <w:rFonts w:cs="B Mitra" w:hint="cs"/>
+                          <w:rtl/>
+                          <w:lang w:bidi="fa-IR"/>
+                        </w:rPr>
+                        <w:t>د</w:t>
+                      </w:r>
+                      <w:r>
+                        <w:rPr>
+                          <w:rFonts w:cs="B Nazanin" w:hint="cs"/>
                           <w:color w:val="000000" w:themeColor="text1"/>
                           <w:sz w:val="28"/>
                           <w:szCs w:val="28"/>
                           <w:rtl/>
                           <w:lang w:bidi="fa-IR"/>
                         </w:rPr>
-                        <w:t xml:space="preserve"> و کالری مورد نیاز و</w:t>
-                      </w:r>
-                      <w:r>
-                        <w:rPr>
-                          <w:rFonts w:cs="Cambria" w:hint="cs"/>
+                        <w:t xml:space="preserve"> ,</w:t>
+                      </w:r>
+                      <w:r>
+                        <w:rPr>
+                          <w:rFonts w:cs="B Nazanin"/>
                           <w:color w:val="000000" w:themeColor="text1"/>
                           <w:sz w:val="28"/>
                           <w:szCs w:val="28"/>
-                          <w:rtl/>
-                          <w:lang w:bidi="fa-IR"/>
-                        </w:rPr>
-                        <w:t xml:space="preserve">... </w:t>
-                      </w:r>
-                      <w:r>
-                        <w:rPr>
-                          <w:rFonts w:cs="Arial" w:hint="cs"/>
+                          <w:lang w:bidi="fa-IR"/>
+                        </w:rPr>
+                        <w:t xml:space="preserve"> </w:t>
+                      </w:r>
+                      <w:r>
+                        <w:rPr>
+                          <w:rFonts w:cs="B Nazanin" w:hint="cs"/>
                           <w:color w:val="000000" w:themeColor="text1"/>
                           <w:sz w:val="28"/>
                           <w:szCs w:val="28"/>
                           <w:rtl/>
                           <w:lang w:bidi="fa-IR"/>
                         </w:rPr>
-                        <w:t>هم نوشته شود</w:t>
-                      </w:r>
-                      <w:r>
-                        <w:rPr>
-                          <w:rFonts w:cs="B Mitra" w:hint="cs"/>
+                        <w:t xml:space="preserve"> قرار است الگوریتم هایی هم برای محاسبه </w:t>
+                      </w:r>
+                      <w:r>
+                        <w:rPr>
+                          <w:rFonts w:cs="B Nazanin"/>
                           <w:color w:val="000000" w:themeColor="text1"/>
                           <w:sz w:val="28"/>
                           <w:szCs w:val="28"/>
-                          <w:rtl/>
-                          <w:lang w:bidi="fa-IR"/>
-                        </w:rPr>
-                        <w:t xml:space="preserve"> </w:t>
+                          <w:lang w:bidi="fa-IR"/>
+                        </w:rPr>
+                        <w:t>Bmi</w:t>
+                      </w:r>
+                      <w:r>
+                        <w:rPr>
+                          <w:rFonts w:cs="B Nazanin" w:hint="cs"/>
+                          <w:color w:val="000000" w:themeColor="text1"/>
+                          <w:sz w:val="28"/>
+                          <w:szCs w:val="28"/>
+                          <w:rtl/>
+                          <w:lang w:bidi="fa-IR"/>
+                        </w:rPr>
+                        <w:t xml:space="preserve"> و کالری مورد نیاز و... نوشته شود </w:t>
                       </w:r>
                     </w:p>
                     <w:p>
@@ -7159,34 +7446,41 @@
                         <w:bidi/>
                         <w:jc w:val="both"/>
                         <w:rPr>
-                          <w:rFonts w:cs="B Mitra"/>
+                          <w:rFonts w:cs="B Nazanin"/>
+                          <w:color w:val="000000" w:themeColor="text1"/>
+                          <w:sz w:val="28"/>
+                          <w:szCs w:val="28"/>
+                          <w:rtl/>
+                          <w:lang w:bidi="fa-IR"/>
+                        </w:rPr>
+                      </w:pPr>
+                      <w:r>
+                        <w:rPr>
+                          <w:rFonts w:cs="B Nazanin" w:hint="cs"/>
+                          <w:color w:val="000000" w:themeColor="text1"/>
+                          <w:sz w:val="26"/>
+                          <w:szCs w:val="26"/>
+                          <w:rtl/>
+                          <w:lang w:bidi="fa-IR"/>
+                        </w:rPr>
+                        <w:t>1</w:t>
+                      </w:r>
+                      <w:r>
+                        <w:rPr>
+                          <w:rFonts w:cs="B Nazanin" w:hint="cs"/>
                           <w:b/>
                           <w:bCs/>
                           <w:color w:val="000000" w:themeColor="text1"/>
-                          <w:sz w:val="28"/>
-                          <w:szCs w:val="28"/>
-                          <w:rtl/>
-                          <w:lang w:bidi="fa-IR"/>
-                        </w:rPr>
-                      </w:pPr>
-                      <w:r>
-                        <w:rPr>
-                          <w:rFonts w:cs="B Mitra" w:hint="cs"/>
-                          <w:b/>
-                          <w:bCs/>
-                          <w:color w:val="000000" w:themeColor="text1"/>
-                          <w:sz w:val="26"/>
-                          <w:szCs w:val="26"/>
-                          <w:rtl/>
-                          <w:lang w:bidi="fa-IR"/>
-                        </w:rPr>
-                        <w:t>1.</w:t>
-                      </w:r>
-                      <w:r>
-                        <w:rPr>
-                          <w:rFonts w:cs="B Mitra"/>
-                          <w:b/>
-                          <w:bCs/>
+                          <w:sz w:val="26"/>
+                          <w:szCs w:val="26"/>
+                          <w:rtl/>
+                          <w:lang w:bidi="fa-IR"/>
+                        </w:rPr>
+                        <w:t>.</w:t>
+                      </w:r>
+                      <w:r>
+                        <w:rPr>
+                          <w:rFonts w:cs="B Nazanin"/>
                           <w:color w:val="000000" w:themeColor="text1"/>
                           <w:sz w:val="26"/>
                           <w:szCs w:val="26"/>
@@ -7196,41 +7490,59 @@
                       </w:r>
                       <w:r>
                         <w:rPr>
-                          <w:rFonts w:cs="B Mitra" w:hint="cs"/>
-                          <w:b/>
-                          <w:bCs/>
-                          <w:color w:val="000000" w:themeColor="text1"/>
-                          <w:sz w:val="26"/>
-                          <w:szCs w:val="26"/>
-                          <w:rtl/>
-                          <w:lang w:bidi="fa-IR"/>
-                        </w:rPr>
-                        <w:t xml:space="preserve"> : برای طراحی رابط کاربری (</w:t>
-                      </w:r>
-                      <w:r>
-                        <w:rPr>
-                          <w:rFonts w:cs="B Mitra"/>
-                          <w:b/>
-                          <w:bCs/>
-                          <w:color w:val="000000" w:themeColor="text1"/>
-                          <w:sz w:val="26"/>
-                          <w:szCs w:val="26"/>
-                          <w:lang w:bidi="fa-IR"/>
-                        </w:rPr>
-                        <w:t>(gui</w:t>
-                      </w:r>
-                      <w:r>
-                        <w:rPr>
-                          <w:rFonts w:cs="B Mitra" w:hint="cs"/>
-                          <w:b/>
-                          <w:bCs/>
-                          <w:color w:val="000000" w:themeColor="text1"/>
-                          <w:sz w:val="26"/>
-                          <w:szCs w:val="26"/>
-                          <w:rtl/>
-                          <w:lang w:bidi="fa-IR"/>
-                        </w:rPr>
-                        <w:t xml:space="preserve"> برنامه </w:t>
+                          <w:rFonts w:cs="B Nazanin" w:hint="cs"/>
+                          <w:color w:val="000000" w:themeColor="text1"/>
+                          <w:sz w:val="26"/>
+                          <w:szCs w:val="26"/>
+                          <w:rtl/>
+                          <w:lang w:bidi="fa-IR"/>
+                        </w:rPr>
+                        <w:t xml:space="preserve"> : برای طراحی رابط کاربری </w:t>
+                      </w:r>
+                      <w:r>
+                        <w:rPr>
+                          <w:rFonts w:cs="B Nazanin" w:hint="cs"/>
+                          <w:color w:val="000000" w:themeColor="text1"/>
+                          <w:sz w:val="26"/>
+                          <w:szCs w:val="26"/>
+                          <w:rtl/>
+                          <w:lang w:bidi="fa-IR"/>
+                        </w:rPr>
+                        <w:t>(</w:t>
+                      </w:r>
+                      <w:r>
+                        <w:rPr>
+                          <w:rFonts w:cs="B Nazanin"/>
+                          <w:color w:val="000000" w:themeColor="text1"/>
+                          <w:sz w:val="26"/>
+                          <w:szCs w:val="26"/>
+                          <w:lang w:bidi="fa-IR"/>
+                        </w:rPr>
+                        <w:t>gui</w:t>
+                      </w:r>
+                      <w:bookmarkStart w:id="1" w:name="_GoBack"/>
+                      <w:bookmarkEnd w:id="1"/>
+                      <w:r>
+                        <w:rPr>
+                          <w:rFonts w:cs="B Nazanin" w:hint="cs"/>
+                          <w:color w:val="000000" w:themeColor="text1"/>
+                          <w:sz w:val="26"/>
+                          <w:szCs w:val="26"/>
+                          <w:rtl/>
+                          <w:lang w:bidi="fa-IR"/>
+                        </w:rPr>
+                        <w:t xml:space="preserve">) </w:t>
+                      </w:r>
+                      <w:r>
+                        <w:rPr>
+                          <w:rFonts w:cs="B Nazanin" w:hint="cs"/>
+                          <w:color w:val="000000" w:themeColor="text1"/>
+                          <w:sz w:val="26"/>
+                          <w:szCs w:val="26"/>
+                          <w:rtl/>
+                          <w:lang w:bidi="fa-IR"/>
+                        </w:rPr>
+                        <w:t xml:space="preserve">برنامه </w:t>
                       </w:r>
                     </w:p>
                     <w:p>
@@ -7241,9 +7553,7 @@
                         <w:bidi/>
                         <w:jc w:val="both"/>
                         <w:rPr>
-                          <w:rFonts w:cs="B Mitra"/>
-                          <w:b/>
-                          <w:bCs/>
+                          <w:rFonts w:cs="B Nazanin"/>
                           <w:color w:val="000000" w:themeColor="text1"/>
                           <w:sz w:val="28"/>
                           <w:szCs w:val="28"/>
@@ -7253,9 +7563,7 @@
                       </w:pPr>
                       <w:r>
                         <w:rPr>
-                          <w:rFonts w:cs="B Mitra"/>
-                          <w:b/>
-                          <w:bCs/>
+                          <w:rFonts w:cs="B Nazanin"/>
                           <w:color w:val="000000" w:themeColor="text1"/>
                           <w:sz w:val="26"/>
                           <w:szCs w:val="26"/>
@@ -7265,9 +7573,7 @@
                       </w:r>
                       <w:r>
                         <w:rPr>
-                          <w:rFonts w:cs="B Mitra" w:hint="cs"/>
-                          <w:b/>
-                          <w:bCs/>
+                          <w:rFonts w:cs="B Nazanin" w:hint="cs"/>
                           <w:color w:val="000000" w:themeColor="text1"/>
                           <w:sz w:val="26"/>
                           <w:szCs w:val="26"/>
@@ -7278,9 +7584,7 @@
                       </w:r>
                       <w:r>
                         <w:rPr>
-                          <w:rFonts w:cs="B Mitra"/>
-                          <w:b/>
-                          <w:bCs/>
+                          <w:rFonts w:cs="B Nazanin"/>
                           <w:color w:val="000000" w:themeColor="text1"/>
                           <w:sz w:val="26"/>
                           <w:szCs w:val="26"/>
@@ -7290,9 +7594,7 @@
                       </w:r>
                       <w:r>
                         <w:rPr>
-                          <w:rFonts w:cs="B Mitra" w:hint="cs"/>
-                          <w:b/>
-                          <w:bCs/>
+                          <w:rFonts w:cs="B Nazanin" w:hint="cs"/>
                           <w:color w:val="000000" w:themeColor="text1"/>
                           <w:sz w:val="26"/>
                           <w:szCs w:val="26"/>
@@ -7310,9 +7612,7 @@
                         <w:bidi/>
                         <w:jc w:val="both"/>
                         <w:rPr>
-                          <w:rFonts w:cs="B Mitra"/>
-                          <w:b/>
-                          <w:bCs/>
+                          <w:rFonts w:cs="B Nazanin"/>
                           <w:color w:val="000000" w:themeColor="text1"/>
                           <w:sz w:val="28"/>
                           <w:szCs w:val="28"/>
@@ -7322,9 +7622,7 @@
                       </w:pPr>
                       <w:r>
                         <w:rPr>
-                          <w:rFonts w:cs="B Mitra"/>
-                          <w:b/>
-                          <w:bCs/>
+                          <w:rFonts w:cs="B Nazanin"/>
                           <w:color w:val="000000" w:themeColor="text1"/>
                           <w:sz w:val="26"/>
                           <w:szCs w:val="26"/>
@@ -7334,9 +7632,7 @@
                       </w:r>
                       <w:r>
                         <w:rPr>
-                          <w:rFonts w:cs="B Mitra" w:hint="cs"/>
-                          <w:b/>
-                          <w:bCs/>
+                          <w:rFonts w:cs="B Nazanin" w:hint="cs"/>
                           <w:color w:val="000000" w:themeColor="text1"/>
                           <w:sz w:val="26"/>
                           <w:szCs w:val="26"/>
@@ -7347,9 +7643,7 @@
                       </w:r>
                       <w:r>
                         <w:rPr>
-                          <w:rFonts w:cs="B Mitra"/>
-                          <w:b/>
-                          <w:bCs/>
+                          <w:rFonts w:cs="B Nazanin"/>
                           <w:color w:val="000000" w:themeColor="text1"/>
                           <w:sz w:val="26"/>
                           <w:szCs w:val="26"/>
@@ -7359,9 +7653,7 @@
                       </w:r>
                       <w:r>
                         <w:rPr>
-                          <w:rFonts w:cs="B Mitra" w:hint="cs"/>
-                          <w:b/>
-                          <w:bCs/>
+                          <w:rFonts w:cs="B Nazanin" w:hint="cs"/>
                           <w:color w:val="000000" w:themeColor="text1"/>
                           <w:sz w:val="26"/>
                           <w:szCs w:val="26"/>
@@ -7372,9 +7664,7 @@
                       </w:r>
                       <w:r>
                         <w:rPr>
-                          <w:rFonts w:cs="B Mitra" w:hint="cs"/>
-                          <w:b/>
-                          <w:bCs/>
+                          <w:rFonts w:cs="B Nazanin" w:hint="cs"/>
                           <w:color w:val="000000" w:themeColor="text1"/>
                           <w:sz w:val="26"/>
                           <w:szCs w:val="26"/>
@@ -7392,9 +7682,7 @@
                         <w:bidi/>
                         <w:jc w:val="both"/>
                         <w:rPr>
-                          <w:rFonts w:cs="B Mitra"/>
-                          <w:b/>
-                          <w:bCs/>
+                          <w:rFonts w:cs="B Nazanin"/>
                           <w:color w:val="000000" w:themeColor="text1"/>
                           <w:sz w:val="26"/>
                           <w:szCs w:val="26"/>
@@ -7404,9 +7692,7 @@
                       </w:pPr>
                       <w:r>
                         <w:rPr>
-                          <w:rFonts w:cs="B Mitra"/>
-                          <w:b/>
-                          <w:bCs/>
+                          <w:rFonts w:cs="B Nazanin"/>
                           <w:color w:val="000000" w:themeColor="text1"/>
                           <w:sz w:val="26"/>
                           <w:szCs w:val="26"/>
@@ -7416,9 +7702,7 @@
                       </w:r>
                       <w:r>
                         <w:rPr>
-                          <w:rFonts w:cs="B Mitra" w:hint="cs"/>
-                          <w:b/>
-                          <w:bCs/>
+                          <w:rFonts w:cs="B Nazanin" w:hint="cs"/>
                           <w:color w:val="000000" w:themeColor="text1"/>
                           <w:sz w:val="26"/>
                           <w:szCs w:val="26"/>
@@ -7429,9 +7713,7 @@
                       </w:r>
                       <w:r>
                         <w:rPr>
-                          <w:rFonts w:cs="B Mitra"/>
-                          <w:b/>
-                          <w:bCs/>
+                          <w:rFonts w:cs="B Nazanin"/>
                           <w:color w:val="000000" w:themeColor="text1"/>
                           <w:sz w:val="26"/>
                           <w:szCs w:val="26"/>
@@ -7441,29 +7723,14 @@
                       </w:r>
                       <w:r>
                         <w:rPr>
-                          <w:rFonts w:cs="B Mitra" w:hint="cs"/>
-                          <w:b/>
-                          <w:bCs/>
-                          <w:color w:val="000000" w:themeColor="text1"/>
-                          <w:sz w:val="26"/>
-                          <w:szCs w:val="26"/>
-                          <w:rtl/>
-                          <w:lang w:bidi="fa-IR"/>
-                        </w:rPr>
-                        <w:t xml:space="preserve"> : برای درست کردن صفحه اصلی برنامه</w:t>
-                      </w:r>
-                      <w:r>
-                        <w:rPr>
-                          <w:rFonts w:cs="B Mitra" w:hint="cs"/>
-                          <w:b/>
-                          <w:bCs/>
-                          <w:color w:val="000000" w:themeColor="text1"/>
-                          <w:sz w:val="26"/>
-                          <w:szCs w:val="26"/>
-                          <w:rtl/>
-                          <w:lang w:bidi="fa-IR"/>
-                        </w:rPr>
-                        <w:t xml:space="preserve"> </w:t>
+                          <w:rFonts w:cs="B Nazanin" w:hint="cs"/>
+                          <w:color w:val="000000" w:themeColor="text1"/>
+                          <w:sz w:val="26"/>
+                          <w:szCs w:val="26"/>
+                          <w:rtl/>
+                          <w:lang w:bidi="fa-IR"/>
+                        </w:rPr>
+                        <w:t xml:space="preserve"> : برای درست کردن صفحه اصلی برنامه </w:t>
                       </w:r>
                     </w:p>
                     <w:p>
@@ -7474,9 +7741,7 @@
                         <w:bidi/>
                         <w:jc w:val="both"/>
                         <w:rPr>
-                          <w:rFonts w:cs="B Mitra"/>
-                          <w:b/>
-                          <w:bCs/>
+                          <w:rFonts w:cs="B Nazanin"/>
                           <w:color w:val="000000" w:themeColor="text1"/>
                           <w:sz w:val="26"/>
                           <w:szCs w:val="26"/>
@@ -7485,9 +7750,7 @@
                       </w:pPr>
                       <w:r>
                         <w:rPr>
-                          <w:rFonts w:cs="B Mitra" w:hint="cs"/>
-                          <w:b/>
-                          <w:bCs/>
+                          <w:rFonts w:cs="B Nazanin" w:hint="cs"/>
                           <w:color w:val="000000" w:themeColor="text1"/>
                           <w:sz w:val="26"/>
                           <w:szCs w:val="26"/>
@@ -7498,9 +7761,7 @@
                       </w:r>
                       <w:r>
                         <w:rPr>
-                          <w:rFonts w:cs="B Mitra"/>
-                          <w:b/>
-                          <w:bCs/>
+                          <w:rFonts w:cs="B Nazanin"/>
                           <w:color w:val="000000" w:themeColor="text1"/>
                           <w:sz w:val="26"/>
                           <w:szCs w:val="26"/>
@@ -7510,9 +7771,7 @@
                       </w:r>
                       <w:r>
                         <w:rPr>
-                          <w:rFonts w:cs="B Mitra" w:hint="cs"/>
-                          <w:b/>
-                          <w:bCs/>
+                          <w:rFonts w:cs="B Nazanin" w:hint="cs"/>
                           <w:color w:val="000000" w:themeColor="text1"/>
                           <w:sz w:val="26"/>
                           <w:szCs w:val="26"/>
@@ -7523,9 +7782,7 @@
                       </w:r>
                       <w:r>
                         <w:rPr>
-                          <w:rFonts w:cs="B Mitra"/>
-                          <w:b/>
-                          <w:bCs/>
+                          <w:rFonts w:cs="B Nazanin"/>
                           <w:color w:val="000000" w:themeColor="text1"/>
                           <w:sz w:val="26"/>
                           <w:szCs w:val="26"/>
@@ -7535,9 +7792,7 @@
                       </w:r>
                       <w:r>
                         <w:rPr>
-                          <w:rFonts w:cs="B Mitra" w:hint="cs"/>
-                          <w:b/>
-                          <w:bCs/>
+                          <w:rFonts w:cs="B Nazanin" w:hint="cs"/>
                           <w:color w:val="000000" w:themeColor="text1"/>
                           <w:sz w:val="26"/>
                           <w:szCs w:val="26"/>
@@ -7555,9 +7810,7 @@
                         <w:bidi/>
                         <w:jc w:val="both"/>
                         <w:rPr>
-                          <w:rFonts w:cs="B Mitra" w:hint="cs"/>
-                          <w:b/>
-                          <w:bCs/>
+                          <w:rFonts w:cs="B Nazanin"/>
                           <w:color w:val="000000" w:themeColor="text1"/>
                           <w:sz w:val="26"/>
                           <w:szCs w:val="26"/>
@@ -7567,9 +7820,7 @@
                       </w:pPr>
                       <w:r>
                         <w:rPr>
-                          <w:rFonts w:cs="B Mitra"/>
-                          <w:b/>
-                          <w:bCs/>
+                          <w:rFonts w:cs="B Nazanin"/>
                           <w:color w:val="000000" w:themeColor="text1"/>
                           <w:sz w:val="26"/>
                           <w:szCs w:val="26"/>
@@ -7579,9 +7830,7 @@
                       </w:r>
                       <w:r>
                         <w:rPr>
-                          <w:rFonts w:cs="B Mitra" w:hint="cs"/>
-                          <w:b/>
-                          <w:bCs/>
+                          <w:rFonts w:cs="B Nazanin" w:hint="cs"/>
                           <w:color w:val="000000" w:themeColor="text1"/>
                           <w:sz w:val="26"/>
                           <w:szCs w:val="26"/>
@@ -7592,9 +7841,7 @@
                       </w:r>
                       <w:r>
                         <w:rPr>
-                          <w:rFonts w:cs="B Mitra"/>
-                          <w:b/>
-                          <w:bCs/>
+                          <w:rFonts w:cs="B Nazanin"/>
                           <w:color w:val="000000" w:themeColor="text1"/>
                           <w:sz w:val="26"/>
                           <w:szCs w:val="26"/>
@@ -7604,9 +7851,7 @@
                       </w:r>
                       <w:r>
                         <w:rPr>
-                          <w:rFonts w:cs="B Mitra" w:hint="cs"/>
-                          <w:b/>
-                          <w:bCs/>
+                          <w:rFonts w:cs="B Nazanin" w:hint="cs"/>
                           <w:color w:val="000000" w:themeColor="text1"/>
                           <w:sz w:val="26"/>
                           <w:szCs w:val="26"/>
@@ -7617,9 +7862,7 @@
                       </w:r>
                       <w:r>
                         <w:rPr>
-                          <w:rFonts w:cs="B Mitra"/>
-                          <w:b/>
-                          <w:bCs/>
+                          <w:rFonts w:cs="B Nazanin"/>
                           <w:color w:val="000000" w:themeColor="text1"/>
                           <w:sz w:val="26"/>
                           <w:szCs w:val="26"/>
@@ -7629,32 +7872,15 @@
                       </w:r>
                       <w:r>
                         <w:rPr>
-                          <w:rFonts w:cs="B Mitra" w:hint="cs"/>
-                          <w:b/>
-                          <w:bCs/>
-                          <w:color w:val="000000" w:themeColor="text1"/>
-                          <w:sz w:val="26"/>
-                          <w:szCs w:val="26"/>
-                          <w:rtl/>
-                          <w:lang w:bidi="fa-IR"/>
-                        </w:rPr>
-                        <w:t xml:space="preserve">برای </w:t>
-                      </w:r>
-                      <w:r>
-                        <w:rPr>
-                          <w:rFonts w:cs="B Mitra" w:hint="cs"/>
-                          <w:b/>
-                          <w:bCs/>
-                          <w:color w:val="000000" w:themeColor="text1"/>
-                          <w:sz w:val="26"/>
-                          <w:szCs w:val="26"/>
-                          <w:rtl/>
-                          <w:lang w:bidi="fa-IR"/>
-                        </w:rPr>
-                        <w:t>تبدیل داده ها و پیشرفت های کاربر به جدول</w:t>
-                      </w:r>
-                      <w:bookmarkStart w:id="1" w:name="_GoBack"/>
-                      <w:bookmarkEnd w:id="1"/>
+                          <w:rFonts w:cs="B Nazanin" w:hint="cs"/>
+                          <w:color w:val="000000" w:themeColor="text1"/>
+                          <w:sz w:val="26"/>
+                          <w:szCs w:val="26"/>
+                          <w:rtl/>
+                          <w:lang w:bidi="fa-IR"/>
+                        </w:rPr>
+                        <w:t>برای تبدیل داده ها و پیشرفت های کاربر به جدول</w:t>
+                      </w:r>
                     </w:p>
                     <w:p>
                       <w:pPr>
@@ -7665,8 +7891,6 @@
                         <w:jc w:val="both"/>
                         <w:rPr>
                           <w:rFonts w:cs="B Mitra"/>
-                          <w:b/>
-                          <w:bCs/>
                           <w:color w:val="000000" w:themeColor="text1"/>
                           <w:sz w:val="26"/>
                           <w:szCs w:val="26"/>
@@ -7683,7 +7907,7 @@
                         <w:bidi/>
                         <w:jc w:val="both"/>
                         <w:rPr>
-                          <w:rFonts w:cs="B Mitra" w:hint="cs"/>
+                          <w:rFonts w:cs="B Mitra"/>
                           <w:b/>
                           <w:bCs/>
                           <w:color w:val="000000" w:themeColor="text1"/>
@@ -7814,9 +8038,11 @@
                               <w:jc w:val="both"/>
                               <w:rPr>
                                 <w:rFonts w:cs="B Mitra"/>
-                                <w:color w:val="000000" w:themeColor="text1"/>
-                                <w:sz w:val="28"/>
-                                <w:szCs w:val="28"/>
+                                <w:b/>
+                                <w:bCs/>
+                                <w:color w:val="000000" w:themeColor="text1"/>
+                                <w:sz w:val="26"/>
+                                <w:szCs w:val="26"/>
                                 <w:rtl/>
                                 <w:lang w:bidi="fa-IR"/>
                               </w:rPr>
@@ -7884,18 +8110,7 @@
                                 <w:rtl/>
                                 <w:lang w:bidi="fa-IR"/>
                               </w:rPr>
-                              <w:t xml:space="preserve">: </w:t>
-                            </w:r>
-                            <w:r>
-                              <w:rPr>
-                                <w:rFonts w:cs="B Mitra" w:hint="cs"/>
-                                <w:color w:val="000000" w:themeColor="text1"/>
-                                <w:sz w:val="28"/>
-                                <w:szCs w:val="28"/>
-                                <w:rtl/>
-                                <w:lang w:bidi="fa-IR"/>
-                              </w:rPr>
-                              <w:t>این برنامه به مردم کمک میکند تا بتوانند از خانه خود و بدون نیاز به باشگاه رفتن ورزش کند و همچنین پیام های این برنامه باعث میشود ورزش کردن و تغذیه مناسب برای کاربران یاد اوری شود.</w:t>
+                              <w:t>:</w:t>
                             </w:r>
                           </w:p>
                           <w:p>
@@ -7907,7 +8122,7 @@
                               <w:spacing w:before="360"/>
                               <w:jc w:val="both"/>
                               <w:rPr>
-                                <w:rFonts w:cs="B Mitra"/>
+                                <w:rFonts w:cs="B Nazanin"/>
                                 <w:color w:val="000000" w:themeColor="text1"/>
                                 <w:sz w:val="28"/>
                                 <w:szCs w:val="28"/>
@@ -7917,14 +8132,142 @@
                             </w:pPr>
                             <w:r>
                               <w:rPr>
-                                <w:rFonts w:cs="B Mitra" w:hint="cs"/>
-                                <w:color w:val="000000" w:themeColor="text1"/>
-                                <w:sz w:val="28"/>
-                                <w:szCs w:val="28"/>
-                                <w:rtl/>
-                                <w:lang w:bidi="fa-IR"/>
-                              </w:rPr>
-                              <w:t>یک فایده دیگر پروژه این است که میتوانم تجربه ساخت یک برنامه را بدست اورم و در اینده از ان استفاده کنم</w:t>
+                                <w:rFonts w:cs="B Nazanin" w:hint="cs"/>
+                                <w:color w:val="000000" w:themeColor="text1"/>
+                                <w:sz w:val="28"/>
+                                <w:szCs w:val="28"/>
+                                <w:rtl/>
+                                <w:lang w:bidi="fa-IR"/>
+                              </w:rPr>
+                              <w:t>این برنامه به مردم کمک میکند تا بتوانند از خانه خود و بدون نیاز به باشگاه رفتن ورزش کند</w:t>
+                            </w:r>
+                            <w:r>
+                              <w:rPr>
+                                <w:rFonts w:cs="B Nazanin" w:hint="cs"/>
+                                <w:color w:val="000000" w:themeColor="text1"/>
+                                <w:sz w:val="28"/>
+                                <w:szCs w:val="28"/>
+                                <w:rtl/>
+                                <w:lang w:bidi="fa-IR"/>
+                              </w:rPr>
+                              <w:t xml:space="preserve"> و بدون نیاز به مربی یک برنامه ورزشی کامل را داشته باشند</w:t>
+                            </w:r>
+                            <w:r>
+                              <w:rPr>
+                                <w:rFonts w:cs="B Nazanin" w:hint="cs"/>
+                                <w:color w:val="000000" w:themeColor="text1"/>
+                                <w:sz w:val="28"/>
+                                <w:szCs w:val="28"/>
+                                <w:rtl/>
+                                <w:lang w:bidi="fa-IR"/>
+                              </w:rPr>
+                              <w:t xml:space="preserve"> </w:t>
+                            </w:r>
+                            <w:r>
+                              <w:rPr>
+                                <w:rFonts w:cs="B Nazanin" w:hint="cs"/>
+                                <w:color w:val="000000" w:themeColor="text1"/>
+                                <w:sz w:val="28"/>
+                                <w:szCs w:val="28"/>
+                                <w:rtl/>
+                                <w:lang w:bidi="fa-IR"/>
+                              </w:rPr>
+                              <w:t>,</w:t>
+                            </w:r>
+                            <w:r>
+                              <w:rPr>
+                                <w:rFonts w:cs="B Nazanin" w:hint="cs"/>
+                                <w:color w:val="000000" w:themeColor="text1"/>
+                                <w:sz w:val="28"/>
+                                <w:szCs w:val="28"/>
+                                <w:rtl/>
+                                <w:lang w:bidi="fa-IR"/>
+                              </w:rPr>
+                              <w:t xml:space="preserve"> همچنین پیام های این برنامه باعث میشود ورزش کردن و تغذیه مناسب برای کاربران یاد </w:t>
+                            </w:r>
+                            <w:r>
+                              <w:rPr>
+                                <w:rFonts w:cs="B Nazanin" w:hint="cs"/>
+                                <w:color w:val="000000" w:themeColor="text1"/>
+                                <w:sz w:val="28"/>
+                                <w:szCs w:val="28"/>
+                                <w:rtl/>
+                                <w:lang w:bidi="fa-IR"/>
+                              </w:rPr>
+                              <w:t>آ</w:t>
+                            </w:r>
+                            <w:r>
+                              <w:rPr>
+                                <w:rFonts w:cs="B Nazanin" w:hint="cs"/>
+                                <w:color w:val="000000" w:themeColor="text1"/>
+                                <w:sz w:val="28"/>
+                                <w:szCs w:val="28"/>
+                                <w:rtl/>
+                                <w:lang w:bidi="fa-IR"/>
+                              </w:rPr>
+                              <w:t>وری شود.</w:t>
+                            </w:r>
+                          </w:p>
+                          <w:p>
+                            <w:pPr>
+                              <w:tabs>
+                                <w:tab w:val="right" w:leader="dot" w:pos="8974"/>
+                              </w:tabs>
+                              <w:bidi/>
+                              <w:spacing w:before="360"/>
+                              <w:jc w:val="both"/>
+                              <w:rPr>
+                                <w:rFonts w:cs="B Nazanin"/>
+                                <w:color w:val="000000" w:themeColor="text1"/>
+                                <w:sz w:val="28"/>
+                                <w:szCs w:val="28"/>
+                                <w:rtl/>
+                                <w:lang w:bidi="fa-IR"/>
+                              </w:rPr>
+                            </w:pPr>
+                            <w:r>
+                              <w:rPr>
+                                <w:rFonts w:cs="B Nazanin" w:hint="cs"/>
+                                <w:color w:val="000000" w:themeColor="text1"/>
+                                <w:sz w:val="28"/>
+                                <w:szCs w:val="28"/>
+                                <w:rtl/>
+                                <w:lang w:bidi="fa-IR"/>
+                              </w:rPr>
+                              <w:t xml:space="preserve">یک فایده دیگر پروژه این است که </w:t>
+                            </w:r>
+                            <w:r>
+                              <w:rPr>
+                                <w:rFonts w:cs="B Nazanin" w:hint="cs"/>
+                                <w:color w:val="000000" w:themeColor="text1"/>
+                                <w:sz w:val="28"/>
+                                <w:szCs w:val="28"/>
+                                <w:rtl/>
+                                <w:lang w:bidi="fa-IR"/>
+                              </w:rPr>
+                              <w:t xml:space="preserve">میتوان از آن تجربه ساخت برنامه را بدست آورد و </w:t>
+                            </w:r>
+                            <w:r>
+                              <w:rPr>
+                                <w:rFonts w:cs="B Nazanin" w:hint="cs"/>
+                                <w:color w:val="000000" w:themeColor="text1"/>
+                                <w:sz w:val="28"/>
+                                <w:szCs w:val="28"/>
+                                <w:rtl/>
+                                <w:lang w:bidi="fa-IR"/>
+                              </w:rPr>
+                              <w:t xml:space="preserve">میتوان </w:t>
+                            </w:r>
+                            <w:r>
+                              <w:rPr>
+                                <w:rFonts w:cs="B Nazanin" w:hint="cs"/>
+                                <w:color w:val="000000" w:themeColor="text1"/>
+                                <w:sz w:val="28"/>
+                                <w:szCs w:val="28"/>
+                                <w:rtl/>
+                                <w:lang w:bidi="fa-IR"/>
+                              </w:rPr>
+                              <w:t xml:space="preserve">از این تجربه  برای راحتی کارها و یا حتی در شغل آینده استفاده کرد . </w:t>
                             </w:r>
                           </w:p>
                         </w:txbxContent>
@@ -7957,9 +8300,11 @@
                         <w:jc w:val="both"/>
                         <w:rPr>
                           <w:rFonts w:cs="B Mitra"/>
-                          <w:color w:val="000000" w:themeColor="text1"/>
-                          <w:sz w:val="28"/>
-                          <w:szCs w:val="28"/>
+                          <w:b/>
+                          <w:bCs/>
+                          <w:color w:val="000000" w:themeColor="text1"/>
+                          <w:sz w:val="26"/>
+                          <w:szCs w:val="26"/>
                           <w:rtl/>
                           <w:lang w:bidi="fa-IR"/>
                         </w:rPr>
@@ -8027,18 +8372,7 @@
                           <w:rtl/>
                           <w:lang w:bidi="fa-IR"/>
                         </w:rPr>
-                        <w:t xml:space="preserve">: </w:t>
-                      </w:r>
-                      <w:r>
-                        <w:rPr>
-                          <w:rFonts w:cs="B Mitra" w:hint="cs"/>
-                          <w:color w:val="000000" w:themeColor="text1"/>
-                          <w:sz w:val="28"/>
-                          <w:szCs w:val="28"/>
-                          <w:rtl/>
-                          <w:lang w:bidi="fa-IR"/>
-                        </w:rPr>
-                        <w:t>این برنامه به مردم کمک میکند تا بتوانند از خانه خود و بدون نیاز به باشگاه رفتن ورزش کند و همچنین پیام های این برنامه باعث میشود ورزش کردن و تغذیه مناسب برای کاربران یاد اوری شود.</w:t>
+                        <w:t>:</w:t>
                       </w:r>
                     </w:p>
                     <w:p>
@@ -8050,7 +8384,7 @@
                         <w:spacing w:before="360"/>
                         <w:jc w:val="both"/>
                         <w:rPr>
-                          <w:rFonts w:cs="B Mitra"/>
+                          <w:rFonts w:cs="B Nazanin"/>
                           <w:color w:val="000000" w:themeColor="text1"/>
                           <w:sz w:val="28"/>
                           <w:szCs w:val="28"/>
@@ -8060,14 +8394,142 @@
                       </w:pPr>
                       <w:r>
                         <w:rPr>
-                          <w:rFonts w:cs="B Mitra" w:hint="cs"/>
+                          <w:rFonts w:cs="B Nazanin" w:hint="cs"/>
                           <w:color w:val="000000" w:themeColor="text1"/>
                           <w:sz w:val="28"/>
                           <w:szCs w:val="28"/>
                           <w:rtl/>
                           <w:lang w:bidi="fa-IR"/>
                         </w:rPr>
-                        <w:t>یک فایده دیگر پروژه این است که میتوانم تجربه ساخت یک برنامه را بدست اورم و در اینده از ان استفاده کنم</w:t>
+                        <w:t>این برنامه به مردم کمک میکند تا بتوانند از خانه خود و بدون نیاز به باشگاه رفتن ورزش کند</w:t>
+                      </w:r>
+                      <w:r>
+                        <w:rPr>
+                          <w:rFonts w:cs="B Nazanin" w:hint="cs"/>
+                          <w:color w:val="000000" w:themeColor="text1"/>
+                          <w:sz w:val="28"/>
+                          <w:szCs w:val="28"/>
+                          <w:rtl/>
+                          <w:lang w:bidi="fa-IR"/>
+                        </w:rPr>
+                        <w:t xml:space="preserve"> و بدون نیاز به مربی یک برنامه ورزشی کامل را داشته باشند</w:t>
+                      </w:r>
+                      <w:r>
+                        <w:rPr>
+                          <w:rFonts w:cs="B Nazanin" w:hint="cs"/>
+                          <w:color w:val="000000" w:themeColor="text1"/>
+                          <w:sz w:val="28"/>
+                          <w:szCs w:val="28"/>
+                          <w:rtl/>
+                          <w:lang w:bidi="fa-IR"/>
+                        </w:rPr>
+                        <w:t xml:space="preserve"> </w:t>
+                      </w:r>
+                      <w:r>
+                        <w:rPr>
+                          <w:rFonts w:cs="B Nazanin" w:hint="cs"/>
+                          <w:color w:val="000000" w:themeColor="text1"/>
+                          <w:sz w:val="28"/>
+                          <w:szCs w:val="28"/>
+                          <w:rtl/>
+                          <w:lang w:bidi="fa-IR"/>
+                        </w:rPr>
+                        <w:t>,</w:t>
+                      </w:r>
+                      <w:r>
+                        <w:rPr>
+                          <w:rFonts w:cs="B Nazanin" w:hint="cs"/>
+                          <w:color w:val="000000" w:themeColor="text1"/>
+                          <w:sz w:val="28"/>
+                          <w:szCs w:val="28"/>
+                          <w:rtl/>
+                          <w:lang w:bidi="fa-IR"/>
+                        </w:rPr>
+                        <w:t xml:space="preserve"> همچنین پیام های این برنامه باعث میشود ورزش کردن و تغذیه مناسب برای کاربران یاد </w:t>
+                      </w:r>
+                      <w:r>
+                        <w:rPr>
+                          <w:rFonts w:cs="B Nazanin" w:hint="cs"/>
+                          <w:color w:val="000000" w:themeColor="text1"/>
+                          <w:sz w:val="28"/>
+                          <w:szCs w:val="28"/>
+                          <w:rtl/>
+                          <w:lang w:bidi="fa-IR"/>
+                        </w:rPr>
+                        <w:t>آ</w:t>
+                      </w:r>
+                      <w:r>
+                        <w:rPr>
+                          <w:rFonts w:cs="B Nazanin" w:hint="cs"/>
+                          <w:color w:val="000000" w:themeColor="text1"/>
+                          <w:sz w:val="28"/>
+                          <w:szCs w:val="28"/>
+                          <w:rtl/>
+                          <w:lang w:bidi="fa-IR"/>
+                        </w:rPr>
+                        <w:t>وری شود.</w:t>
+                      </w:r>
+                    </w:p>
+                    <w:p>
+                      <w:pPr>
+                        <w:tabs>
+                          <w:tab w:val="right" w:leader="dot" w:pos="8974"/>
+                        </w:tabs>
+                        <w:bidi/>
+                        <w:spacing w:before="360"/>
+                        <w:jc w:val="both"/>
+                        <w:rPr>
+                          <w:rFonts w:cs="B Nazanin"/>
+                          <w:color w:val="000000" w:themeColor="text1"/>
+                          <w:sz w:val="28"/>
+                          <w:szCs w:val="28"/>
+                          <w:rtl/>
+                          <w:lang w:bidi="fa-IR"/>
+                        </w:rPr>
+                      </w:pPr>
+                      <w:r>
+                        <w:rPr>
+                          <w:rFonts w:cs="B Nazanin" w:hint="cs"/>
+                          <w:color w:val="000000" w:themeColor="text1"/>
+                          <w:sz w:val="28"/>
+                          <w:szCs w:val="28"/>
+                          <w:rtl/>
+                          <w:lang w:bidi="fa-IR"/>
+                        </w:rPr>
+                        <w:t xml:space="preserve">یک فایده دیگر پروژه این است که </w:t>
+                      </w:r>
+                      <w:r>
+                        <w:rPr>
+                          <w:rFonts w:cs="B Nazanin" w:hint="cs"/>
+                          <w:color w:val="000000" w:themeColor="text1"/>
+                          <w:sz w:val="28"/>
+                          <w:szCs w:val="28"/>
+                          <w:rtl/>
+                          <w:lang w:bidi="fa-IR"/>
+                        </w:rPr>
+                        <w:t xml:space="preserve">میتوان از آن تجربه ساخت برنامه را بدست آورد و </w:t>
+                      </w:r>
+                      <w:r>
+                        <w:rPr>
+                          <w:rFonts w:cs="B Nazanin" w:hint="cs"/>
+                          <w:color w:val="000000" w:themeColor="text1"/>
+                          <w:sz w:val="28"/>
+                          <w:szCs w:val="28"/>
+                          <w:rtl/>
+                          <w:lang w:bidi="fa-IR"/>
+                        </w:rPr>
+                        <w:t xml:space="preserve">میتوان </w:t>
+                      </w:r>
+                      <w:r>
+                        <w:rPr>
+                          <w:rFonts w:cs="B Nazanin" w:hint="cs"/>
+                          <w:color w:val="000000" w:themeColor="text1"/>
+                          <w:sz w:val="28"/>
+                          <w:szCs w:val="28"/>
+                          <w:rtl/>
+                          <w:lang w:bidi="fa-IR"/>
+                        </w:rPr>
+                        <w:t xml:space="preserve">از این تجربه  برای راحتی کارها و یا حتی در شغل آینده استفاده کرد . </w:t>
                       </w:r>
                     </w:p>
                   </w:txbxContent>
@@ -8362,18 +8824,16 @@
                                     <w:jc w:val="center"/>
                                     <w:cnfStyle w:val="100000000000" w:firstRow="1" w:lastRow="0" w:firstColumn="0" w:lastColumn="0" w:oddVBand="0" w:evenVBand="0" w:oddHBand="0" w:evenHBand="0" w:firstRowFirstColumn="0" w:firstRowLastColumn="0" w:lastRowFirstColumn="0" w:lastRowLastColumn="0"/>
                                     <w:rPr>
-                                      <w:rFonts w:cs="B Mitra"/>
-                                      <w:b w:val="0"/>
-                                      <w:bCs w:val="0"/>
+                                      <w:rFonts w:cs="B Nazanin"/>
+                                      <w:sz w:val="28"/>
+                                      <w:szCs w:val="28"/>
                                       <w:rtl/>
                                       <w:lang w:bidi="fa-IR"/>
                                     </w:rPr>
                                   </w:pPr>
                                   <w:r>
                                     <w:rPr>
-                                      <w:rFonts w:cs="B Mitra" w:hint="cs"/>
-                                      <w:b w:val="0"/>
-                                      <w:bCs w:val="0"/>
+                                      <w:rFonts w:cs="B Nazanin" w:hint="cs"/>
                                       <w:sz w:val="28"/>
                                       <w:szCs w:val="28"/>
                                       <w:rtl/>
@@ -8383,9 +8843,7 @@
                                   </w:r>
                                   <w:r>
                                     <w:rPr>
-                                      <w:rFonts w:cs="B Mitra"/>
-                                      <w:b w:val="0"/>
-                                      <w:bCs w:val="0"/>
+                                      <w:rFonts w:cs="B Nazanin"/>
                                       <w:sz w:val="28"/>
                                       <w:szCs w:val="28"/>
                                       <w:lang w:bidi="fa-IR"/>
@@ -8394,9 +8852,7 @@
                                   </w:r>
                                   <w:r>
                                     <w:rPr>
-                                      <w:rFonts w:cs="B Mitra" w:hint="cs"/>
-                                      <w:b w:val="0"/>
-                                      <w:bCs w:val="0"/>
+                                      <w:rFonts w:cs="B Nazanin" w:hint="cs"/>
                                       <w:sz w:val="28"/>
                                       <w:szCs w:val="28"/>
                                       <w:rtl/>
@@ -8490,17 +8946,21 @@
                                     <w:jc w:val="center"/>
                                     <w:cnfStyle w:val="000000100000" w:firstRow="0" w:lastRow="0" w:firstColumn="0" w:lastColumn="0" w:oddVBand="0" w:evenVBand="0" w:oddHBand="1" w:evenHBand="0" w:firstRowFirstColumn="0" w:firstRowLastColumn="0" w:lastRowFirstColumn="0" w:lastRowLastColumn="0"/>
                                     <w:rPr>
-                                      <w:rFonts w:cs="B Mitra"/>
+                                      <w:rFonts w:cs="B Nazanin"/>
                                       <w:b/>
                                       <w:bCs/>
+                                      <w:sz w:val="28"/>
+                                      <w:szCs w:val="28"/>
                                       <w:lang w:bidi="fa-IR"/>
                                     </w:rPr>
                                   </w:pPr>
                                   <w:r>
                                     <w:rPr>
-                                      <w:rFonts w:cs="B Mitra" w:hint="cs"/>
+                                      <w:rFonts w:cs="B Nazanin" w:hint="cs"/>
                                       <w:b/>
                                       <w:bCs/>
+                                      <w:sz w:val="28"/>
+                                      <w:szCs w:val="28"/>
                                       <w:rtl/>
                                       <w:lang w:bidi="fa-IR"/>
                                     </w:rPr>
@@ -8508,9 +8968,11 @@
                                   </w:r>
                                   <w:r>
                                     <w:rPr>
-                                      <w:rFonts w:cs="B Mitra" w:hint="cs"/>
+                                      <w:rFonts w:cs="B Nazanin" w:hint="cs"/>
                                       <w:b/>
                                       <w:bCs/>
+                                      <w:sz w:val="28"/>
+                                      <w:szCs w:val="28"/>
                                       <w:rtl/>
                                       <w:lang w:bidi="fa-IR"/>
                                     </w:rPr>
@@ -8518,9 +8980,11 @@
                                   </w:r>
                                   <w:r>
                                     <w:rPr>
-                                      <w:rFonts w:cs="B Mitra" w:hint="cs"/>
+                                      <w:rFonts w:cs="B Nazanin" w:hint="cs"/>
                                       <w:b/>
                                       <w:bCs/>
+                                      <w:sz w:val="28"/>
+                                      <w:szCs w:val="28"/>
                                       <w:rtl/>
                                       <w:lang w:bidi="fa-IR"/>
                                     </w:rPr>
@@ -8528,9 +8992,11 @@
                                   </w:r>
                                   <w:r>
                                     <w:rPr>
-                                      <w:rFonts w:cs="B Mitra"/>
+                                      <w:rFonts w:cs="B Nazanin"/>
                                       <w:b/>
                                       <w:bCs/>
+                                      <w:sz w:val="28"/>
+                                      <w:szCs w:val="28"/>
                                       <w:lang w:bidi="fa-IR"/>
                                     </w:rPr>
                                     <w:t xml:space="preserve">log in / sign in </w:t>
@@ -8665,18 +9131,22 @@
                                     <w:jc w:val="center"/>
                                     <w:cnfStyle w:val="000000000000" w:firstRow="0" w:lastRow="0" w:firstColumn="0" w:lastColumn="0" w:oddVBand="0" w:evenVBand="0" w:oddHBand="0" w:evenHBand="0" w:firstRowFirstColumn="0" w:firstRowLastColumn="0" w:lastRowFirstColumn="0" w:lastRowLastColumn="0"/>
                                     <w:rPr>
-                                      <w:rFonts w:cs="B Mitra"/>
+                                      <w:rFonts w:cs="B Nazanin"/>
                                       <w:b/>
                                       <w:bCs/>
+                                      <w:sz w:val="28"/>
+                                      <w:szCs w:val="28"/>
                                       <w:rtl/>
                                       <w:lang w:bidi="fa-IR"/>
                                     </w:rPr>
                                   </w:pPr>
                                   <w:r>
                                     <w:rPr>
-                                      <w:rFonts w:cs="B Mitra" w:hint="cs"/>
+                                      <w:rFonts w:cs="B Nazanin" w:hint="cs"/>
                                       <w:b/>
                                       <w:bCs/>
+                                      <w:sz w:val="28"/>
+                                      <w:szCs w:val="28"/>
                                       <w:rtl/>
                                       <w:lang w:bidi="fa-IR"/>
                                     </w:rPr>
@@ -8684,18 +9154,22 @@
                                   </w:r>
                                   <w:r>
                                     <w:rPr>
-                                      <w:rFonts w:cs="B Mitra"/>
+                                      <w:rFonts w:cs="B Nazanin"/>
                                       <w:b/>
                                       <w:bCs/>
+                                      <w:sz w:val="28"/>
+                                      <w:szCs w:val="28"/>
                                       <w:lang w:bidi="fa-IR"/>
                                     </w:rPr>
                                     <w:t>backend</w:t>
                                   </w:r>
                                   <w:r>
                                     <w:rPr>
-                                      <w:rFonts w:cs="B Mitra" w:hint="cs"/>
+                                      <w:rFonts w:cs="B Nazanin" w:hint="cs"/>
                                       <w:b/>
                                       <w:bCs/>
+                                      <w:sz w:val="28"/>
+                                      <w:szCs w:val="28"/>
                                       <w:rtl/>
                                       <w:lang w:bidi="fa-IR"/>
                                     </w:rPr>
@@ -8787,18 +9261,22 @@
                                     <w:jc w:val="center"/>
                                     <w:cnfStyle w:val="000000100000" w:firstRow="0" w:lastRow="0" w:firstColumn="0" w:lastColumn="0" w:oddVBand="0" w:evenVBand="0" w:oddHBand="1" w:evenHBand="0" w:firstRowFirstColumn="0" w:firstRowLastColumn="0" w:lastRowFirstColumn="0" w:lastRowLastColumn="0"/>
                                     <w:rPr>
-                                      <w:rFonts w:cs="B Mitra"/>
+                                      <w:rFonts w:cs="B Nazanin"/>
                                       <w:b/>
                                       <w:bCs/>
+                                      <w:sz w:val="28"/>
+                                      <w:szCs w:val="28"/>
                                       <w:rtl/>
                                       <w:lang w:bidi="fa-IR"/>
                                     </w:rPr>
                                   </w:pPr>
                                   <w:r>
                                     <w:rPr>
-                                      <w:rFonts w:cs="B Mitra" w:hint="cs"/>
+                                      <w:rFonts w:cs="B Nazanin" w:hint="cs"/>
                                       <w:b/>
                                       <w:bCs/>
+                                      <w:sz w:val="28"/>
+                                      <w:szCs w:val="28"/>
                                       <w:rtl/>
                                       <w:lang w:bidi="fa-IR"/>
                                     </w:rPr>
@@ -8806,18 +9284,22 @@
                                   </w:r>
                                   <w:r>
                                     <w:rPr>
-                                      <w:rFonts w:cs="B Mitra"/>
+                                      <w:rFonts w:cs="B Nazanin"/>
                                       <w:b/>
                                       <w:bCs/>
+                                      <w:sz w:val="28"/>
+                                      <w:szCs w:val="28"/>
                                       <w:lang w:bidi="fa-IR"/>
                                     </w:rPr>
                                     <w:t>backend</w:t>
                                   </w:r>
                                   <w:r>
                                     <w:rPr>
-                                      <w:rFonts w:cs="B Mitra" w:hint="cs"/>
+                                      <w:rFonts w:cs="B Nazanin" w:hint="cs"/>
                                       <w:b/>
                                       <w:bCs/>
+                                      <w:sz w:val="28"/>
+                                      <w:szCs w:val="28"/>
                                       <w:rtl/>
                                       <w:lang w:bidi="fa-IR"/>
                                     </w:rPr>
@@ -8908,18 +9390,22 @@
                                     <w:jc w:val="center"/>
                                     <w:cnfStyle w:val="000000000000" w:firstRow="0" w:lastRow="0" w:firstColumn="0" w:lastColumn="0" w:oddVBand="0" w:evenVBand="0" w:oddHBand="0" w:evenHBand="0" w:firstRowFirstColumn="0" w:firstRowLastColumn="0" w:lastRowFirstColumn="0" w:lastRowLastColumn="0"/>
                                     <w:rPr>
-                                      <w:rFonts w:cs="B Mitra"/>
+                                      <w:rFonts w:cs="B Nazanin"/>
                                       <w:b/>
                                       <w:bCs/>
+                                      <w:sz w:val="28"/>
+                                      <w:szCs w:val="28"/>
                                       <w:rtl/>
                                       <w:lang w:bidi="fa-IR"/>
                                     </w:rPr>
                                   </w:pPr>
                                   <w:r>
                                     <w:rPr>
-                                      <w:rFonts w:cs="B Mitra" w:hint="cs"/>
+                                      <w:rFonts w:cs="B Nazanin" w:hint="cs"/>
                                       <w:b/>
                                       <w:bCs/>
+                                      <w:sz w:val="28"/>
+                                      <w:szCs w:val="28"/>
                                       <w:rtl/>
                                       <w:lang w:bidi="fa-IR"/>
                                     </w:rPr>
@@ -9011,20 +9497,21 @@
                                     <w:jc w:val="center"/>
                                     <w:cnfStyle w:val="000000100000" w:firstRow="0" w:lastRow="0" w:firstColumn="0" w:lastColumn="0" w:oddVBand="0" w:evenVBand="0" w:oddHBand="1" w:evenHBand="0" w:firstRowFirstColumn="0" w:firstRowLastColumn="0" w:lastRowFirstColumn="0" w:lastRowLastColumn="0"/>
                                     <w:rPr>
-                                      <w:rFonts w:cs="B Mitra"/>
                                       <w:b/>
                                       <w:bCs/>
+                                      <w:sz w:val="28"/>
+                                      <w:szCs w:val="28"/>
                                       <w:rtl/>
-                                      <w:lang w:bidi="fa-IR"/>
                                     </w:rPr>
                                   </w:pPr>
                                   <w:r>
                                     <w:rPr>
-                                      <w:rFonts w:cs="B Mitra" w:hint="cs"/>
+                                      <w:rFonts w:hint="cs"/>
                                       <w:b/>
                                       <w:bCs/>
+                                      <w:sz w:val="28"/>
+                                      <w:szCs w:val="28"/>
                                       <w:rtl/>
-                                      <w:lang w:bidi="fa-IR"/>
                                     </w:rPr>
                                     <w:t>ایجاد نحوه ذخیره سازی داده ها</w:t>
                                   </w:r>
@@ -9113,27 +9600,33 @@
                                     <w:jc w:val="center"/>
                                     <w:cnfStyle w:val="000000000000" w:firstRow="0" w:lastRow="0" w:firstColumn="0" w:lastColumn="0" w:oddVBand="0" w:evenVBand="0" w:oddHBand="0" w:evenHBand="0" w:firstRowFirstColumn="0" w:firstRowLastColumn="0" w:lastRowFirstColumn="0" w:lastRowLastColumn="0"/>
                                     <w:rPr>
-                                      <w:rFonts w:cs="B Mitra"/>
+                                      <w:rFonts w:cs="B Nazanin"/>
                                       <w:b/>
                                       <w:bCs/>
+                                      <w:sz w:val="28"/>
+                                      <w:szCs w:val="28"/>
                                       <w:rtl/>
                                       <w:lang w:bidi="fa-IR"/>
                                     </w:rPr>
                                   </w:pPr>
                                   <w:r>
                                     <w:rPr>
-                                      <w:rFonts w:cs="B Mitra"/>
+                                      <w:rFonts w:cs="B Nazanin"/>
                                       <w:b/>
                                       <w:bCs/>
+                                      <w:sz w:val="28"/>
+                                      <w:szCs w:val="28"/>
                                       <w:lang w:bidi="fa-IR"/>
                                     </w:rPr>
                                     <w:t>Optimize</w:t>
                                   </w:r>
                                   <w:r>
                                     <w:rPr>
-                                      <w:rFonts w:cs="B Mitra" w:hint="cs"/>
+                                      <w:rFonts w:cs="B Nazanin" w:hint="cs"/>
                                       <w:b/>
                                       <w:bCs/>
+                                      <w:sz w:val="28"/>
+                                      <w:szCs w:val="28"/>
                                       <w:rtl/>
                                       <w:lang w:bidi="fa-IR"/>
                                     </w:rPr>
@@ -9141,9 +9634,11 @@
                                   </w:r>
                                   <w:r>
                                     <w:rPr>
-                                      <w:rFonts w:cs="B Mitra"/>
+                                      <w:rFonts w:cs="B Nazanin"/>
                                       <w:b/>
                                       <w:bCs/>
+                                      <w:sz w:val="28"/>
+                                      <w:szCs w:val="28"/>
                                       <w:lang w:bidi="fa-IR"/>
                                     </w:rPr>
                                     <w:t xml:space="preserve"> </w:t>
@@ -9380,18 +9875,16 @@
                               <w:jc w:val="center"/>
                               <w:cnfStyle w:val="100000000000" w:firstRow="1" w:lastRow="0" w:firstColumn="0" w:lastColumn="0" w:oddVBand="0" w:evenVBand="0" w:oddHBand="0" w:evenHBand="0" w:firstRowFirstColumn="0" w:firstRowLastColumn="0" w:lastRowFirstColumn="0" w:lastRowLastColumn="0"/>
                               <w:rPr>
-                                <w:rFonts w:cs="B Mitra"/>
-                                <w:b w:val="0"/>
-                                <w:bCs w:val="0"/>
+                                <w:rFonts w:cs="B Nazanin"/>
+                                <w:sz w:val="28"/>
+                                <w:szCs w:val="28"/>
                                 <w:rtl/>
                                 <w:lang w:bidi="fa-IR"/>
                               </w:rPr>
                             </w:pPr>
                             <w:r>
                               <w:rPr>
-                                <w:rFonts w:cs="B Mitra" w:hint="cs"/>
-                                <w:b w:val="0"/>
-                                <w:bCs w:val="0"/>
+                                <w:rFonts w:cs="B Nazanin" w:hint="cs"/>
                                 <w:sz w:val="28"/>
                                 <w:szCs w:val="28"/>
                                 <w:rtl/>
@@ -9401,9 +9894,7 @@
                             </w:r>
                             <w:r>
                               <w:rPr>
-                                <w:rFonts w:cs="B Mitra"/>
-                                <w:b w:val="0"/>
-                                <w:bCs w:val="0"/>
+                                <w:rFonts w:cs="B Nazanin"/>
                                 <w:sz w:val="28"/>
                                 <w:szCs w:val="28"/>
                                 <w:lang w:bidi="fa-IR"/>
@@ -9412,9 +9903,7 @@
                             </w:r>
                             <w:r>
                               <w:rPr>
-                                <w:rFonts w:cs="B Mitra" w:hint="cs"/>
-                                <w:b w:val="0"/>
-                                <w:bCs w:val="0"/>
+                                <w:rFonts w:cs="B Nazanin" w:hint="cs"/>
                                 <w:sz w:val="28"/>
                                 <w:szCs w:val="28"/>
                                 <w:rtl/>
@@ -9508,17 +9997,21 @@
                               <w:jc w:val="center"/>
                               <w:cnfStyle w:val="000000100000" w:firstRow="0" w:lastRow="0" w:firstColumn="0" w:lastColumn="0" w:oddVBand="0" w:evenVBand="0" w:oddHBand="1" w:evenHBand="0" w:firstRowFirstColumn="0" w:firstRowLastColumn="0" w:lastRowFirstColumn="0" w:lastRowLastColumn="0"/>
                               <w:rPr>
-                                <w:rFonts w:cs="B Mitra"/>
-                                <w:b/>
-                                <w:bCs/>
+                                <w:rFonts w:cs="B Nazanin"/>
+                                <w:b/>
+                                <w:bCs/>
+                                <w:sz w:val="28"/>
+                                <w:szCs w:val="28"/>
                                 <w:lang w:bidi="fa-IR"/>
                               </w:rPr>
                             </w:pPr>
                             <w:r>
                               <w:rPr>
-                                <w:rFonts w:cs="B Mitra" w:hint="cs"/>
-                                <w:b/>
-                                <w:bCs/>
+                                <w:rFonts w:cs="B Nazanin" w:hint="cs"/>
+                                <w:b/>
+                                <w:bCs/>
+                                <w:sz w:val="28"/>
+                                <w:szCs w:val="28"/>
                                 <w:rtl/>
                                 <w:lang w:bidi="fa-IR"/>
                               </w:rPr>
@@ -9526,9 +10019,11 @@
                             </w:r>
                             <w:r>
                               <w:rPr>
-                                <w:rFonts w:cs="B Mitra" w:hint="cs"/>
-                                <w:b/>
-                                <w:bCs/>
+                                <w:rFonts w:cs="B Nazanin" w:hint="cs"/>
+                                <w:b/>
+                                <w:bCs/>
+                                <w:sz w:val="28"/>
+                                <w:szCs w:val="28"/>
                                 <w:rtl/>
                                 <w:lang w:bidi="fa-IR"/>
                               </w:rPr>
@@ -9536,9 +10031,11 @@
                             </w:r>
                             <w:r>
                               <w:rPr>
-                                <w:rFonts w:cs="B Mitra" w:hint="cs"/>
-                                <w:b/>
-                                <w:bCs/>
+                                <w:rFonts w:cs="B Nazanin" w:hint="cs"/>
+                                <w:b/>
+                                <w:bCs/>
+                                <w:sz w:val="28"/>
+                                <w:szCs w:val="28"/>
                                 <w:rtl/>
                                 <w:lang w:bidi="fa-IR"/>
                               </w:rPr>
@@ -9546,9 +10043,11 @@
                             </w:r>
                             <w:r>
                               <w:rPr>
-                                <w:rFonts w:cs="B Mitra"/>
-                                <w:b/>
-                                <w:bCs/>
+                                <w:rFonts w:cs="B Nazanin"/>
+                                <w:b/>
+                                <w:bCs/>
+                                <w:sz w:val="28"/>
+                                <w:szCs w:val="28"/>
                                 <w:lang w:bidi="fa-IR"/>
                               </w:rPr>
                               <w:t xml:space="preserve">log in / sign in </w:t>
@@ -9683,18 +10182,22 @@
                               <w:jc w:val="center"/>
                               <w:cnfStyle w:val="000000000000" w:firstRow="0" w:lastRow="0" w:firstColumn="0" w:lastColumn="0" w:oddVBand="0" w:evenVBand="0" w:oddHBand="0" w:evenHBand="0" w:firstRowFirstColumn="0" w:firstRowLastColumn="0" w:lastRowFirstColumn="0" w:lastRowLastColumn="0"/>
                               <w:rPr>
-                                <w:rFonts w:cs="B Mitra"/>
-                                <w:b/>
-                                <w:bCs/>
+                                <w:rFonts w:cs="B Nazanin"/>
+                                <w:b/>
+                                <w:bCs/>
+                                <w:sz w:val="28"/>
+                                <w:szCs w:val="28"/>
                                 <w:rtl/>
                                 <w:lang w:bidi="fa-IR"/>
                               </w:rPr>
                             </w:pPr>
                             <w:r>
                               <w:rPr>
-                                <w:rFonts w:cs="B Mitra" w:hint="cs"/>
-                                <w:b/>
-                                <w:bCs/>
+                                <w:rFonts w:cs="B Nazanin" w:hint="cs"/>
+                                <w:b/>
+                                <w:bCs/>
+                                <w:sz w:val="28"/>
+                                <w:szCs w:val="28"/>
                                 <w:rtl/>
                                 <w:lang w:bidi="fa-IR"/>
                               </w:rPr>
@@ -9702,18 +10205,22 @@
                             </w:r>
                             <w:r>
                               <w:rPr>
-                                <w:rFonts w:cs="B Mitra"/>
-                                <w:b/>
-                                <w:bCs/>
+                                <w:rFonts w:cs="B Nazanin"/>
+                                <w:b/>
+                                <w:bCs/>
+                                <w:sz w:val="28"/>
+                                <w:szCs w:val="28"/>
                                 <w:lang w:bidi="fa-IR"/>
                               </w:rPr>
                               <w:t>backend</w:t>
                             </w:r>
                             <w:r>
                               <w:rPr>
-                                <w:rFonts w:cs="B Mitra" w:hint="cs"/>
-                                <w:b/>
-                                <w:bCs/>
+                                <w:rFonts w:cs="B Nazanin" w:hint="cs"/>
+                                <w:b/>
+                                <w:bCs/>
+                                <w:sz w:val="28"/>
+                                <w:szCs w:val="28"/>
                                 <w:rtl/>
                                 <w:lang w:bidi="fa-IR"/>
                               </w:rPr>
@@ -9805,18 +10312,22 @@
                               <w:jc w:val="center"/>
                               <w:cnfStyle w:val="000000100000" w:firstRow="0" w:lastRow="0" w:firstColumn="0" w:lastColumn="0" w:oddVBand="0" w:evenVBand="0" w:oddHBand="1" w:evenHBand="0" w:firstRowFirstColumn="0" w:firstRowLastColumn="0" w:lastRowFirstColumn="0" w:lastRowLastColumn="0"/>
                               <w:rPr>
-                                <w:rFonts w:cs="B Mitra"/>
-                                <w:b/>
-                                <w:bCs/>
+                                <w:rFonts w:cs="B Nazanin"/>
+                                <w:b/>
+                                <w:bCs/>
+                                <w:sz w:val="28"/>
+                                <w:szCs w:val="28"/>
                                 <w:rtl/>
                                 <w:lang w:bidi="fa-IR"/>
                               </w:rPr>
                             </w:pPr>
                             <w:r>
                               <w:rPr>
-                                <w:rFonts w:cs="B Mitra" w:hint="cs"/>
-                                <w:b/>
-                                <w:bCs/>
+                                <w:rFonts w:cs="B Nazanin" w:hint="cs"/>
+                                <w:b/>
+                                <w:bCs/>
+                                <w:sz w:val="28"/>
+                                <w:szCs w:val="28"/>
                                 <w:rtl/>
                                 <w:lang w:bidi="fa-IR"/>
                               </w:rPr>
@@ -9824,18 +10335,22 @@
                             </w:r>
                             <w:r>
                               <w:rPr>
-                                <w:rFonts w:cs="B Mitra"/>
-                                <w:b/>
-                                <w:bCs/>
+                                <w:rFonts w:cs="B Nazanin"/>
+                                <w:b/>
+                                <w:bCs/>
+                                <w:sz w:val="28"/>
+                                <w:szCs w:val="28"/>
                                 <w:lang w:bidi="fa-IR"/>
                               </w:rPr>
                               <w:t>backend</w:t>
                             </w:r>
                             <w:r>
                               <w:rPr>
-                                <w:rFonts w:cs="B Mitra" w:hint="cs"/>
-                                <w:b/>
-                                <w:bCs/>
+                                <w:rFonts w:cs="B Nazanin" w:hint="cs"/>
+                                <w:b/>
+                                <w:bCs/>
+                                <w:sz w:val="28"/>
+                                <w:szCs w:val="28"/>
                                 <w:rtl/>
                                 <w:lang w:bidi="fa-IR"/>
                               </w:rPr>
@@ -9926,18 +10441,22 @@
                               <w:jc w:val="center"/>
                               <w:cnfStyle w:val="000000000000" w:firstRow="0" w:lastRow="0" w:firstColumn="0" w:lastColumn="0" w:oddVBand="0" w:evenVBand="0" w:oddHBand="0" w:evenHBand="0" w:firstRowFirstColumn="0" w:firstRowLastColumn="0" w:lastRowFirstColumn="0" w:lastRowLastColumn="0"/>
                               <w:rPr>
-                                <w:rFonts w:cs="B Mitra"/>
-                                <w:b/>
-                                <w:bCs/>
+                                <w:rFonts w:cs="B Nazanin"/>
+                                <w:b/>
+                                <w:bCs/>
+                                <w:sz w:val="28"/>
+                                <w:szCs w:val="28"/>
                                 <w:rtl/>
                                 <w:lang w:bidi="fa-IR"/>
                               </w:rPr>
                             </w:pPr>
                             <w:r>
                               <w:rPr>
-                                <w:rFonts w:cs="B Mitra" w:hint="cs"/>
-                                <w:b/>
-                                <w:bCs/>
+                                <w:rFonts w:cs="B Nazanin" w:hint="cs"/>
+                                <w:b/>
+                                <w:bCs/>
+                                <w:sz w:val="28"/>
+                                <w:szCs w:val="28"/>
                                 <w:rtl/>
                                 <w:lang w:bidi="fa-IR"/>
                               </w:rPr>
@@ -10029,20 +10548,21 @@
                               <w:jc w:val="center"/>
                               <w:cnfStyle w:val="000000100000" w:firstRow="0" w:lastRow="0" w:firstColumn="0" w:lastColumn="0" w:oddVBand="0" w:evenVBand="0" w:oddHBand="1" w:evenHBand="0" w:firstRowFirstColumn="0" w:firstRowLastColumn="0" w:lastRowFirstColumn="0" w:lastRowLastColumn="0"/>
                               <w:rPr>
-                                <w:rFonts w:cs="B Mitra"/>
-                                <w:b/>
-                                <w:bCs/>
-                                <w:rtl/>
-                                <w:lang w:bidi="fa-IR"/>
+                                <w:b/>
+                                <w:bCs/>
+                                <w:sz w:val="28"/>
+                                <w:szCs w:val="28"/>
+                                <w:rtl/>
                               </w:rPr>
                             </w:pPr>
                             <w:r>
                               <w:rPr>
-                                <w:rFonts w:cs="B Mitra" w:hint="cs"/>
-                                <w:b/>
-                                <w:bCs/>
-                                <w:rtl/>
-                                <w:lang w:bidi="fa-IR"/>
+                                <w:rFonts w:hint="cs"/>
+                                <w:b/>
+                                <w:bCs/>
+                                <w:sz w:val="28"/>
+                                <w:szCs w:val="28"/>
+                                <w:rtl/>
                               </w:rPr>
                               <w:t>ایجاد نحوه ذخیره سازی داده ها</w:t>
                             </w:r>
@@ -10131,27 +10651,33 @@
                               <w:jc w:val="center"/>
                               <w:cnfStyle w:val="000000000000" w:firstRow="0" w:lastRow="0" w:firstColumn="0" w:lastColumn="0" w:oddVBand="0" w:evenVBand="0" w:oddHBand="0" w:evenHBand="0" w:firstRowFirstColumn="0" w:firstRowLastColumn="0" w:lastRowFirstColumn="0" w:lastRowLastColumn="0"/>
                               <w:rPr>
-                                <w:rFonts w:cs="B Mitra"/>
-                                <w:b/>
-                                <w:bCs/>
+                                <w:rFonts w:cs="B Nazanin"/>
+                                <w:b/>
+                                <w:bCs/>
+                                <w:sz w:val="28"/>
+                                <w:szCs w:val="28"/>
                                 <w:rtl/>
                                 <w:lang w:bidi="fa-IR"/>
                               </w:rPr>
                             </w:pPr>
                             <w:r>
                               <w:rPr>
-                                <w:rFonts w:cs="B Mitra"/>
-                                <w:b/>
-                                <w:bCs/>
+                                <w:rFonts w:cs="B Nazanin"/>
+                                <w:b/>
+                                <w:bCs/>
+                                <w:sz w:val="28"/>
+                                <w:szCs w:val="28"/>
                                 <w:lang w:bidi="fa-IR"/>
                               </w:rPr>
                               <w:t>Optimize</w:t>
                             </w:r>
                             <w:r>
                               <w:rPr>
-                                <w:rFonts w:cs="B Mitra" w:hint="cs"/>
-                                <w:b/>
-                                <w:bCs/>
+                                <w:rFonts w:cs="B Nazanin" w:hint="cs"/>
+                                <w:b/>
+                                <w:bCs/>
+                                <w:sz w:val="28"/>
+                                <w:szCs w:val="28"/>
                                 <w:rtl/>
                                 <w:lang w:bidi="fa-IR"/>
                               </w:rPr>
@@ -10159,9 +10685,11 @@
                             </w:r>
                             <w:r>
                               <w:rPr>
-                                <w:rFonts w:cs="B Mitra"/>
-                                <w:b/>
-                                <w:bCs/>
+                                <w:rFonts w:cs="B Nazanin"/>
+                                <w:b/>
+                                <w:bCs/>
+                                <w:sz w:val="28"/>
+                                <w:szCs w:val="28"/>
                                 <w:lang w:bidi="fa-IR"/>
                               </w:rPr>
                               <w:t xml:space="preserve"> </w:t>
@@ -10226,9 +10754,9 @@
         <mc:AlternateContent>
           <mc:Choice Requires="wps">
             <w:drawing>
-              <wp:inline distT="0" distB="0" distL="0" distR="0" wp14:anchorId="6BC57DD8" wp14:editId="35745667">
-                <wp:extent cx="6120000" cy="2012950"/>
-                <wp:effectExtent l="19050" t="19050" r="14605" b="25400"/>
+              <wp:inline distT="0" distB="0" distL="0" distR="0" wp14:anchorId="6BC57DD8" wp14:editId="54B22E79">
+                <wp:extent cx="6120000" cy="2689514"/>
+                <wp:effectExtent l="19050" t="19050" r="14605" b="15875"/>
                 <wp:docPr id="18" name="Rounded Rectangle 18"/>
                 <wp:cNvGraphicFramePr/>
                 <a:graphic xmlns:a="http://schemas.openxmlformats.org/drawingml/2006/main">
@@ -10238,7 +10766,7 @@
                       <wps:spPr>
                         <a:xfrm>
                           <a:off x="0" y="0"/>
-                          <a:ext cx="6120000" cy="2012950"/>
+                          <a:ext cx="6120000" cy="2689514"/>
                         </a:xfrm>
                         <a:prstGeom prst="roundRect">
                           <a:avLst>
@@ -10427,7 +10955,7 @@
                               <w:bidi/>
                               <w:jc w:val="both"/>
                               <w:rPr>
-                                <w:rFonts w:cs="B Mitra"/>
+                                <w:rFonts w:cs="B Nazanin"/>
                                 <w:color w:val="000000" w:themeColor="text1"/>
                                 <w:sz w:val="28"/>
                                 <w:szCs w:val="28"/>
@@ -10437,18 +10965,183 @@
                             </w:pPr>
                             <w:r>
                               <w:rPr>
-                                <w:rFonts w:cs="B Mitra" w:hint="cs"/>
-                                <w:color w:val="000000" w:themeColor="text1"/>
-                                <w:sz w:val="28"/>
-                                <w:szCs w:val="28"/>
-                                <w:rtl/>
-                                <w:lang w:bidi="fa-IR"/>
-                              </w:rPr>
-                              <w:t xml:space="preserve">بله , میتوانم این برنامه را با استفاده از  </w:t>
-                            </w:r>
-                            <w:r>
-                              <w:rPr>
-                                <w:rFonts w:cs="B Mitra"/>
+                                <w:rFonts w:cs="B Nazanin" w:hint="cs"/>
+                                <w:color w:val="000000" w:themeColor="text1"/>
+                                <w:sz w:val="28"/>
+                                <w:szCs w:val="28"/>
+                                <w:rtl/>
+                                <w:lang w:bidi="fa-IR"/>
+                              </w:rPr>
+                              <w:t xml:space="preserve">بله , این </w:t>
+                            </w:r>
+                            <w:r>
+                              <w:rPr>
+                                <w:rFonts w:cs="B Nazanin" w:hint="cs"/>
+                                <w:color w:val="000000" w:themeColor="text1"/>
+                                <w:sz w:val="28"/>
+                                <w:szCs w:val="28"/>
+                                <w:rtl/>
+                                <w:lang w:bidi="fa-IR"/>
+                              </w:rPr>
+                              <w:t>پروژه</w:t>
+                            </w:r>
+                            <w:r>
+                              <w:rPr>
+                                <w:rFonts w:cs="B Nazanin" w:hint="cs"/>
+                                <w:color w:val="000000" w:themeColor="text1"/>
+                                <w:sz w:val="28"/>
+                                <w:szCs w:val="28"/>
+                                <w:rtl/>
+                                <w:lang w:bidi="fa-IR"/>
+                              </w:rPr>
+                              <w:t xml:space="preserve"> قابلیت ادامه</w:t>
+                            </w:r>
+                            <w:r>
+                              <w:rPr>
+                                <w:rFonts w:cs="B Nazanin" w:hint="cs"/>
+                                <w:color w:val="000000" w:themeColor="text1"/>
+                                <w:sz w:val="28"/>
+                                <w:szCs w:val="28"/>
+                                <w:rtl/>
+                                <w:lang w:bidi="fa-IR"/>
+                              </w:rPr>
+                              <w:t xml:space="preserve"> دادن</w:t>
+                            </w:r>
+                            <w:r>
+                              <w:rPr>
+                                <w:rFonts w:cs="B Nazanin" w:hint="cs"/>
+                                <w:color w:val="000000" w:themeColor="text1"/>
+                                <w:sz w:val="28"/>
+                                <w:szCs w:val="28"/>
+                                <w:rtl/>
+                                <w:lang w:bidi="fa-IR"/>
+                              </w:rPr>
+                              <w:t xml:space="preserve"> دارد برای مثال</w:t>
+                            </w:r>
+                            <w:r>
+                              <w:rPr>
+                                <w:rFonts w:cs="B Nazanin" w:hint="cs"/>
+                                <w:color w:val="000000" w:themeColor="text1"/>
+                                <w:sz w:val="28"/>
+                                <w:szCs w:val="28"/>
+                                <w:rtl/>
+                                <w:lang w:bidi="fa-IR"/>
+                              </w:rPr>
+                              <w:t xml:space="preserve"> میتوان با استفاده از </w:t>
+                            </w:r>
+                            <w:r>
+                              <w:rPr>
+                                <w:rFonts w:cs="B Nazanin"/>
+                                <w:b/>
+                                <w:bCs/>
+                                <w:color w:val="000000" w:themeColor="text1"/>
+                                <w:sz w:val="28"/>
+                                <w:szCs w:val="28"/>
+                                <w:lang w:bidi="fa-IR"/>
+                              </w:rPr>
+                              <w:t>html</w:t>
+                            </w:r>
+                            <w:r>
+                              <w:rPr>
+                                <w:rFonts w:cs="B Nazanin" w:hint="cs"/>
+                                <w:b/>
+                                <w:bCs/>
+                                <w:color w:val="000000" w:themeColor="text1"/>
+                                <w:sz w:val="28"/>
+                                <w:szCs w:val="28"/>
+                                <w:rtl/>
+                                <w:lang w:bidi="fa-IR"/>
+                              </w:rPr>
+                              <w:t xml:space="preserve"> </w:t>
+                            </w:r>
+                            <w:r>
+                              <w:rPr>
+                                <w:rFonts w:cs="B Nazanin"/>
+                                <w:b/>
+                                <w:bCs/>
+                                <w:color w:val="000000" w:themeColor="text1"/>
+                                <w:sz w:val="28"/>
+                                <w:szCs w:val="28"/>
+                                <w:lang w:bidi="fa-IR"/>
+                              </w:rPr>
+                              <w:t xml:space="preserve"> </w:t>
+                            </w:r>
+                            <w:r>
+                              <w:rPr>
+                                <w:rFonts w:cs="B Nazanin" w:hint="cs"/>
+                                <w:color w:val="000000" w:themeColor="text1"/>
+                                <w:sz w:val="28"/>
+                                <w:szCs w:val="28"/>
+                                <w:rtl/>
+                                <w:lang w:bidi="fa-IR"/>
+                              </w:rPr>
+                              <w:t>,</w:t>
+                            </w:r>
+                            <w:r>
+                              <w:rPr>
+                                <w:rFonts w:cs="B Nazanin" w:hint="cs"/>
+                                <w:b/>
+                                <w:bCs/>
+                                <w:color w:val="000000" w:themeColor="text1"/>
+                                <w:sz w:val="28"/>
+                                <w:szCs w:val="28"/>
+                                <w:rtl/>
+                                <w:lang w:bidi="fa-IR"/>
+                              </w:rPr>
+                              <w:t xml:space="preserve"> </w:t>
+                            </w:r>
+                            <w:r>
+                              <w:rPr>
+                                <w:rFonts w:cs="B Nazanin"/>
+                                <w:b/>
+                                <w:bCs/>
+                                <w:color w:val="000000" w:themeColor="text1"/>
+                                <w:sz w:val="28"/>
+                                <w:szCs w:val="28"/>
+                                <w:lang w:bidi="fa-IR"/>
+                              </w:rPr>
+                              <w:t xml:space="preserve"> css</w:t>
+                            </w:r>
+                            <w:r>
+                              <w:rPr>
+                                <w:rFonts w:cs="B Nazanin" w:hint="cs"/>
+                                <w:b/>
+                                <w:bCs/>
+                                <w:color w:val="000000" w:themeColor="text1"/>
+                                <w:sz w:val="28"/>
+                                <w:szCs w:val="28"/>
+                                <w:rtl/>
+                                <w:lang w:bidi="fa-IR"/>
+                              </w:rPr>
+                              <w:t xml:space="preserve"> </w:t>
+                            </w:r>
+                            <w:r>
+                              <w:rPr>
+                                <w:rFonts w:cs="B Nazanin" w:hint="cs"/>
+                                <w:color w:val="000000" w:themeColor="text1"/>
+                                <w:sz w:val="28"/>
+                                <w:szCs w:val="28"/>
+                                <w:rtl/>
+                                <w:lang w:bidi="fa-IR"/>
+                              </w:rPr>
+                              <w:t>و</w:t>
+                            </w:r>
+                            <w:r>
+                              <w:rPr>
+                                <w:rFonts w:cs="B Nazanin" w:hint="cs"/>
+                                <w:b/>
+                                <w:bCs/>
+                                <w:color w:val="000000" w:themeColor="text1"/>
+                                <w:sz w:val="28"/>
+                                <w:szCs w:val="28"/>
+                                <w:rtl/>
+                                <w:lang w:bidi="fa-IR"/>
+                              </w:rPr>
+                              <w:t xml:space="preserve"> </w:t>
+                            </w:r>
+                            <w:r>
+                              <w:rPr>
+                                <w:rFonts w:cs="B Nazanin"/>
                                 <w:b/>
                                 <w:bCs/>
                                 <w:color w:val="000000" w:themeColor="text1"/>
@@ -10460,85 +11153,14 @@
                             </w:r>
                             <w:r>
                               <w:rPr>
-                                <w:rFonts w:cs="B Mitra" w:hint="cs"/>
-                                <w:b/>
-                                <w:bCs/>
-                                <w:color w:val="000000" w:themeColor="text1"/>
-                                <w:sz w:val="28"/>
-                                <w:szCs w:val="28"/>
-                                <w:rtl/>
-                                <w:lang w:bidi="fa-IR"/>
-                              </w:rPr>
-                              <w:t xml:space="preserve"> و </w:t>
-                            </w:r>
-                            <w:r>
-                              <w:rPr>
-                                <w:rFonts w:cs="B Mitra"/>
-                                <w:b/>
-                                <w:bCs/>
-                                <w:color w:val="000000" w:themeColor="text1"/>
-                                <w:sz w:val="28"/>
-                                <w:szCs w:val="28"/>
-                                <w:lang w:bidi="fa-IR"/>
-                              </w:rPr>
-                              <w:t xml:space="preserve">html </w:t>
-                            </w:r>
-                            <w:r>
-                              <w:rPr>
-                                <w:rFonts w:cs="B Mitra" w:hint="cs"/>
-                                <w:b/>
-                                <w:bCs/>
-                                <w:color w:val="000000" w:themeColor="text1"/>
-                                <w:sz w:val="28"/>
-                                <w:szCs w:val="28"/>
-                                <w:rtl/>
-                                <w:lang w:bidi="fa-IR"/>
-                              </w:rPr>
-                              <w:t xml:space="preserve"> و </w:t>
-                            </w:r>
-                            <w:r>
-                              <w:rPr>
-                                <w:rFonts w:cs="B Mitra"/>
-                                <w:b/>
-                                <w:bCs/>
-                                <w:color w:val="000000" w:themeColor="text1"/>
-                                <w:sz w:val="28"/>
-                                <w:szCs w:val="28"/>
-                                <w:lang w:bidi="fa-IR"/>
-                              </w:rPr>
-                              <w:t>css</w:t>
-                            </w:r>
-                            <w:r>
-                              <w:rPr>
-                                <w:rFonts w:cs="B Mitra"/>
-                                <w:color w:val="000000" w:themeColor="text1"/>
-                                <w:sz w:val="28"/>
-                                <w:szCs w:val="28"/>
-                                <w:lang w:bidi="fa-IR"/>
-                              </w:rPr>
-                              <w:t xml:space="preserve"> </w:t>
-                            </w:r>
-                            <w:r>
-                              <w:rPr>
-                                <w:rFonts w:cs="B Mitra" w:hint="cs"/>
-                                <w:color w:val="000000" w:themeColor="text1"/>
-                                <w:sz w:val="28"/>
-                                <w:szCs w:val="28"/>
-                                <w:rtl/>
-                                <w:lang w:bidi="fa-IR"/>
-                              </w:rPr>
-                              <w:t xml:space="preserve"> در وب طراحی کنیم , و یا </w:t>
-                            </w:r>
-                            <w:r>
-                              <w:rPr>
-                                <w:rFonts w:cs="B Mitra" w:hint="cs"/>
-                                <w:color w:val="000000" w:themeColor="text1"/>
-                                <w:sz w:val="28"/>
-                                <w:szCs w:val="28"/>
-                                <w:rtl/>
-                                <w:lang w:bidi="fa-IR"/>
-                              </w:rPr>
-                              <w:t>حتی میتوانم با استفاده</w:t>
+                                <w:rFonts w:cs="B Nazanin" w:hint="cs"/>
+                                <w:color w:val="000000" w:themeColor="text1"/>
+                                <w:sz w:val="28"/>
+                                <w:szCs w:val="28"/>
+                                <w:rtl/>
+                                <w:lang w:bidi="fa-IR"/>
+                              </w:rPr>
+                              <w:t xml:space="preserve"> این برنامه را در وب طراحی کرد تا کاربران همه سیستم عامل ها قابلیت دسترسی به این برنامه را داشته باشند . </w:t>
                             </w:r>
                           </w:p>
                           <w:p>
@@ -10549,7 +11171,7 @@
                               <w:bidi/>
                               <w:jc w:val="both"/>
                               <w:rPr>
-                                <w:rFonts w:cs="B Mitra"/>
+                                <w:rFonts w:cs="B Nazanin" w:hint="cs"/>
                                 <w:color w:val="000000" w:themeColor="text1"/>
                                 <w:sz w:val="28"/>
                                 <w:szCs w:val="28"/>
@@ -10559,85 +11181,14 @@
                             </w:pPr>
                             <w:r>
                               <w:rPr>
-                                <w:rFonts w:cs="B Mitra" w:hint="cs"/>
-                                <w:color w:val="000000" w:themeColor="text1"/>
-                                <w:sz w:val="28"/>
-                                <w:szCs w:val="28"/>
-                                <w:rtl/>
-                                <w:lang w:bidi="fa-IR"/>
-                              </w:rPr>
-                              <w:t xml:space="preserve">از </w:t>
-                            </w:r>
-                            <w:r>
-                              <w:rPr>
-                                <w:rFonts w:cs="B Mitra"/>
-                                <w:color w:val="000000" w:themeColor="text1"/>
-                                <w:sz w:val="28"/>
-                                <w:szCs w:val="28"/>
-                                <w:lang w:bidi="fa-IR"/>
-                              </w:rPr>
-                              <w:t xml:space="preserve">kotlin </w:t>
-                            </w:r>
-                            <w:r>
-                              <w:rPr>
-                                <w:rFonts w:cs="B Mitra" w:hint="cs"/>
-                                <w:color w:val="000000" w:themeColor="text1"/>
-                                <w:sz w:val="28"/>
-                                <w:szCs w:val="28"/>
-                                <w:rtl/>
-                                <w:lang w:bidi="fa-IR"/>
-                              </w:rPr>
-                              <w:t xml:space="preserve"> این برنامه را برای گوشی طراحی کنیم و یا حتی میتوانم با اپدیت های دیگر قابلیت های جدیدی به برنامه </w:t>
-                            </w:r>
-                          </w:p>
-                          <w:p>
-                            <w:pPr>
-                              <w:tabs>
-                                <w:tab w:val="right" w:leader="dot" w:pos="9022"/>
-                              </w:tabs>
-                              <w:bidi/>
-                              <w:jc w:val="both"/>
-                              <w:rPr>
-                                <w:rFonts w:cs="B Mitra"/>
-                                <w:color w:val="000000" w:themeColor="text1"/>
-                                <w:sz w:val="28"/>
-                                <w:szCs w:val="28"/>
-                                <w:rtl/>
-                                <w:lang w:bidi="fa-IR"/>
-                              </w:rPr>
-                            </w:pPr>
-                            <w:r>
-                              <w:rPr>
-                                <w:rFonts w:cs="B Mitra" w:hint="cs"/>
-                                <w:color w:val="000000" w:themeColor="text1"/>
-                                <w:sz w:val="28"/>
-                                <w:szCs w:val="28"/>
-                                <w:rtl/>
-                                <w:lang w:bidi="fa-IR"/>
-                              </w:rPr>
-                              <w:t>اضافه کن</w:t>
-                            </w:r>
-                            <w:r>
-                              <w:rPr>
-                                <w:rFonts w:cs="B Mitra" w:hint="cs"/>
-                                <w:color w:val="000000" w:themeColor="text1"/>
-                                <w:sz w:val="28"/>
-                                <w:szCs w:val="28"/>
-                                <w:rtl/>
-                                <w:lang w:bidi="fa-IR"/>
-                              </w:rPr>
-                              <w:t>م</w:t>
-                            </w:r>
-                            <w:r>
-                              <w:rPr>
-                                <w:rFonts w:cs="B Mitra" w:hint="cs"/>
-                                <w:color w:val="000000" w:themeColor="text1"/>
-                                <w:sz w:val="28"/>
-                                <w:szCs w:val="28"/>
-                                <w:rtl/>
-                                <w:lang w:bidi="fa-IR"/>
-                              </w:rPr>
-                              <w:t>.</w:t>
+                                <w:rFonts w:cs="B Nazanin" w:hint="cs"/>
+                                <w:color w:val="000000" w:themeColor="text1"/>
+                                <w:sz w:val="28"/>
+                                <w:szCs w:val="28"/>
+                                <w:rtl/>
+                                <w:lang w:bidi="fa-IR"/>
+                              </w:rPr>
+                              <w:t>یک روش دیگر ادامه دادن این پروژه میتواند طراحی بروزرسانی هایی برای رفع باگ های احتمالی و یا حتی اضافه کردن قابلیت های جدید باشد.</w:t>
                             </w:r>
                           </w:p>
                         </w:txbxContent>
@@ -10656,7 +11207,7 @@
           </mc:Choice>
           <mc:Fallback>
             <w:pict>
-              <v:roundrect w14:anchorId="6BC57DD8" id="Rounded Rectangle 18" o:spid="_x0000_s1032" style="width:481.9pt;height:158.5pt;visibility:visible;mso-wrap-style:square;mso-left-percent:-10001;mso-top-percent:-10001;mso-position-horizontal:absolute;mso-position-horizontal-relative:char;mso-position-vertical:absolute;mso-position-vertical-relative:line;mso-left-percent:-10001;mso-top-percent:-10001;v-text-anchor:top" arcsize="4882f" o:gfxdata="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" fillcolor="#f2f2f2 [3052]" strokecolor="#1f4d78 [1604]" strokeweight="3pt">
+              <v:roundrect w14:anchorId="6BC57DD8" id="Rounded Rectangle 18" o:spid="_x0000_s1032" style="width:481.9pt;height:211.75pt;visibility:visible;mso-wrap-style:square;mso-left-percent:-10001;mso-top-percent:-10001;mso-position-horizontal:absolute;mso-position-horizontal-relative:char;mso-position-vertical:absolute;mso-position-vertical-relative:line;mso-left-percent:-10001;mso-top-percent:-10001;v-text-anchor:top" arcsize="4882f" o:gfxdata="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" fillcolor="#f2f2f2 [3052]" strokecolor="#1f4d78 [1604]" strokeweight="3pt">
                 <v:stroke joinstyle="miter"/>
                 <v:textbox inset="1mm,1mm,1mm,1mm">
                   <w:txbxContent>
@@ -10817,7 +11368,7 @@
                         <w:bidi/>
                         <w:jc w:val="both"/>
                         <w:rPr>
-                          <w:rFonts w:cs="B Mitra"/>
+                          <w:rFonts w:cs="B Nazanin"/>
                           <w:color w:val="000000" w:themeColor="text1"/>
                           <w:sz w:val="28"/>
                           <w:szCs w:val="28"/>
@@ -10827,18 +11378,73 @@
                       </w:pPr>
                       <w:r>
                         <w:rPr>
-                          <w:rFonts w:cs="B Mitra" w:hint="cs"/>
+                          <w:rFonts w:cs="B Nazanin" w:hint="cs"/>
                           <w:color w:val="000000" w:themeColor="text1"/>
                           <w:sz w:val="28"/>
                           <w:szCs w:val="28"/>
                           <w:rtl/>
                           <w:lang w:bidi="fa-IR"/>
                         </w:rPr>
-                        <w:t xml:space="preserve">بله , میتوانم این برنامه را با استفاده از  </w:t>
-                      </w:r>
-                      <w:r>
-                        <w:rPr>
-                          <w:rFonts w:cs="B Mitra"/>
+                        <w:t xml:space="preserve">بله , این </w:t>
+                      </w:r>
+                      <w:r>
+                        <w:rPr>
+                          <w:rFonts w:cs="B Nazanin" w:hint="cs"/>
+                          <w:color w:val="000000" w:themeColor="text1"/>
+                          <w:sz w:val="28"/>
+                          <w:szCs w:val="28"/>
+                          <w:rtl/>
+                          <w:lang w:bidi="fa-IR"/>
+                        </w:rPr>
+                        <w:t>پروژه</w:t>
+                      </w:r>
+                      <w:r>
+                        <w:rPr>
+                          <w:rFonts w:cs="B Nazanin" w:hint="cs"/>
+                          <w:color w:val="000000" w:themeColor="text1"/>
+                          <w:sz w:val="28"/>
+                          <w:szCs w:val="28"/>
+                          <w:rtl/>
+                          <w:lang w:bidi="fa-IR"/>
+                        </w:rPr>
+                        <w:t xml:space="preserve"> قابلیت ادامه</w:t>
+                      </w:r>
+                      <w:r>
+                        <w:rPr>
+                          <w:rFonts w:cs="B Nazanin" w:hint="cs"/>
+                          <w:color w:val="000000" w:themeColor="text1"/>
+                          <w:sz w:val="28"/>
+                          <w:szCs w:val="28"/>
+                          <w:rtl/>
+                          <w:lang w:bidi="fa-IR"/>
+                        </w:rPr>
+                        <w:t xml:space="preserve"> دادن</w:t>
+                      </w:r>
+                      <w:r>
+                        <w:rPr>
+                          <w:rFonts w:cs="B Nazanin" w:hint="cs"/>
+                          <w:color w:val="000000" w:themeColor="text1"/>
+                          <w:sz w:val="28"/>
+                          <w:szCs w:val="28"/>
+                          <w:rtl/>
+                          <w:lang w:bidi="fa-IR"/>
+                        </w:rPr>
+                        <w:t xml:space="preserve"> دارد برای مثال</w:t>
+                      </w:r>
+                      <w:r>
+                        <w:rPr>
+                          <w:rFonts w:cs="B Nazanin" w:hint="cs"/>
+                          <w:color w:val="000000" w:themeColor="text1"/>
+                          <w:sz w:val="28"/>
+                          <w:szCs w:val="28"/>
+                          <w:rtl/>
+                          <w:lang w:bidi="fa-IR"/>
+                        </w:rPr>
+                        <w:t xml:space="preserve"> میتوان با استفاده از </w:t>
+                      </w:r>
+                      <w:r>
+                        <w:rPr>
+                          <w:rFonts w:cs="B Nazanin"/>
                           <w:b/>
                           <w:bCs/>
                           <w:color w:val="000000" w:themeColor="text1"/>
@@ -10846,11 +11452,11 @@
                           <w:szCs w:val="28"/>
                           <w:lang w:bidi="fa-IR"/>
                         </w:rPr>
-                        <w:t>Django</w:t>
-                      </w:r>
-                      <w:r>
-                        <w:rPr>
-                          <w:rFonts w:cs="B Mitra" w:hint="cs"/>
+                        <w:t>html</w:t>
+                      </w:r>
+                      <w:r>
+                        <w:rPr>
+                          <w:rFonts w:cs="B Nazanin" w:hint="cs"/>
                           <w:b/>
                           <w:bCs/>
                           <w:color w:val="000000" w:themeColor="text1"/>
@@ -10859,11 +11465,11 @@
                           <w:rtl/>
                           <w:lang w:bidi="fa-IR"/>
                         </w:rPr>
-                        <w:t xml:space="preserve"> و </w:t>
-                      </w:r>
-                      <w:r>
-                        <w:rPr>
-                          <w:rFonts w:cs="B Mitra"/>
+                        <w:t xml:space="preserve"> </w:t>
+                      </w:r>
+                      <w:r>
+                        <w:rPr>
+                          <w:rFonts w:cs="B Nazanin"/>
                           <w:b/>
                           <w:bCs/>
                           <w:color w:val="000000" w:themeColor="text1"/>
@@ -10871,11 +11477,22 @@
                           <w:szCs w:val="28"/>
                           <w:lang w:bidi="fa-IR"/>
                         </w:rPr>
-                        <w:t xml:space="preserve">html </w:t>
-                      </w:r>
-                      <w:r>
-                        <w:rPr>
-                          <w:rFonts w:cs="B Mitra" w:hint="cs"/>
+                        <w:t xml:space="preserve"> </w:t>
+                      </w:r>
+                      <w:r>
+                        <w:rPr>
+                          <w:rFonts w:cs="B Nazanin" w:hint="cs"/>
+                          <w:color w:val="000000" w:themeColor="text1"/>
+                          <w:sz w:val="28"/>
+                          <w:szCs w:val="28"/>
+                          <w:rtl/>
+                          <w:lang w:bidi="fa-IR"/>
+                        </w:rPr>
+                        <w:t>,</w:t>
+                      </w:r>
+                      <w:r>
+                        <w:rPr>
+                          <w:rFonts w:cs="B Nazanin" w:hint="cs"/>
                           <w:b/>
                           <w:bCs/>
                           <w:color w:val="000000" w:themeColor="text1"/>
@@ -10884,11 +11501,11 @@
                           <w:rtl/>
                           <w:lang w:bidi="fa-IR"/>
                         </w:rPr>
-                        <w:t xml:space="preserve"> و </w:t>
-                      </w:r>
-                      <w:r>
-                        <w:rPr>
-                          <w:rFonts w:cs="B Mitra"/>
+                        <w:t xml:space="preserve"> </w:t>
+                      </w:r>
+                      <w:r>
+                        <w:rPr>
+                          <w:rFonts w:cs="B Nazanin"/>
                           <w:b/>
                           <w:bCs/>
                           <w:color w:val="000000" w:themeColor="text1"/>
@@ -10896,39 +11513,67 @@
                           <w:szCs w:val="28"/>
                           <w:lang w:bidi="fa-IR"/>
                         </w:rPr>
-                        <w:t>css</w:t>
-                      </w:r>
-                      <w:r>
-                        <w:rPr>
-                          <w:rFonts w:cs="B Mitra"/>
+                        <w:t xml:space="preserve"> css</w:t>
+                      </w:r>
+                      <w:r>
+                        <w:rPr>
+                          <w:rFonts w:cs="B Nazanin" w:hint="cs"/>
+                          <w:b/>
+                          <w:bCs/>
                           <w:color w:val="000000" w:themeColor="text1"/>
                           <w:sz w:val="28"/>
                           <w:szCs w:val="28"/>
+                          <w:rtl/>
                           <w:lang w:bidi="fa-IR"/>
                         </w:rPr>
                         <w:t xml:space="preserve"> </w:t>
                       </w:r>
                       <w:r>
                         <w:rPr>
-                          <w:rFonts w:cs="B Mitra" w:hint="cs"/>
+                          <w:rFonts w:cs="B Nazanin" w:hint="cs"/>
                           <w:color w:val="000000" w:themeColor="text1"/>
                           <w:sz w:val="28"/>
                           <w:szCs w:val="28"/>
                           <w:rtl/>
                           <w:lang w:bidi="fa-IR"/>
                         </w:rPr>
-                        <w:t xml:space="preserve"> در وب طراحی کنیم , و یا </w:t>
-                      </w:r>
-                      <w:r>
-                        <w:rPr>
-                          <w:rFonts w:cs="B Mitra" w:hint="cs"/>
+                        <w:t>و</w:t>
+                      </w:r>
+                      <w:r>
+                        <w:rPr>
+                          <w:rFonts w:cs="B Nazanin" w:hint="cs"/>
+                          <w:b/>
+                          <w:bCs/>
                           <w:color w:val="000000" w:themeColor="text1"/>
                           <w:sz w:val="28"/>
                           <w:szCs w:val="28"/>
                           <w:rtl/>
                           <w:lang w:bidi="fa-IR"/>
                         </w:rPr>
-                        <w:t>حتی میتوانم با استفاده</w:t>
+                        <w:t xml:space="preserve"> </w:t>
+                      </w:r>
+                      <w:r>
+                        <w:rPr>
+                          <w:rFonts w:cs="B Nazanin"/>
+                          <w:b/>
+                          <w:bCs/>
+                          <w:color w:val="000000" w:themeColor="text1"/>
+                          <w:sz w:val="28"/>
+                          <w:szCs w:val="28"/>
+                          <w:lang w:bidi="fa-IR"/>
+                        </w:rPr>
+                        <w:t>Django</w:t>
+                      </w:r>
+                      <w:r>
+                        <w:rPr>
+                          <w:rFonts w:cs="B Nazanin" w:hint="cs"/>
+                          <w:color w:val="000000" w:themeColor="text1"/>
+                          <w:sz w:val="28"/>
+                          <w:szCs w:val="28"/>
+                          <w:rtl/>
+                          <w:lang w:bidi="fa-IR"/>
+                        </w:rPr>
+                        <w:t xml:space="preserve"> این برنامه را در وب طراحی کرد تا کاربران همه سیستم عامل ها قابلیت دسترسی به این برنامه را داشته باشند . </w:t>
                       </w:r>
                     </w:p>
                     <w:p>
@@ -10939,7 +11584,7 @@
                         <w:bidi/>
                         <w:jc w:val="both"/>
                         <w:rPr>
-                          <w:rFonts w:cs="B Mitra"/>
+                          <w:rFonts w:cs="B Nazanin" w:hint="cs"/>
                           <w:color w:val="000000" w:themeColor="text1"/>
                           <w:sz w:val="28"/>
                           <w:szCs w:val="28"/>
@@ -10949,85 +11594,14 @@
                       </w:pPr>
                       <w:r>
                         <w:rPr>
-                          <w:rFonts w:cs="B Mitra" w:hint="cs"/>
+                          <w:rFonts w:cs="B Nazanin" w:hint="cs"/>
                           <w:color w:val="000000" w:themeColor="text1"/>
                           <w:sz w:val="28"/>
                           <w:szCs w:val="28"/>
                           <w:rtl/>
                           <w:lang w:bidi="fa-IR"/>
                         </w:rPr>
-                        <w:t xml:space="preserve">از </w:t>
-                      </w:r>
-                      <w:r>
-                        <w:rPr>
-                          <w:rFonts w:cs="B Mitra"/>
-                          <w:color w:val="000000" w:themeColor="text1"/>
-                          <w:sz w:val="28"/>
-                          <w:szCs w:val="28"/>
-                          <w:lang w:bidi="fa-IR"/>
-                        </w:rPr>
-                        <w:t xml:space="preserve">kotlin </w:t>
-                      </w:r>
-                      <w:r>
-                        <w:rPr>
-                          <w:rFonts w:cs="B Mitra" w:hint="cs"/>
-                          <w:color w:val="000000" w:themeColor="text1"/>
-                          <w:sz w:val="28"/>
-                          <w:szCs w:val="28"/>
-                          <w:rtl/>
-                          <w:lang w:bidi="fa-IR"/>
-                        </w:rPr>
-                        <w:t xml:space="preserve"> این برنامه را برای گوشی طراحی کنیم و یا حتی میتوانم با اپدیت های دیگر قابلیت های جدیدی به برنامه </w:t>
-                      </w:r>
-                    </w:p>
-                    <w:p>
-                      <w:pPr>
-                        <w:tabs>
-                          <w:tab w:val="right" w:leader="dot" w:pos="9022"/>
-                        </w:tabs>
-                        <w:bidi/>
-                        <w:jc w:val="both"/>
-                        <w:rPr>
-                          <w:rFonts w:cs="B Mitra"/>
-                          <w:color w:val="000000" w:themeColor="text1"/>
-                          <w:sz w:val="28"/>
-                          <w:szCs w:val="28"/>
-                          <w:rtl/>
-                          <w:lang w:bidi="fa-IR"/>
-                        </w:rPr>
-                      </w:pPr>
-                      <w:r>
-                        <w:rPr>
-                          <w:rFonts w:cs="B Mitra" w:hint="cs"/>
-                          <w:color w:val="000000" w:themeColor="text1"/>
-                          <w:sz w:val="28"/>
-                          <w:szCs w:val="28"/>
-                          <w:rtl/>
-                          <w:lang w:bidi="fa-IR"/>
-                        </w:rPr>
-                        <w:t>اضافه کن</w:t>
-                      </w:r>
-                      <w:r>
-                        <w:rPr>
-                          <w:rFonts w:cs="B Mitra" w:hint="cs"/>
-                          <w:color w:val="000000" w:themeColor="text1"/>
-                          <w:sz w:val="28"/>
-                          <w:szCs w:val="28"/>
-                          <w:rtl/>
-                          <w:lang w:bidi="fa-IR"/>
-                        </w:rPr>
-                        <w:t>م</w:t>
-                      </w:r>
-                      <w:r>
-                        <w:rPr>
-                          <w:rFonts w:cs="B Mitra" w:hint="cs"/>
-                          <w:color w:val="000000" w:themeColor="text1"/>
-                          <w:sz w:val="28"/>
-                          <w:szCs w:val="28"/>
-                          <w:rtl/>
-                          <w:lang w:bidi="fa-IR"/>
-                        </w:rPr>
-                        <w:t>.</w:t>
+                        <w:t>یک روش دیگر ادامه دادن این پروژه میتواند طراحی بروزرسانی هایی برای رفع باگ های احتمالی و یا حتی اضافه کردن قابلیت های جدید باشد.</w:t>
                       </w:r>
                     </w:p>
                   </w:txbxContent>
@@ -11842,7 +12416,6 @@
   <w:style w:type="character" w:default="1" w:styleId="DefaultParagraphFont">
     <w:name w:val="Default Paragraph Font"/>
     <w:uiPriority w:val="1"/>
-    <w:semiHidden/>
     <w:unhideWhenUsed/>
   </w:style>
   <w:style w:type="table" w:default="1" w:styleId="TableNormal">
@@ -12372,7 +12945,7 @@
 </file>
 
 <file path=customXml/itemProps1.xml><?xml version="1.0" encoding="utf-8"?>
-<ds:datastoreItem xmlns:ds="http://schemas.openxmlformats.org/officeDocument/2006/customXml" ds:itemID="{FBD6FFCA-B34A-4179-A43D-FCE2F25831A2}">
+<ds:datastoreItem xmlns:ds="http://schemas.openxmlformats.org/officeDocument/2006/customXml" ds:itemID="{5AF69FDB-39E5-4276-8773-EA76F511D2B7}">
   <ds:schemaRefs>
     <ds:schemaRef ds:uri="http://schemas.openxmlformats.org/officeDocument/2006/bibliography"/>
   </ds:schemaRefs>

--- a/پروپوزال ارش شاکرمی.docx
+++ b/پروپوزال ارش شاکرمی.docx
@@ -423,11 +423,10 @@
                               <w:bidi/>
                               <w:jc w:val="both"/>
                               <w:rPr>
-                                <w:rFonts w:cs="B Mitra"/>
-                                <w:color w:val="000000" w:themeColor="text1"/>
-                                <w:sz w:val="28"/>
-                                <w:szCs w:val="28"/>
-                                <w:rtl/>
+                                <w:rFonts w:cs="B Mitra" w:hint="cs"/>
+                                <w:color w:val="000000" w:themeColor="text1"/>
+                                <w:sz w:val="28"/>
+                                <w:szCs w:val="28"/>
                                 <w:lang w:bidi="fa-IR"/>
                               </w:rPr>
                             </w:pPr>
@@ -474,6 +473,41 @@
                               </w:rPr>
                               <w:t>Python</w:t>
                             </w:r>
+                            <w:r>
+                              <w:rPr>
+                                <w:rFonts w:cs="B Nazanin" w:hint="cs"/>
+                                <w:color w:val="000000" w:themeColor="text1"/>
+                                <w:sz w:val="28"/>
+                                <w:szCs w:val="28"/>
+                                <w:rtl/>
+                                <w:lang w:bidi="fa-IR"/>
+                              </w:rPr>
+                              <w:t xml:space="preserve"> به نام </w:t>
+                            </w:r>
+                            <w:proofErr w:type="spellStart"/>
+                            <w:r>
+                              <w:rPr>
+                                <w:rFonts w:cs="B Nazanin"/>
+                                <w:color w:val="000000" w:themeColor="text1"/>
+                                <w:sz w:val="28"/>
+                                <w:szCs w:val="28"/>
+                                <w:lang w:bidi="fa-IR"/>
+                              </w:rPr>
+                              <w:t>f</w:t>
+                            </w:r>
+                            <w:bookmarkStart w:id="0" w:name="_GoBack"/>
+                            <w:bookmarkEnd w:id="0"/>
+                            <w:r>
+                              <w:rPr>
+                                <w:rFonts w:cs="B Nazanin"/>
+                                <w:color w:val="000000" w:themeColor="text1"/>
+                                <w:sz w:val="28"/>
+                                <w:szCs w:val="28"/>
+                                <w:lang w:bidi="fa-IR"/>
+                              </w:rPr>
+                              <w:t>itlife</w:t>
+                            </w:r>
+                            <w:proofErr w:type="spellEnd"/>
                           </w:p>
                           <w:tbl>
                             <w:tblPr>
@@ -569,7 +603,7 @@
                                     <w:bidi/>
                                     <w:jc w:val="center"/>
                                     <w:rPr>
-                                      <w:rFonts w:cs="B Nazanin" w:hint="cs"/>
+                                      <w:rFonts w:cs="B Nazanin"/>
                                       <w:color w:val="000000" w:themeColor="text1"/>
                                       <w:sz w:val="24"/>
                                       <w:szCs w:val="24"/>
@@ -1183,11 +1217,10 @@
                         <w:bidi/>
                         <w:jc w:val="both"/>
                         <w:rPr>
-                          <w:rFonts w:cs="B Mitra"/>
+                          <w:rFonts w:cs="B Mitra" w:hint="cs"/>
                           <w:color w:val="000000" w:themeColor="text1"/>
                           <w:sz w:val="28"/>
                           <w:szCs w:val="28"/>
-                          <w:rtl/>
                           <w:lang w:bidi="fa-IR"/>
                         </w:rPr>
                       </w:pPr>
@@ -1234,6 +1267,41 @@
                         </w:rPr>
                         <w:t>Python</w:t>
                       </w:r>
+                      <w:r>
+                        <w:rPr>
+                          <w:rFonts w:cs="B Nazanin" w:hint="cs"/>
+                          <w:color w:val="000000" w:themeColor="text1"/>
+                          <w:sz w:val="28"/>
+                          <w:szCs w:val="28"/>
+                          <w:rtl/>
+                          <w:lang w:bidi="fa-IR"/>
+                        </w:rPr>
+                        <w:t xml:space="preserve"> به نام </w:t>
+                      </w:r>
+                      <w:proofErr w:type="spellStart"/>
+                      <w:r>
+                        <w:rPr>
+                          <w:rFonts w:cs="B Nazanin"/>
+                          <w:color w:val="000000" w:themeColor="text1"/>
+                          <w:sz w:val="28"/>
+                          <w:szCs w:val="28"/>
+                          <w:lang w:bidi="fa-IR"/>
+                        </w:rPr>
+                        <w:t>f</w:t>
+                      </w:r>
+                      <w:bookmarkStart w:id="1" w:name="_GoBack"/>
+                      <w:bookmarkEnd w:id="1"/>
+                      <w:r>
+                        <w:rPr>
+                          <w:rFonts w:cs="B Nazanin"/>
+                          <w:color w:val="000000" w:themeColor="text1"/>
+                          <w:sz w:val="28"/>
+                          <w:szCs w:val="28"/>
+                          <w:lang w:bidi="fa-IR"/>
+                        </w:rPr>
+                        <w:t>itlife</w:t>
+                      </w:r>
+                      <w:proofErr w:type="spellEnd"/>
                     </w:p>
                     <w:tbl>
                       <w:tblPr>
@@ -1329,7 +1397,7 @@
                               <w:bidi/>
                               <w:jc w:val="center"/>
                               <w:rPr>
-                                <w:rFonts w:cs="B Nazanin" w:hint="cs"/>
+                                <w:rFonts w:cs="B Nazanin"/>
                                 <w:color w:val="000000" w:themeColor="text1"/>
                                 <w:sz w:val="24"/>
                                 <w:szCs w:val="24"/>
@@ -3297,23 +3365,34 @@
                               <w:spacing w:before="360"/>
                               <w:jc w:val="both"/>
                               <w:rPr>
+                                <w:rFonts w:cs="B Nazanin"/>
+                                <w:b/>
+                                <w:bCs/>
+                                <w:color w:val="000000" w:themeColor="text1"/>
+                                <w:sz w:val="26"/>
+                                <w:szCs w:val="26"/>
+                                <w:lang w:bidi="fa-IR"/>
+                              </w:rPr>
+                            </w:pPr>
+                            <w:r>
+                              <w:rPr>
                                 <w:rFonts w:cs="B Nazanin" w:hint="cs"/>
                                 <w:b/>
                                 <w:bCs/>
                                 <w:color w:val="000000" w:themeColor="text1"/>
                                 <w:sz w:val="26"/>
                                 <w:szCs w:val="26"/>
-                                <w:lang w:bidi="fa-IR"/>
-                              </w:rPr>
-                            </w:pPr>
+                                <w:rtl/>
+                                <w:lang w:bidi="fa-IR"/>
+                              </w:rPr>
+                              <w:t xml:space="preserve"> </w:t>
+                            </w:r>
                             <w:r>
                               <w:rPr>
                                 <w:rFonts w:cs="B Nazanin" w:hint="cs"/>
-                                <w:b/>
-                                <w:bCs/>
-                                <w:color w:val="000000" w:themeColor="text1"/>
-                                <w:sz w:val="26"/>
-                                <w:szCs w:val="26"/>
+                                <w:color w:val="000000" w:themeColor="text1"/>
+                                <w:sz w:val="28"/>
+                                <w:szCs w:val="28"/>
                                 <w:rtl/>
                                 <w:lang w:bidi="fa-IR"/>
                               </w:rPr>
@@ -3321,24 +3400,35 @@
                             </w:r>
                             <w:r>
                               <w:rPr>
-                                <w:rFonts w:cs="B Nazanin" w:hint="cs"/>
-                                <w:color w:val="000000" w:themeColor="text1"/>
-                                <w:sz w:val="28"/>
-                                <w:szCs w:val="28"/>
-                                <w:rtl/>
-                                <w:lang w:bidi="fa-IR"/>
-                              </w:rPr>
-                              <w:t xml:space="preserve"> </w:t>
-                            </w:r>
-                            <w:r>
-                              <w:rPr>
                                 <w:rFonts w:cs="B Nazanin"/>
                                 <w:color w:val="000000" w:themeColor="text1"/>
                                 <w:sz w:val="28"/>
                                 <w:szCs w:val="28"/>
                                 <w:lang w:bidi="fa-IR"/>
                               </w:rPr>
-                              <w:t>#app_#python_#</w:t>
+                              <w:t>#</w:t>
+                            </w:r>
+                            <w:proofErr w:type="spellStart"/>
+                            <w:r>
+                              <w:rPr>
+                                <w:rFonts w:cs="B Nazanin"/>
+                                <w:color w:val="000000" w:themeColor="text1"/>
+                                <w:sz w:val="28"/>
+                                <w:szCs w:val="28"/>
+                                <w:lang w:bidi="fa-IR"/>
+                              </w:rPr>
+                              <w:t>app_#python</w:t>
+                            </w:r>
+                            <w:proofErr w:type="spellEnd"/>
+                            <w:r>
+                              <w:rPr>
+                                <w:rFonts w:cs="B Nazanin"/>
+                                <w:color w:val="000000" w:themeColor="text1"/>
+                                <w:sz w:val="28"/>
+                                <w:szCs w:val="28"/>
+                                <w:lang w:bidi="fa-IR"/>
+                              </w:rPr>
+                              <w:t>_#</w:t>
                             </w:r>
                             <w:r>
                               <w:rPr>
@@ -3824,23 +3914,23 @@
                         <w:spacing w:before="360"/>
                         <w:jc w:val="both"/>
                         <w:rPr>
+                          <w:rFonts w:cs="B Nazanin"/>
+                          <w:b/>
+                          <w:bCs/>
+                          <w:color w:val="000000" w:themeColor="text1"/>
+                          <w:sz w:val="26"/>
+                          <w:szCs w:val="26"/>
+                          <w:lang w:bidi="fa-IR"/>
+                        </w:rPr>
+                      </w:pPr>
+                      <w:r>
+                        <w:rPr>
                           <w:rFonts w:cs="B Nazanin" w:hint="cs"/>
                           <w:b/>
                           <w:bCs/>
                           <w:color w:val="000000" w:themeColor="text1"/>
                           <w:sz w:val="26"/>
                           <w:szCs w:val="26"/>
-                          <w:lang w:bidi="fa-IR"/>
-                        </w:rPr>
-                      </w:pPr>
-                      <w:r>
-                        <w:rPr>
-                          <w:rFonts w:cs="B Nazanin" w:hint="cs"/>
-                          <w:b/>
-                          <w:bCs/>
-                          <w:color w:val="000000" w:themeColor="text1"/>
-                          <w:sz w:val="26"/>
-                          <w:szCs w:val="26"/>
                           <w:rtl/>
                           <w:lang w:bidi="fa-IR"/>
                         </w:rPr>
@@ -3865,7 +3955,29 @@
                           <w:szCs w:val="28"/>
                           <w:lang w:bidi="fa-IR"/>
                         </w:rPr>
-                        <w:t>#app_#python_#</w:t>
+                        <w:t>#</w:t>
+                      </w:r>
+                      <w:proofErr w:type="spellStart"/>
+                      <w:r>
+                        <w:rPr>
+                          <w:rFonts w:cs="B Nazanin"/>
+                          <w:color w:val="000000" w:themeColor="text1"/>
+                          <w:sz w:val="28"/>
+                          <w:szCs w:val="28"/>
+                          <w:lang w:bidi="fa-IR"/>
+                        </w:rPr>
+                        <w:t>app_#python</w:t>
+                      </w:r>
+                      <w:proofErr w:type="spellEnd"/>
+                      <w:r>
+                        <w:rPr>
+                          <w:rFonts w:cs="B Nazanin"/>
+                          <w:color w:val="000000" w:themeColor="text1"/>
+                          <w:sz w:val="28"/>
+                          <w:szCs w:val="28"/>
+                          <w:lang w:bidi="fa-IR"/>
+                        </w:rPr>
+                        <w:t>_#</w:t>
                       </w:r>
                       <w:r>
                         <w:rPr>
@@ -4144,6 +4256,7 @@
                               </w:rPr>
                               <w:t xml:space="preserve">در گذشته هم چنین برنامه ها و سایت هایی توسط افراد مختلف طراحی شده اند برای مثال میتوان به برنامه </w:t>
                             </w:r>
+                            <w:proofErr w:type="spellStart"/>
                             <w:r>
                               <w:rPr>
                                 <w:rFonts w:cs="B Nazanin"/>
@@ -4156,6 +4269,7 @@
                               </w:rPr>
                               <w:t>Energym</w:t>
                             </w:r>
+                            <w:proofErr w:type="spellEnd"/>
                             <w:r>
                               <w:rPr>
                                 <w:rFonts w:cs="B Nazanin"/>
@@ -4657,6 +4771,7 @@
                         </w:rPr>
                         <w:t xml:space="preserve">در گذشته هم چنین برنامه ها و سایت هایی توسط افراد مختلف طراحی شده اند برای مثال میتوان به برنامه </w:t>
                       </w:r>
+                      <w:proofErr w:type="spellStart"/>
                       <w:r>
                         <w:rPr>
                           <w:rFonts w:cs="B Nazanin"/>
@@ -4669,6 +4784,7 @@
                         </w:rPr>
                         <w:t>Energym</w:t>
                       </w:r>
+                      <w:proofErr w:type="spellEnd"/>
                       <w:r>
                         <w:rPr>
                           <w:rFonts w:cs="B Nazanin"/>
@@ -5447,6 +5563,7 @@
                               </w:rPr>
                               <w:t xml:space="preserve">کد برنامه را با استفاده از سیستم </w:t>
                             </w:r>
+                            <w:proofErr w:type="spellStart"/>
                             <w:r>
                               <w:rPr>
                                 <w:rFonts w:cs="B Nazanin"/>
@@ -5457,7 +5574,20 @@
                                 <w:szCs w:val="28"/>
                                 <w:lang w:bidi="fa-IR"/>
                               </w:rPr>
-                              <w:t xml:space="preserve">oop </w:t>
+                              <w:t>oop</w:t>
+                            </w:r>
+                            <w:proofErr w:type="spellEnd"/>
+                            <w:r>
+                              <w:rPr>
+                                <w:rFonts w:cs="B Nazanin"/>
+                                <w:b/>
+                                <w:bCs/>
+                                <w:color w:val="000000" w:themeColor="text1"/>
+                                <w:sz w:val="28"/>
+                                <w:szCs w:val="28"/>
+                                <w:lang w:bidi="fa-IR"/>
+                              </w:rPr>
+                              <w:t xml:space="preserve"> </w:t>
                             </w:r>
                             <w:r>
                               <w:rPr>
@@ -5649,6 +5779,7 @@
                               </w:rPr>
                               <w:t xml:space="preserve"> قرار است الگوریتم هایی هم برای محاسبه </w:t>
                             </w:r>
+                            <w:proofErr w:type="spellStart"/>
                             <w:r>
                               <w:rPr>
                                 <w:rFonts w:cs="B Nazanin"/>
@@ -5659,6 +5790,7 @@
                               </w:rPr>
                               <w:t>Bmi</w:t>
                             </w:r>
+                            <w:proofErr w:type="spellEnd"/>
                             <w:r>
                               <w:rPr>
                                 <w:rFonts w:cs="B Nazanin" w:hint="cs"/>
@@ -6053,6 +6185,7 @@
                               </w:rPr>
                               <w:t>.</w:t>
                             </w:r>
+                            <w:proofErr w:type="spellStart"/>
                             <w:r>
                               <w:rPr>
                                 <w:rFonts w:cs="B Nazanin"/>
@@ -6063,6 +6196,7 @@
                               </w:rPr>
                               <w:t>pyqt</w:t>
                             </w:r>
+                            <w:proofErr w:type="spellEnd"/>
                             <w:r>
                               <w:rPr>
                                 <w:rFonts w:cs="B Nazanin" w:hint="cs"/>
@@ -6085,6 +6219,7 @@
                               </w:rPr>
                               <w:t>(</w:t>
                             </w:r>
+                            <w:proofErr w:type="spellStart"/>
                             <w:r>
                               <w:rPr>
                                 <w:rFonts w:cs="B Nazanin"/>
@@ -6095,8 +6230,7 @@
                               </w:rPr>
                               <w:t>gui</w:t>
                             </w:r>
-                            <w:bookmarkStart w:id="0" w:name="_GoBack"/>
-                            <w:bookmarkEnd w:id="0"/>
+                            <w:proofErr w:type="spellEnd"/>
                             <w:r>
                               <w:rPr>
                                 <w:rFonts w:cs="B Nazanin" w:hint="cs"/>
@@ -6157,6 +6291,8 @@
                               </w:rPr>
                               <w:t>.</w:t>
                             </w:r>
+                            <w:proofErr w:type="spellStart"/>
+                            <w:proofErr w:type="gramStart"/>
                             <w:r>
                               <w:rPr>
                                 <w:rFonts w:cs="B Nazanin"/>
@@ -6167,6 +6303,7 @@
                               </w:rPr>
                               <w:t>mysql</w:t>
                             </w:r>
+                            <w:proofErr w:type="spellEnd"/>
                             <w:r>
                               <w:rPr>
                                 <w:rFonts w:cs="B Nazanin" w:hint="cs"/>
@@ -6176,7 +6313,19 @@
                                 <w:rtl/>
                                 <w:lang w:bidi="fa-IR"/>
                               </w:rPr>
-                              <w:t xml:space="preserve"> : برای ذخیره سازی و استفاده داده های برنامه </w:t>
+                              <w:t xml:space="preserve"> :</w:t>
+                            </w:r>
+                            <w:proofErr w:type="gramEnd"/>
+                            <w:r>
+                              <w:rPr>
+                                <w:rFonts w:cs="B Nazanin" w:hint="cs"/>
+                                <w:color w:val="000000" w:themeColor="text1"/>
+                                <w:sz w:val="26"/>
+                                <w:szCs w:val="26"/>
+                                <w:rtl/>
+                                <w:lang w:bidi="fa-IR"/>
+                              </w:rPr>
+                              <w:t xml:space="preserve"> برای ذخیره سازی و استفاده داده های برنامه </w:t>
                             </w:r>
                           </w:p>
                           <w:p>
@@ -6216,6 +6365,7 @@
                               </w:rPr>
                               <w:t>.</w:t>
                             </w:r>
+                            <w:proofErr w:type="gramStart"/>
                             <w:r>
                               <w:rPr>
                                 <w:rFonts w:cs="B Nazanin"/>
@@ -6235,7 +6385,19 @@
                                 <w:rtl/>
                                 <w:lang w:bidi="fa-IR"/>
                               </w:rPr>
-                              <w:t xml:space="preserve"> : برای بدست اوردن کال</w:t>
+                              <w:t xml:space="preserve"> :</w:t>
+                            </w:r>
+                            <w:proofErr w:type="gramEnd"/>
+                            <w:r>
+                              <w:rPr>
+                                <w:rFonts w:cs="B Nazanin" w:hint="cs"/>
+                                <w:color w:val="000000" w:themeColor="text1"/>
+                                <w:sz w:val="26"/>
+                                <w:szCs w:val="26"/>
+                                <w:rtl/>
+                                <w:lang w:bidi="fa-IR"/>
+                              </w:rPr>
+                              <w:t xml:space="preserve"> برای بدست اوردن کال</w:t>
                             </w:r>
                             <w:r>
                               <w:rPr>
@@ -6286,6 +6448,7 @@
                               </w:rPr>
                               <w:t xml:space="preserve">. </w:t>
                             </w:r>
+                            <w:proofErr w:type="gramStart"/>
                             <w:r>
                               <w:rPr>
                                 <w:rFonts w:cs="B Nazanin"/>
@@ -6305,7 +6468,19 @@
                                 <w:rtl/>
                                 <w:lang w:bidi="fa-IR"/>
                               </w:rPr>
-                              <w:t xml:space="preserve"> : برای درست کردن صفحه اصلی برنامه </w:t>
+                              <w:t xml:space="preserve"> :</w:t>
+                            </w:r>
+                            <w:proofErr w:type="gramEnd"/>
+                            <w:r>
+                              <w:rPr>
+                                <w:rFonts w:cs="B Nazanin" w:hint="cs"/>
+                                <w:color w:val="000000" w:themeColor="text1"/>
+                                <w:sz w:val="26"/>
+                                <w:szCs w:val="26"/>
+                                <w:rtl/>
+                                <w:lang w:bidi="fa-IR"/>
+                              </w:rPr>
+                              <w:t xml:space="preserve"> برای درست کردن صفحه اصلی برنامه </w:t>
                             </w:r>
                           </w:p>
                           <w:p>
@@ -6334,6 +6509,7 @@
                               </w:rPr>
                               <w:t>5.</w:t>
                             </w:r>
+                            <w:proofErr w:type="spellStart"/>
                             <w:r>
                               <w:rPr>
                                 <w:rFonts w:cs="B Nazanin"/>
@@ -6344,6 +6520,7 @@
                               </w:rPr>
                               <w:t>Hashlib</w:t>
                             </w:r>
+                            <w:proofErr w:type="spellEnd"/>
                             <w:r>
                               <w:rPr>
                                 <w:rFonts w:cs="B Nazanin" w:hint="cs"/>
@@ -6389,7 +6566,6 @@
                                 <w:color w:val="000000" w:themeColor="text1"/>
                                 <w:sz w:val="26"/>
                                 <w:szCs w:val="26"/>
-                                <w:rtl/>
                                 <w:lang w:bidi="fa-IR"/>
                               </w:rPr>
                             </w:pPr>
@@ -6414,6 +6590,8 @@
                               </w:rPr>
                               <w:t>.</w:t>
                             </w:r>
+                            <w:proofErr w:type="spellStart"/>
+                            <w:proofErr w:type="gramStart"/>
                             <w:r>
                               <w:rPr>
                                 <w:rFonts w:cs="B Nazanin"/>
@@ -6424,6 +6602,7 @@
                               </w:rPr>
                               <w:t>qtcharts</w:t>
                             </w:r>
+                            <w:proofErr w:type="spellEnd"/>
                             <w:r>
                               <w:rPr>
                                 <w:rFonts w:cs="B Nazanin" w:hint="cs"/>
@@ -6435,6 +6614,7 @@
                               </w:rPr>
                               <w:t xml:space="preserve"> :</w:t>
                             </w:r>
+                            <w:proofErr w:type="gramEnd"/>
                             <w:r>
                               <w:rPr>
                                 <w:rFonts w:cs="B Nazanin"/>
@@ -6454,7 +6634,79 @@
                                 <w:rtl/>
                                 <w:lang w:bidi="fa-IR"/>
                               </w:rPr>
-                              <w:t>برای تبدیل داده ها و پیشرفت های کاربر به جدول</w:t>
+                              <w:t>برای ترسیم داده ها و پیشرفت های کاربر</w:t>
+                            </w:r>
+                          </w:p>
+                          <w:p>
+                            <w:pPr>
+                              <w:tabs>
+                                <w:tab w:val="right" w:leader="dot" w:pos="8967"/>
+                              </w:tabs>
+                              <w:bidi/>
+                              <w:jc w:val="both"/>
+                              <w:rPr>
+                                <w:rFonts w:cs="B Nazanin"/>
+                                <w:color w:val="000000" w:themeColor="text1"/>
+                                <w:sz w:val="26"/>
+                                <w:szCs w:val="26"/>
+                                <w:rtl/>
+                                <w:lang w:bidi="fa-IR"/>
+                              </w:rPr>
+                            </w:pPr>
+                            <w:r>
+                              <w:rPr>
+                                <w:rFonts w:cs="B Nazanin"/>
+                                <w:color w:val="000000" w:themeColor="text1"/>
+                                <w:sz w:val="26"/>
+                                <w:szCs w:val="26"/>
+                                <w:lang w:bidi="fa-IR"/>
+                              </w:rPr>
+                              <w:t>7</w:t>
+                            </w:r>
+                            <w:r>
+                              <w:rPr>
+                                <w:rFonts w:cs="B Nazanin" w:hint="cs"/>
+                                <w:color w:val="000000" w:themeColor="text1"/>
+                                <w:sz w:val="26"/>
+                                <w:szCs w:val="26"/>
+                                <w:rtl/>
+                                <w:lang w:bidi="fa-IR"/>
+                              </w:rPr>
+                              <w:t>.</w:t>
+                            </w:r>
+                            <w:proofErr w:type="gramStart"/>
+                            <w:r>
+                              <w:rPr>
+                                <w:rFonts w:cs="B Nazanin"/>
+                                <w:color w:val="000000" w:themeColor="text1"/>
+                                <w:sz w:val="26"/>
+                                <w:szCs w:val="26"/>
+                                <w:lang w:bidi="fa-IR"/>
+                              </w:rPr>
+                              <w:t>matplotlib</w:t>
+                            </w:r>
+                            <w:r>
+                              <w:rPr>
+                                <w:rFonts w:cs="B Nazanin" w:hint="cs"/>
+                                <w:color w:val="000000" w:themeColor="text1"/>
+                                <w:sz w:val="26"/>
+                                <w:szCs w:val="26"/>
+                                <w:rtl/>
+                                <w:lang w:bidi="fa-IR"/>
+                              </w:rPr>
+                              <w:t xml:space="preserve"> :</w:t>
+                            </w:r>
+                            <w:proofErr w:type="gramEnd"/>
+                            <w:r>
+                              <w:rPr>
+                                <w:rFonts w:cs="B Nazanin" w:hint="cs"/>
+                                <w:color w:val="000000" w:themeColor="text1"/>
+                                <w:sz w:val="26"/>
+                                <w:szCs w:val="26"/>
+                                <w:rtl/>
+                                <w:lang w:bidi="fa-IR"/>
+                              </w:rPr>
+                              <w:t xml:space="preserve"> برای ترسیم داده ها و پیشرفت های کاربر </w:t>
                             </w:r>
                           </w:p>
                           <w:p>
@@ -6872,6 +7124,7 @@
                         </w:rPr>
                         <w:t xml:space="preserve">کد برنامه را با استفاده از سیستم </w:t>
                       </w:r>
+                      <w:proofErr w:type="spellStart"/>
                       <w:r>
                         <w:rPr>
                           <w:rFonts w:cs="B Nazanin"/>
@@ -6882,73 +7135,9 @@
                           <w:szCs w:val="28"/>
                           <w:lang w:bidi="fa-IR"/>
                         </w:rPr>
-                        <w:t xml:space="preserve">oop </w:t>
-                      </w:r>
-                      <w:r>
-                        <w:rPr>
-                          <w:rFonts w:cs="B Nazanin" w:hint="cs"/>
-                          <w:color w:val="000000" w:themeColor="text1"/>
-                          <w:sz w:val="28"/>
-                          <w:szCs w:val="28"/>
-                          <w:rtl/>
-                          <w:lang w:bidi="fa-IR"/>
-                        </w:rPr>
-                        <w:t xml:space="preserve"> یا همان </w:t>
-                      </w:r>
-                      <w:r>
-                        <w:rPr>
-                          <w:rFonts w:cs="B Nazanin"/>
-                          <w:color w:val="000000" w:themeColor="text1"/>
-                          <w:sz w:val="28"/>
-                          <w:szCs w:val="28"/>
-                          <w:lang w:bidi="fa-IR"/>
-                        </w:rPr>
-                        <w:t>object oriented programing</w:t>
-                      </w:r>
-                      <w:r>
-                        <w:rPr>
-                          <w:rFonts w:cs="B Nazanin" w:hint="cs"/>
-                          <w:color w:val="000000" w:themeColor="text1"/>
-                          <w:sz w:val="28"/>
-                          <w:szCs w:val="28"/>
-                          <w:rtl/>
-                          <w:lang w:bidi="fa-IR"/>
-                        </w:rPr>
-                        <w:t xml:space="preserve"> قرار است </w:t>
-                      </w:r>
-                      <w:r>
-                        <w:rPr>
-                          <w:rFonts w:cs="B Nazanin" w:hint="cs"/>
-                          <w:color w:val="000000" w:themeColor="text1"/>
-                          <w:sz w:val="28"/>
-                          <w:szCs w:val="28"/>
-                          <w:rtl/>
-                          <w:lang w:bidi="fa-IR"/>
-                        </w:rPr>
-                        <w:t>نوشته شود</w:t>
-                      </w:r>
-                      <w:r>
-                        <w:rPr>
-                          <w:rFonts w:cs="B Nazanin" w:hint="cs"/>
-                          <w:color w:val="000000" w:themeColor="text1"/>
-                          <w:sz w:val="28"/>
-                          <w:szCs w:val="28"/>
-                          <w:rtl/>
-                          <w:lang w:bidi="fa-IR"/>
-                        </w:rPr>
-                        <w:t xml:space="preserve"> </w:t>
-                      </w:r>
-                      <w:r>
-                        <w:rPr>
-                          <w:rFonts w:cs="B Nazanin" w:hint="cs"/>
-                          <w:color w:val="000000" w:themeColor="text1"/>
-                          <w:sz w:val="28"/>
-                          <w:szCs w:val="28"/>
-                          <w:rtl/>
-                          <w:lang w:bidi="fa-IR"/>
-                        </w:rPr>
-                        <w:t xml:space="preserve">و ممکن است از الگورتم هایی مانند </w:t>
-                      </w:r>
+                        <w:t>oop</w:t>
+                      </w:r>
+                      <w:proofErr w:type="spellEnd"/>
                       <w:r>
                         <w:rPr>
                           <w:rFonts w:cs="B Nazanin"/>
@@ -6959,6 +7148,83 @@
                           <w:szCs w:val="28"/>
                           <w:lang w:bidi="fa-IR"/>
                         </w:rPr>
+                        <w:t xml:space="preserve"> </w:t>
+                      </w:r>
+                      <w:r>
+                        <w:rPr>
+                          <w:rFonts w:cs="B Nazanin" w:hint="cs"/>
+                          <w:color w:val="000000" w:themeColor="text1"/>
+                          <w:sz w:val="28"/>
+                          <w:szCs w:val="28"/>
+                          <w:rtl/>
+                          <w:lang w:bidi="fa-IR"/>
+                        </w:rPr>
+                        <w:t xml:space="preserve"> یا همان </w:t>
+                      </w:r>
+                      <w:r>
+                        <w:rPr>
+                          <w:rFonts w:cs="B Nazanin"/>
+                          <w:color w:val="000000" w:themeColor="text1"/>
+                          <w:sz w:val="28"/>
+                          <w:szCs w:val="28"/>
+                          <w:lang w:bidi="fa-IR"/>
+                        </w:rPr>
+                        <w:t>object oriented programing</w:t>
+                      </w:r>
+                      <w:r>
+                        <w:rPr>
+                          <w:rFonts w:cs="B Nazanin" w:hint="cs"/>
+                          <w:color w:val="000000" w:themeColor="text1"/>
+                          <w:sz w:val="28"/>
+                          <w:szCs w:val="28"/>
+                          <w:rtl/>
+                          <w:lang w:bidi="fa-IR"/>
+                        </w:rPr>
+                        <w:t xml:space="preserve"> قرار است </w:t>
+                      </w:r>
+                      <w:r>
+                        <w:rPr>
+                          <w:rFonts w:cs="B Nazanin" w:hint="cs"/>
+                          <w:color w:val="000000" w:themeColor="text1"/>
+                          <w:sz w:val="28"/>
+                          <w:szCs w:val="28"/>
+                          <w:rtl/>
+                          <w:lang w:bidi="fa-IR"/>
+                        </w:rPr>
+                        <w:t>نوشته شود</w:t>
+                      </w:r>
+                      <w:r>
+                        <w:rPr>
+                          <w:rFonts w:cs="B Nazanin" w:hint="cs"/>
+                          <w:color w:val="000000" w:themeColor="text1"/>
+                          <w:sz w:val="28"/>
+                          <w:szCs w:val="28"/>
+                          <w:rtl/>
+                          <w:lang w:bidi="fa-IR"/>
+                        </w:rPr>
+                        <w:t xml:space="preserve"> </w:t>
+                      </w:r>
+                      <w:r>
+                        <w:rPr>
+                          <w:rFonts w:cs="B Nazanin" w:hint="cs"/>
+                          <w:color w:val="000000" w:themeColor="text1"/>
+                          <w:sz w:val="28"/>
+                          <w:szCs w:val="28"/>
+                          <w:rtl/>
+                          <w:lang w:bidi="fa-IR"/>
+                        </w:rPr>
+                        <w:t xml:space="preserve">و ممکن است از الگورتم هایی مانند </w:t>
+                      </w:r>
+                      <w:r>
+                        <w:rPr>
+                          <w:rFonts w:cs="B Nazanin"/>
+                          <w:b/>
+                          <w:bCs/>
+                          <w:color w:val="000000" w:themeColor="text1"/>
+                          <w:sz w:val="28"/>
+                          <w:szCs w:val="28"/>
+                          <w:lang w:bidi="fa-IR"/>
+                        </w:rPr>
                         <w:t>bubble sort</w:t>
                       </w:r>
                       <w:r>
@@ -7074,6 +7340,7 @@
                         </w:rPr>
                         <w:t xml:space="preserve"> قرار است الگوریتم هایی هم برای محاسبه </w:t>
                       </w:r>
+                      <w:proofErr w:type="spellStart"/>
                       <w:r>
                         <w:rPr>
                           <w:rFonts w:cs="B Nazanin"/>
@@ -7084,6 +7351,7 @@
                         </w:rPr>
                         <w:t>Bmi</w:t>
                       </w:r>
+                      <w:proofErr w:type="spellEnd"/>
                       <w:r>
                         <w:rPr>
                           <w:rFonts w:cs="B Nazanin" w:hint="cs"/>
@@ -7478,6 +7746,7 @@
                         </w:rPr>
                         <w:t>.</w:t>
                       </w:r>
+                      <w:proofErr w:type="spellStart"/>
                       <w:r>
                         <w:rPr>
                           <w:rFonts w:cs="B Nazanin"/>
@@ -7488,6 +7757,7 @@
                         </w:rPr>
                         <w:t>pyqt</w:t>
                       </w:r>
+                      <w:proofErr w:type="spellEnd"/>
                       <w:r>
                         <w:rPr>
                           <w:rFonts w:cs="B Nazanin" w:hint="cs"/>
@@ -7510,6 +7780,7 @@
                         </w:rPr>
                         <w:t>(</w:t>
                       </w:r>
+                      <w:proofErr w:type="spellStart"/>
                       <w:r>
                         <w:rPr>
                           <w:rFonts w:cs="B Nazanin"/>
@@ -7520,8 +7791,7 @@
                         </w:rPr>
                         <w:t>gui</w:t>
                       </w:r>
-                      <w:bookmarkStart w:id="1" w:name="_GoBack"/>
-                      <w:bookmarkEnd w:id="1"/>
+                      <w:proofErr w:type="spellEnd"/>
                       <w:r>
                         <w:rPr>
                           <w:rFonts w:cs="B Nazanin" w:hint="cs"/>
@@ -7582,6 +7852,8 @@
                         </w:rPr>
                         <w:t>.</w:t>
                       </w:r>
+                      <w:proofErr w:type="spellStart"/>
+                      <w:proofErr w:type="gramStart"/>
                       <w:r>
                         <w:rPr>
                           <w:rFonts w:cs="B Nazanin"/>
@@ -7592,6 +7864,7 @@
                         </w:rPr>
                         <w:t>mysql</w:t>
                       </w:r>
+                      <w:proofErr w:type="spellEnd"/>
                       <w:r>
                         <w:rPr>
                           <w:rFonts w:cs="B Nazanin" w:hint="cs"/>
@@ -7601,7 +7874,19 @@
                           <w:rtl/>
                           <w:lang w:bidi="fa-IR"/>
                         </w:rPr>
-                        <w:t xml:space="preserve"> : برای ذخیره سازی و استفاده داده های برنامه </w:t>
+                        <w:t xml:space="preserve"> :</w:t>
+                      </w:r>
+                      <w:proofErr w:type="gramEnd"/>
+                      <w:r>
+                        <w:rPr>
+                          <w:rFonts w:cs="B Nazanin" w:hint="cs"/>
+                          <w:color w:val="000000" w:themeColor="text1"/>
+                          <w:sz w:val="26"/>
+                          <w:szCs w:val="26"/>
+                          <w:rtl/>
+                          <w:lang w:bidi="fa-IR"/>
+                        </w:rPr>
+                        <w:t xml:space="preserve"> برای ذخیره سازی و استفاده داده های برنامه </w:t>
                       </w:r>
                     </w:p>
                     <w:p>
@@ -7641,6 +7926,7 @@
                         </w:rPr>
                         <w:t>.</w:t>
                       </w:r>
+                      <w:proofErr w:type="gramStart"/>
                       <w:r>
                         <w:rPr>
                           <w:rFonts w:cs="B Nazanin"/>
@@ -7660,7 +7946,19 @@
                           <w:rtl/>
                           <w:lang w:bidi="fa-IR"/>
                         </w:rPr>
-                        <w:t xml:space="preserve"> : برای بدست اوردن کال</w:t>
+                        <w:t xml:space="preserve"> :</w:t>
+                      </w:r>
+                      <w:proofErr w:type="gramEnd"/>
+                      <w:r>
+                        <w:rPr>
+                          <w:rFonts w:cs="B Nazanin" w:hint="cs"/>
+                          <w:color w:val="000000" w:themeColor="text1"/>
+                          <w:sz w:val="26"/>
+                          <w:szCs w:val="26"/>
+                          <w:rtl/>
+                          <w:lang w:bidi="fa-IR"/>
+                        </w:rPr>
+                        <w:t xml:space="preserve"> برای بدست اوردن کال</w:t>
                       </w:r>
                       <w:r>
                         <w:rPr>
@@ -7711,6 +8009,7 @@
                         </w:rPr>
                         <w:t xml:space="preserve">. </w:t>
                       </w:r>
+                      <w:proofErr w:type="gramStart"/>
                       <w:r>
                         <w:rPr>
                           <w:rFonts w:cs="B Nazanin"/>
@@ -7730,7 +8029,19 @@
                           <w:rtl/>
                           <w:lang w:bidi="fa-IR"/>
                         </w:rPr>
-                        <w:t xml:space="preserve"> : برای درست کردن صفحه اصلی برنامه </w:t>
+                        <w:t xml:space="preserve"> :</w:t>
+                      </w:r>
+                      <w:proofErr w:type="gramEnd"/>
+                      <w:r>
+                        <w:rPr>
+                          <w:rFonts w:cs="B Nazanin" w:hint="cs"/>
+                          <w:color w:val="000000" w:themeColor="text1"/>
+                          <w:sz w:val="26"/>
+                          <w:szCs w:val="26"/>
+                          <w:rtl/>
+                          <w:lang w:bidi="fa-IR"/>
+                        </w:rPr>
+                        <w:t xml:space="preserve"> برای درست کردن صفحه اصلی برنامه </w:t>
                       </w:r>
                     </w:p>
                     <w:p>
@@ -7759,6 +8070,7 @@
                         </w:rPr>
                         <w:t>5.</w:t>
                       </w:r>
+                      <w:proofErr w:type="spellStart"/>
                       <w:r>
                         <w:rPr>
                           <w:rFonts w:cs="B Nazanin"/>
@@ -7769,6 +8081,7 @@
                         </w:rPr>
                         <w:t>Hashlib</w:t>
                       </w:r>
+                      <w:proofErr w:type="spellEnd"/>
                       <w:r>
                         <w:rPr>
                           <w:rFonts w:cs="B Nazanin" w:hint="cs"/>
@@ -7814,7 +8127,6 @@
                           <w:color w:val="000000" w:themeColor="text1"/>
                           <w:sz w:val="26"/>
                           <w:szCs w:val="26"/>
-                          <w:rtl/>
                           <w:lang w:bidi="fa-IR"/>
                         </w:rPr>
                       </w:pPr>
@@ -7839,6 +8151,8 @@
                         </w:rPr>
                         <w:t>.</w:t>
                       </w:r>
+                      <w:proofErr w:type="spellStart"/>
+                      <w:proofErr w:type="gramStart"/>
                       <w:r>
                         <w:rPr>
                           <w:rFonts w:cs="B Nazanin"/>
@@ -7849,6 +8163,7 @@
                         </w:rPr>
                         <w:t>qtcharts</w:t>
                       </w:r>
+                      <w:proofErr w:type="spellEnd"/>
                       <w:r>
                         <w:rPr>
                           <w:rFonts w:cs="B Nazanin" w:hint="cs"/>
@@ -7860,6 +8175,7 @@
                         </w:rPr>
                         <w:t xml:space="preserve"> :</w:t>
                       </w:r>
+                      <w:proofErr w:type="gramEnd"/>
                       <w:r>
                         <w:rPr>
                           <w:rFonts w:cs="B Nazanin"/>
@@ -7879,7 +8195,79 @@
                           <w:rtl/>
                           <w:lang w:bidi="fa-IR"/>
                         </w:rPr>
-                        <w:t>برای تبدیل داده ها و پیشرفت های کاربر به جدول</w:t>
+                        <w:t>برای ترسیم داده ها و پیشرفت های کاربر</w:t>
+                      </w:r>
+                    </w:p>
+                    <w:p>
+                      <w:pPr>
+                        <w:tabs>
+                          <w:tab w:val="right" w:leader="dot" w:pos="8967"/>
+                        </w:tabs>
+                        <w:bidi/>
+                        <w:jc w:val="both"/>
+                        <w:rPr>
+                          <w:rFonts w:cs="B Nazanin"/>
+                          <w:color w:val="000000" w:themeColor="text1"/>
+                          <w:sz w:val="26"/>
+                          <w:szCs w:val="26"/>
+                          <w:rtl/>
+                          <w:lang w:bidi="fa-IR"/>
+                        </w:rPr>
+                      </w:pPr>
+                      <w:r>
+                        <w:rPr>
+                          <w:rFonts w:cs="B Nazanin"/>
+                          <w:color w:val="000000" w:themeColor="text1"/>
+                          <w:sz w:val="26"/>
+                          <w:szCs w:val="26"/>
+                          <w:lang w:bidi="fa-IR"/>
+                        </w:rPr>
+                        <w:t>7</w:t>
+                      </w:r>
+                      <w:r>
+                        <w:rPr>
+                          <w:rFonts w:cs="B Nazanin" w:hint="cs"/>
+                          <w:color w:val="000000" w:themeColor="text1"/>
+                          <w:sz w:val="26"/>
+                          <w:szCs w:val="26"/>
+                          <w:rtl/>
+                          <w:lang w:bidi="fa-IR"/>
+                        </w:rPr>
+                        <w:t>.</w:t>
+                      </w:r>
+                      <w:proofErr w:type="gramStart"/>
+                      <w:r>
+                        <w:rPr>
+                          <w:rFonts w:cs="B Nazanin"/>
+                          <w:color w:val="000000" w:themeColor="text1"/>
+                          <w:sz w:val="26"/>
+                          <w:szCs w:val="26"/>
+                          <w:lang w:bidi="fa-IR"/>
+                        </w:rPr>
+                        <w:t>matplotlib</w:t>
+                      </w:r>
+                      <w:r>
+                        <w:rPr>
+                          <w:rFonts w:cs="B Nazanin" w:hint="cs"/>
+                          <w:color w:val="000000" w:themeColor="text1"/>
+                          <w:sz w:val="26"/>
+                          <w:szCs w:val="26"/>
+                          <w:rtl/>
+                          <w:lang w:bidi="fa-IR"/>
+                        </w:rPr>
+                        <w:t xml:space="preserve"> :</w:t>
+                      </w:r>
+                      <w:proofErr w:type="gramEnd"/>
+                      <w:r>
+                        <w:rPr>
+                          <w:rFonts w:cs="B Nazanin" w:hint="cs"/>
+                          <w:color w:val="000000" w:themeColor="text1"/>
+                          <w:sz w:val="26"/>
+                          <w:szCs w:val="26"/>
+                          <w:rtl/>
+                          <w:lang w:bidi="fa-IR"/>
+                        </w:rPr>
+                        <w:t xml:space="preserve"> برای ترسیم داده ها و پیشرفت های کاربر </w:t>
                       </w:r>
                     </w:p>
                     <w:p>
@@ -8841,6 +9229,7 @@
                                     </w:rPr>
                                     <w:t xml:space="preserve">طراحی </w:t>
                                   </w:r>
+                                  <w:proofErr w:type="spellStart"/>
                                   <w:r>
                                     <w:rPr>
                                       <w:rFonts w:cs="B Nazanin"/>
@@ -8848,7 +9237,17 @@
                                       <w:szCs w:val="28"/>
                                       <w:lang w:bidi="fa-IR"/>
                                     </w:rPr>
-                                    <w:t xml:space="preserve">gui </w:t>
+                                    <w:t>gui</w:t>
+                                  </w:r>
+                                  <w:proofErr w:type="spellEnd"/>
+                                  <w:r>
+                                    <w:rPr>
+                                      <w:rFonts w:cs="B Nazanin"/>
+                                      <w:sz w:val="28"/>
+                                      <w:szCs w:val="28"/>
+                                      <w:lang w:bidi="fa-IR"/>
+                                    </w:rPr>
+                                    <w:t xml:space="preserve"> </w:t>
                                   </w:r>
                                   <w:r>
                                     <w:rPr>
@@ -9154,17 +9553,6 @@
                                   </w:r>
                                   <w:r>
                                     <w:rPr>
-                                      <w:rFonts w:cs="B Nazanin"/>
-                                      <w:b/>
-                                      <w:bCs/>
-                                      <w:sz w:val="28"/>
-                                      <w:szCs w:val="28"/>
-                                      <w:lang w:bidi="fa-IR"/>
-                                    </w:rPr>
-                                    <w:t>backend</w:t>
-                                  </w:r>
-                                  <w:r>
-                                    <w:rPr>
                                       <w:rFonts w:cs="B Nazanin" w:hint="cs"/>
                                       <w:b/>
                                       <w:bCs/>
@@ -9173,7 +9561,7 @@
                                       <w:rtl/>
                                       <w:lang w:bidi="fa-IR"/>
                                     </w:rPr>
-                                    <w:t xml:space="preserve"> و محاسبات برنامه</w:t>
+                                    <w:t xml:space="preserve">چهارچوب اصلی صفحات برنامه </w:t>
                                   </w:r>
                                 </w:p>
                               </w:tc>
@@ -9284,14 +9672,15 @@
                                   </w:r>
                                   <w:r>
                                     <w:rPr>
-                                      <w:rFonts w:cs="B Nazanin"/>
+                                      <w:rFonts w:cs="B Nazanin" w:hint="cs"/>
                                       <w:b/>
                                       <w:bCs/>
                                       <w:sz w:val="28"/>
                                       <w:szCs w:val="28"/>
+                                      <w:rtl/>
                                       <w:lang w:bidi="fa-IR"/>
                                     </w:rPr>
-                                    <w:t>backend</w:t>
+                                    <w:t>قسمت</w:t>
                                   </w:r>
                                   <w:r>
                                     <w:rPr>
@@ -9303,7 +9692,18 @@
                                       <w:rtl/>
                                       <w:lang w:bidi="fa-IR"/>
                                     </w:rPr>
-                                    <w:t xml:space="preserve"> و محاسبات برنامه</w:t>
+                                    <w:t xml:space="preserve"> برنامه ورزشی </w:t>
+                                  </w:r>
+                                  <w:r>
+                                    <w:rPr>
+                                      <w:rFonts w:cs="B Nazanin"/>
+                                      <w:b/>
+                                      <w:bCs/>
+                                      <w:sz w:val="28"/>
+                                      <w:szCs w:val="28"/>
+                                      <w:lang w:bidi="fa-IR"/>
+                                    </w:rPr>
+                                    <w:t>backend</w:t>
                                   </w:r>
                                 </w:p>
                               </w:tc>
@@ -9395,7 +9795,6 @@
                                       <w:bCs/>
                                       <w:sz w:val="28"/>
                                       <w:szCs w:val="28"/>
-                                      <w:rtl/>
                                       <w:lang w:bidi="fa-IR"/>
                                     </w:rPr>
                                   </w:pPr>
@@ -9409,7 +9808,30 @@
                                       <w:rtl/>
                                       <w:lang w:bidi="fa-IR"/>
                                     </w:rPr>
-                                    <w:t>ایجاد نحوه ذخیره سازی داده ها</w:t>
+                                    <w:t>طراحی قسمت</w:t>
+                                  </w:r>
+                                  <w:r>
+                                    <w:rPr>
+                                      <w:rFonts w:cs="B Nazanin" w:hint="cs"/>
+                                      <w:b/>
+                                      <w:bCs/>
+                                      <w:sz w:val="28"/>
+                                      <w:szCs w:val="28"/>
+                                      <w:rtl/>
+                                      <w:lang w:bidi="fa-IR"/>
+                                    </w:rPr>
+                                    <w:t xml:space="preserve"> برنامه تغذیه ای</w:t>
+                                  </w:r>
+                                  <w:r>
+                                    <w:rPr>
+                                      <w:rFonts w:cs="B Nazanin"/>
+                                      <w:b/>
+                                      <w:bCs/>
+                                      <w:sz w:val="28"/>
+                                      <w:szCs w:val="28"/>
+                                      <w:lang w:bidi="fa-IR"/>
+                                    </w:rPr>
+                                    <w:t xml:space="preserve"> backend </w:t>
                                   </w:r>
                                 </w:p>
                               </w:tc>
@@ -9501,7 +9923,6 @@
                                       <w:bCs/>
                                       <w:sz w:val="28"/>
                                       <w:szCs w:val="28"/>
-                                      <w:rtl/>
                                     </w:rPr>
                                   </w:pPr>
                                   <w:r>
@@ -9513,7 +9934,7 @@
                                       <w:szCs w:val="28"/>
                                       <w:rtl/>
                                     </w:rPr>
-                                    <w:t>ایجاد نحوه ذخیره سازی داده ها</w:t>
+                                    <w:t>رفع باگ های احتمالی</w:t>
                                   </w:r>
                                 </w:p>
                               </w:tc>
@@ -9892,6 +10313,7 @@
                               </w:rPr>
                               <w:t xml:space="preserve">طراحی </w:t>
                             </w:r>
+                            <w:proofErr w:type="spellStart"/>
                             <w:r>
                               <w:rPr>
                                 <w:rFonts w:cs="B Nazanin"/>
@@ -9899,7 +10321,17 @@
                                 <w:szCs w:val="28"/>
                                 <w:lang w:bidi="fa-IR"/>
                               </w:rPr>
-                              <w:t xml:space="preserve">gui </w:t>
+                              <w:t>gui</w:t>
+                            </w:r>
+                            <w:proofErr w:type="spellEnd"/>
+                            <w:r>
+                              <w:rPr>
+                                <w:rFonts w:cs="B Nazanin"/>
+                                <w:sz w:val="28"/>
+                                <w:szCs w:val="28"/>
+                                <w:lang w:bidi="fa-IR"/>
+                              </w:rPr>
+                              <w:t xml:space="preserve"> </w:t>
                             </w:r>
                             <w:r>
                               <w:rPr>
@@ -10205,17 +10637,6 @@
                             </w:r>
                             <w:r>
                               <w:rPr>
-                                <w:rFonts w:cs="B Nazanin"/>
-                                <w:b/>
-                                <w:bCs/>
-                                <w:sz w:val="28"/>
-                                <w:szCs w:val="28"/>
-                                <w:lang w:bidi="fa-IR"/>
-                              </w:rPr>
-                              <w:t>backend</w:t>
-                            </w:r>
-                            <w:r>
-                              <w:rPr>
                                 <w:rFonts w:cs="B Nazanin" w:hint="cs"/>
                                 <w:b/>
                                 <w:bCs/>
@@ -10224,7 +10645,7 @@
                                 <w:rtl/>
                                 <w:lang w:bidi="fa-IR"/>
                               </w:rPr>
-                              <w:t xml:space="preserve"> و محاسبات برنامه</w:t>
+                              <w:t xml:space="preserve">چهارچوب اصلی صفحات برنامه </w:t>
                             </w:r>
                           </w:p>
                         </w:tc>
@@ -10335,6 +10756,30 @@
                             </w:r>
                             <w:r>
                               <w:rPr>
+                                <w:rFonts w:cs="B Nazanin" w:hint="cs"/>
+                                <w:b/>
+                                <w:bCs/>
+                                <w:sz w:val="28"/>
+                                <w:szCs w:val="28"/>
+                                <w:rtl/>
+                                <w:lang w:bidi="fa-IR"/>
+                              </w:rPr>
+                              <w:t>قسمت</w:t>
+                            </w:r>
+                            <w:r>
+                              <w:rPr>
+                                <w:rFonts w:cs="B Nazanin" w:hint="cs"/>
+                                <w:b/>
+                                <w:bCs/>
+                                <w:sz w:val="28"/>
+                                <w:szCs w:val="28"/>
+                                <w:rtl/>
+                                <w:lang w:bidi="fa-IR"/>
+                              </w:rPr>
+                              <w:t xml:space="preserve"> برنامه ورزشی </w:t>
+                            </w:r>
+                            <w:r>
+                              <w:rPr>
                                 <w:rFonts w:cs="B Nazanin"/>
                                 <w:b/>
                                 <w:bCs/>
@@ -10343,18 +10788,6 @@
                                 <w:lang w:bidi="fa-IR"/>
                               </w:rPr>
                               <w:t>backend</w:t>
-                            </w:r>
-                            <w:r>
-                              <w:rPr>
-                                <w:rFonts w:cs="B Nazanin" w:hint="cs"/>
-                                <w:b/>
-                                <w:bCs/>
-                                <w:sz w:val="28"/>
-                                <w:szCs w:val="28"/>
-                                <w:rtl/>
-                                <w:lang w:bidi="fa-IR"/>
-                              </w:rPr>
-                              <w:t xml:space="preserve"> و محاسبات برنامه</w:t>
                             </w:r>
                           </w:p>
                         </w:tc>
@@ -10446,7 +10879,6 @@
                                 <w:bCs/>
                                 <w:sz w:val="28"/>
                                 <w:szCs w:val="28"/>
-                                <w:rtl/>
                                 <w:lang w:bidi="fa-IR"/>
                               </w:rPr>
                             </w:pPr>
@@ -10460,7 +10892,30 @@
                                 <w:rtl/>
                                 <w:lang w:bidi="fa-IR"/>
                               </w:rPr>
-                              <w:t>ایجاد نحوه ذخیره سازی داده ها</w:t>
+                              <w:t>طراحی قسمت</w:t>
+                            </w:r>
+                            <w:r>
+                              <w:rPr>
+                                <w:rFonts w:cs="B Nazanin" w:hint="cs"/>
+                                <w:b/>
+                                <w:bCs/>
+                                <w:sz w:val="28"/>
+                                <w:szCs w:val="28"/>
+                                <w:rtl/>
+                                <w:lang w:bidi="fa-IR"/>
+                              </w:rPr>
+                              <w:t xml:space="preserve"> برنامه تغذیه ای</w:t>
+                            </w:r>
+                            <w:r>
+                              <w:rPr>
+                                <w:rFonts w:cs="B Nazanin"/>
+                                <w:b/>
+                                <w:bCs/>
+                                <w:sz w:val="28"/>
+                                <w:szCs w:val="28"/>
+                                <w:lang w:bidi="fa-IR"/>
+                              </w:rPr>
+                              <w:t xml:space="preserve"> backend </w:t>
                             </w:r>
                           </w:p>
                         </w:tc>
@@ -10552,7 +11007,6 @@
                                 <w:bCs/>
                                 <w:sz w:val="28"/>
                                 <w:szCs w:val="28"/>
-                                <w:rtl/>
                               </w:rPr>
                             </w:pPr>
                             <w:r>
@@ -10564,7 +11018,7 @@
                                 <w:szCs w:val="28"/>
                                 <w:rtl/>
                               </w:rPr>
-                              <w:t>ایجاد نحوه ذخیره سازی داده ها</w:t>
+                              <w:t>رفع باگ های احتمالی</w:t>
                             </w:r>
                           </w:p>
                         </w:tc>
@@ -11100,8 +11554,22 @@
                                 <w:szCs w:val="28"/>
                                 <w:lang w:bidi="fa-IR"/>
                               </w:rPr>
-                              <w:t xml:space="preserve"> css</w:t>
-                            </w:r>
+                              <w:t xml:space="preserve"> </w:t>
+                            </w:r>
+                            <w:proofErr w:type="spellStart"/>
+                            <w:r>
+                              <w:rPr>
+                                <w:rFonts w:cs="B Nazanin"/>
+                                <w:b/>
+                                <w:bCs/>
+                                <w:color w:val="000000" w:themeColor="text1"/>
+                                <w:sz w:val="28"/>
+                                <w:szCs w:val="28"/>
+                                <w:lang w:bidi="fa-IR"/>
+                              </w:rPr>
+                              <w:t>css</w:t>
+                            </w:r>
+                            <w:proofErr w:type="spellEnd"/>
                             <w:r>
                               <w:rPr>
                                 <w:rFonts w:cs="B Nazanin" w:hint="cs"/>
@@ -11171,7 +11639,7 @@
                               <w:bidi/>
                               <w:jc w:val="both"/>
                               <w:rPr>
-                                <w:rFonts w:cs="B Nazanin" w:hint="cs"/>
+                                <w:rFonts w:cs="B Nazanin"/>
                                 <w:color w:val="000000" w:themeColor="text1"/>
                                 <w:sz w:val="28"/>
                                 <w:szCs w:val="28"/>
@@ -11513,8 +11981,22 @@
                           <w:szCs w:val="28"/>
                           <w:lang w:bidi="fa-IR"/>
                         </w:rPr>
-                        <w:t xml:space="preserve"> css</w:t>
-                      </w:r>
+                        <w:t xml:space="preserve"> </w:t>
+                      </w:r>
+                      <w:proofErr w:type="spellStart"/>
+                      <w:r>
+                        <w:rPr>
+                          <w:rFonts w:cs="B Nazanin"/>
+                          <w:b/>
+                          <w:bCs/>
+                          <w:color w:val="000000" w:themeColor="text1"/>
+                          <w:sz w:val="28"/>
+                          <w:szCs w:val="28"/>
+                          <w:lang w:bidi="fa-IR"/>
+                        </w:rPr>
+                        <w:t>css</w:t>
+                      </w:r>
+                      <w:proofErr w:type="spellEnd"/>
                       <w:r>
                         <w:rPr>
                           <w:rFonts w:cs="B Nazanin" w:hint="cs"/>
@@ -11584,7 +12066,7 @@
                         <w:bidi/>
                         <w:jc w:val="both"/>
                         <w:rPr>
-                          <w:rFonts w:cs="B Nazanin" w:hint="cs"/>
+                          <w:rFonts w:cs="B Nazanin"/>
                           <w:color w:val="000000" w:themeColor="text1"/>
                           <w:sz w:val="28"/>
                           <w:szCs w:val="28"/>
@@ -12416,6 +12898,7 @@
   <w:style w:type="character" w:default="1" w:styleId="DefaultParagraphFont">
     <w:name w:val="Default Paragraph Font"/>
     <w:uiPriority w:val="1"/>
+    <w:semiHidden/>
     <w:unhideWhenUsed/>
   </w:style>
   <w:style w:type="table" w:default="1" w:styleId="TableNormal">
@@ -12945,7 +13428,7 @@
 </file>
 
 <file path=customXml/itemProps1.xml><?xml version="1.0" encoding="utf-8"?>
-<ds:datastoreItem xmlns:ds="http://schemas.openxmlformats.org/officeDocument/2006/customXml" ds:itemID="{5AF69FDB-39E5-4276-8773-EA76F511D2B7}">
+<ds:datastoreItem xmlns:ds="http://schemas.openxmlformats.org/officeDocument/2006/customXml" ds:itemID="{DAD61580-6272-42E2-B004-FEF4ADA3D161}">
   <ds:schemaRefs>
     <ds:schemaRef ds:uri="http://schemas.openxmlformats.org/officeDocument/2006/bibliography"/>
   </ds:schemaRefs>
